--- a/.assets/Mdd400 Design Report.V0.0.1-1.docx
+++ b/.assets/Mdd400 Design Report.V0.0.1-1.docx
@@ -3167,14 +3167,7 @@
                 <w:noProof/>
                 <w:webHidden/>
               </w:rPr>
-              <w:t>2</w:t>
-            </w:r>
-            <w:r>
-              <w:rPr>
-                <w:noProof/>
-                <w:webHidden/>
-              </w:rPr>
-              <w:t>5</w:t>
+              <w:t>25</w:t>
             </w:r>
             <w:r>
               <w:rPr>
@@ -8617,7 +8610,6 @@
       <w:pPr>
         <w:pStyle w:val="ListBullet"/>
       </w:pPr>
-      <w:proofErr w:type="spellStart"/>
       <w:r>
         <w:rPr>
           <w:i/>
@@ -8625,7 +8617,6 @@
         </w:rPr>
         <w:t>analog</w:t>
       </w:r>
-      <w:proofErr w:type="spellEnd"/>
       <w:r>
         <w:rPr>
           <w:i/>
@@ -8752,15 +8743,7 @@
         <w:t> </w:t>
       </w:r>
       <w:r>
-        <w:t xml:space="preserve">V rail is implemented using a low-dropout linear regulator and is used exclusively for the masthead </w:t>
-      </w:r>
-      <w:proofErr w:type="spellStart"/>
-      <w:r>
-        <w:t>analog</w:t>
-      </w:r>
-      <w:proofErr w:type="spellEnd"/>
-      <w:r>
-        <w:t xml:space="preserve"> wind transducer. The transducer draws less than 50</w:t>
+        <w:t>V rail is implemented using a low-dropout linear regulator and is used exclusively for the masthead analog wind transducer. The transducer draws less than 50</w:t>
       </w:r>
       <w:r>
         <w:rPr>
@@ -8799,15 +8782,7 @@
         <w:pStyle w:val="BodyText"/>
       </w:pPr>
       <w:r>
-        <w:t xml:space="preserve">Critical circuits — such as power monitoring, communication interfaces and display — remain functional under abnormal voltage conditions. The system does not rely on any software-controlled start-up sequence or central controller to protect hardware against electrical faults. Where possible, faults are detected and isolated at the </w:t>
-      </w:r>
-      <w:proofErr w:type="spellStart"/>
-      <w:r>
-        <w:t>analog</w:t>
-      </w:r>
-      <w:proofErr w:type="spellEnd"/>
-      <w:r>
-        <w:t xml:space="preserve"> level.</w:t>
+        <w:t>Critical circuits — such as power monitoring, communication interfaces and display — remain functional under abnormal voltage conditions. The system does not rely on any software-controlled start-up sequence or central controller to protect hardware against electrical faults. Where possible, faults are detected and isolated at the analog level.</w:t>
       </w:r>
     </w:p>
     <w:p>
@@ -8865,15 +8840,7 @@
         <w:pStyle w:val="ListBullet"/>
       </w:pPr>
       <w:r>
-        <w:t xml:space="preserve">separation of </w:t>
-      </w:r>
-      <w:proofErr w:type="spellStart"/>
-      <w:r>
-        <w:t>analog</w:t>
-      </w:r>
-      <w:proofErr w:type="spellEnd"/>
-      <w:r>
-        <w:t xml:space="preserve"> and digital ground planes;</w:t>
+        <w:t>separation of analog and digital ground planes;</w:t>
       </w:r>
     </w:p>
     <w:p>
@@ -9021,15 +8988,7 @@
         <w:pStyle w:val="ListBullet"/>
       </w:pPr>
       <w:r>
-        <w:t xml:space="preserve">optional plug-and-play legacy serial data interface (e.g. NMEA 0183 or </w:t>
-      </w:r>
-      <w:proofErr w:type="spellStart"/>
-      <w:r>
-        <w:t>SeaTalk</w:t>
-      </w:r>
-      <w:proofErr w:type="spellEnd"/>
-      <w:r>
-        <w:t>-compatible) on selected models;</w:t>
+        <w:t>optional plug-and-play legacy serial data interface (e.g. NMEA 0183 or SeaTalk-compatible) on selected models;</w:t>
       </w:r>
     </w:p>
     <w:p>
@@ -9037,15 +8996,7 @@
         <w:pStyle w:val="ListBullet"/>
       </w:pPr>
       <w:r>
-        <w:t xml:space="preserve">support for </w:t>
-      </w:r>
-      <w:proofErr w:type="spellStart"/>
-      <w:r>
-        <w:t>analog</w:t>
-      </w:r>
-      <w:proofErr w:type="spellEnd"/>
-      <w:r>
-        <w:t xml:space="preserve"> wind transducers (angle and speed) on selected models;</w:t>
+        <w:t>support for analog wind transducers (angle and speed) on selected models;</w:t>
       </w:r>
     </w:p>
     <w:p>
@@ -9061,23 +9012,7 @@
         <w:pStyle w:val="ListBullet"/>
       </w:pPr>
       <w:r>
-        <w:t xml:space="preserve">Wi-Fi-ready for future protocols such as </w:t>
-      </w:r>
-      <w:proofErr w:type="spellStart"/>
-      <w:r>
-        <w:t>SignalK</w:t>
-      </w:r>
-      <w:proofErr w:type="spellEnd"/>
-      <w:r>
-        <w:t xml:space="preserve"> and </w:t>
-      </w:r>
-      <w:proofErr w:type="spellStart"/>
-      <w:r>
-        <w:t>OneNet</w:t>
-      </w:r>
-      <w:proofErr w:type="spellEnd"/>
-      <w:r>
-        <w:t>.</w:t>
+        <w:t>Wi-Fi-ready for future protocols such as SignalK and OneNet.</w:t>
       </w:r>
     </w:p>
     <w:p>
@@ -9098,30 +9033,83 @@
       <w:pPr>
         <w:pStyle w:val="Heading3"/>
       </w:pPr>
-      <w:bookmarkStart w:id="9" w:name="power-supply-subsystem"/>
-      <w:bookmarkStart w:id="10" w:name="_Toc202948613"/>
+      <w:bookmarkStart w:id="9" w:name="_Toc202948613"/>
+      <w:bookmarkStart w:id="10" w:name="power-supply-subsystem"/>
       <w:r>
         <w:t>Power Supply</w:t>
       </w:r>
+      <w:bookmarkEnd w:id="9"/>
+    </w:p>
+    <w:p>
+      <w:pPr>
+        <w:pStyle w:val="BodyText"/>
+      </w:pPr>
+      <w:r>
+        <w:t>The system is powered from a 12 V source via either the NMEA 2000 network or the (optional) legacy serial connection. Input power passes through reverse polarity protection, surge and current limiting, and an EMI filter before being regulated to:</w:t>
+      </w:r>
+    </w:p>
+    <w:p>
+      <w:pPr>
+        <w:pStyle w:val="ListBullet"/>
+      </w:pPr>
+      <w:r>
+        <w:t xml:space="preserve">5 V for display </w:t>
+      </w:r>
+      <w:r>
+        <w:t>and logic circuits (via SMPS);</w:t>
+      </w:r>
+    </w:p>
+    <w:p>
+      <w:pPr>
+        <w:pStyle w:val="ListBullet"/>
+      </w:pPr>
+      <w:r>
+        <w:t>3.3 V for the digital domain (via LDO); and</w:t>
+      </w:r>
+    </w:p>
+    <w:p>
+      <w:pPr>
+        <w:pStyle w:val="ListBullet"/>
+      </w:pPr>
+      <w:r>
+        <w:t>8 V for the analog wind transducer</w:t>
+      </w:r>
+      <w:r>
+        <w:t xml:space="preserve"> interface (via LDO) on selected models.</w:t>
+      </w:r>
+    </w:p>
+    <w:p>
+      <w:pPr>
+        <w:pStyle w:val="BodyText"/>
+      </w:pPr>
+      <w:bookmarkStart w:id="11" w:name="communication-interfaces"/>
       <w:bookmarkEnd w:id="10"/>
-    </w:p>
-    <w:p>
-      <w:pPr>
-        <w:pStyle w:val="BodyText"/>
-      </w:pPr>
-      <w:r>
-        <w:t>The system is powered from a 12 V source via either the NMEA 2000 network or the (optional) legacy serial connection. Input power passes through reverse polarity protection, surge and current limiting, and an EMI filter before being regulated to:</w:t>
-      </w:r>
+      <w:r>
+        <w:t xml:space="preserve">All three regulators are </w:t>
+      </w:r>
+      <w:r>
+        <w:t>designed</w:t>
+      </w:r>
+      <w:r>
+        <w:t xml:space="preserve"> to balance cost, robustness, and efficiency in line with the MDD400’s overall mission to survive real-world abuse without requiring repair or user intervention. </w:t>
+      </w:r>
+    </w:p>
+    <w:p>
+      <w:pPr>
+        <w:pStyle w:val="Heading3"/>
+      </w:pPr>
+      <w:bookmarkStart w:id="12" w:name="_Toc202948614"/>
+      <w:r>
+        <w:t>Communication Interfaces</w:t>
+      </w:r>
+      <w:bookmarkEnd w:id="12"/>
     </w:p>
     <w:p>
       <w:pPr>
         <w:pStyle w:val="ListBullet"/>
       </w:pPr>
       <w:r>
-        <w:t xml:space="preserve">5 V for display </w:t>
-      </w:r>
-      <w:r>
-        <w:t>and logic circuits (via SMPS);</w:t>
+        <w:t>NMEA 2000 (CANBUS) via the ESP32-S3’s internal TWAI peripheral and external CAN transceiver; and, on selected models</w:t>
       </w:r>
     </w:p>
     <w:p>
@@ -9129,7 +9117,33 @@
         <w:pStyle w:val="ListBullet"/>
       </w:pPr>
       <w:r>
-        <w:t>3.3 V for the digital domain (via LDO); and</w:t>
+        <w:t>a RS422 compatible, plug&amp;play interface that accepts legacy marine serial protocols such as NMEA 0183 and SeaTalk®.</w:t>
+      </w:r>
+    </w:p>
+    <w:p>
+      <w:pPr>
+        <w:pStyle w:val="Heading3"/>
+      </w:pPr>
+      <w:bookmarkStart w:id="13" w:name="_Toc202948615"/>
+      <w:bookmarkStart w:id="14" w:name="sensor-inputs"/>
+      <w:bookmarkEnd w:id="11"/>
+      <w:r>
+        <w:t>Sensor</w:t>
+      </w:r>
+      <w:r>
+        <w:t>s</w:t>
+      </w:r>
+      <w:bookmarkEnd w:id="13"/>
+    </w:p>
+    <w:p>
+      <w:pPr>
+        <w:pStyle w:val="BodyText"/>
+      </w:pPr>
+      <w:r>
+        <w:t>The following sensors are used</w:t>
+      </w:r>
+      <w:r>
+        <w:t xml:space="preserve"> by the MDD400:</w:t>
       </w:r>
     </w:p>
     <w:p>
@@ -9137,130 +9151,22 @@
         <w:pStyle w:val="ListBullet"/>
       </w:pPr>
       <w:r>
-        <w:t xml:space="preserve">8 V for the </w:t>
-      </w:r>
-      <w:proofErr w:type="spellStart"/>
-      <w:r>
-        <w:t>analog</w:t>
-      </w:r>
-      <w:proofErr w:type="spellEnd"/>
-      <w:r>
-        <w:t xml:space="preserve"> wind transducer</w:t>
-      </w:r>
-      <w:r>
-        <w:t xml:space="preserve"> interface (via LDO) on selected models.</w:t>
-      </w:r>
-    </w:p>
-    <w:p>
-      <w:pPr>
-        <w:pStyle w:val="BodyText"/>
-      </w:pPr>
-      <w:bookmarkStart w:id="11" w:name="communication-interfaces"/>
-      <w:bookmarkEnd w:id="9"/>
-      <w:r>
-        <w:t xml:space="preserve">All three regulators are </w:t>
-      </w:r>
-      <w:r>
-        <w:t>designed</w:t>
-      </w:r>
-      <w:r>
-        <w:t xml:space="preserve"> to balance cost, robustness, and efficiency in line with the MDD400’s overall mission to survive real-world abuse without requiring repair or user intervention. </w:t>
-      </w:r>
-    </w:p>
-    <w:p>
-      <w:pPr>
-        <w:pStyle w:val="Heading3"/>
-      </w:pPr>
-      <w:bookmarkStart w:id="12" w:name="_Toc202948614"/>
-      <w:r>
-        <w:t>Communication Interfaces</w:t>
-      </w:r>
-      <w:bookmarkEnd w:id="12"/>
+        <w:t xml:space="preserve">ESP32-S3 </w:t>
+      </w:r>
+      <w:r>
+        <w:t>integrated temperature sensor for diagnostics and protection;</w:t>
+      </w:r>
     </w:p>
     <w:p>
       <w:pPr>
         <w:pStyle w:val="ListBullet"/>
       </w:pPr>
-      <w:r>
-        <w:t>NMEA 2000 (CANBUS) via the ESP32-S3’s internal TWAI peripheral and external CAN transceiver; and, on selected models</w:t>
-      </w:r>
-    </w:p>
-    <w:p>
-      <w:pPr>
-        <w:pStyle w:val="ListBullet"/>
-      </w:pPr>
-      <w:r>
-        <w:t xml:space="preserve">a RS422 compatible, </w:t>
-      </w:r>
-      <w:proofErr w:type="spellStart"/>
-      <w:r>
-        <w:t>plug&amp;play</w:t>
-      </w:r>
-      <w:proofErr w:type="spellEnd"/>
-      <w:r>
-        <w:t xml:space="preserve"> interface that accepts legacy marine serial protocols such as NMEA 0183 and </w:t>
-      </w:r>
-      <w:proofErr w:type="spellStart"/>
-      <w:r>
-        <w:t>SeaTalk</w:t>
-      </w:r>
-      <w:proofErr w:type="spellEnd"/>
-      <w:r>
-        <w:t>®.</w:t>
-      </w:r>
-    </w:p>
-    <w:p>
-      <w:pPr>
-        <w:pStyle w:val="Heading3"/>
-      </w:pPr>
-      <w:bookmarkStart w:id="13" w:name="sensor-inputs"/>
-      <w:bookmarkStart w:id="14" w:name="_Toc202948615"/>
-      <w:bookmarkEnd w:id="11"/>
-      <w:r>
-        <w:t>Sensor</w:t>
-      </w:r>
-      <w:r>
-        <w:t>s</w:t>
-      </w:r>
-      <w:bookmarkEnd w:id="14"/>
-    </w:p>
-    <w:p>
-      <w:pPr>
-        <w:pStyle w:val="BodyText"/>
-      </w:pPr>
-      <w:r>
-        <w:t>The following sensors are used</w:t>
-      </w:r>
-      <w:r>
-        <w:t xml:space="preserve"> by the MDD400:</w:t>
-      </w:r>
-    </w:p>
-    <w:p>
-      <w:pPr>
-        <w:pStyle w:val="ListBullet"/>
-      </w:pPr>
-      <w:r>
-        <w:t xml:space="preserve">ESP32-S3 </w:t>
-      </w:r>
-      <w:r>
-        <w:t>integrated temperature sensor for diagnostics and protection;</w:t>
-      </w:r>
-    </w:p>
-    <w:p>
-      <w:pPr>
-        <w:pStyle w:val="ListBullet"/>
-      </w:pPr>
-      <w:proofErr w:type="spellStart"/>
       <w:r>
         <w:lastRenderedPageBreak/>
         <w:t>a</w:t>
       </w:r>
       <w:r>
-        <w:t>nalog</w:t>
-      </w:r>
-      <w:proofErr w:type="spellEnd"/>
-      <w:r>
-        <w:t xml:space="preserve"> </w:t>
+        <w:t xml:space="preserve">nalog </w:t>
       </w:r>
       <w:r>
         <w:t>current and voltage sensors for self-monitoring and diagnostics;</w:t>
@@ -9279,103 +9185,87 @@
         <w:pStyle w:val="ListBullet"/>
       </w:pPr>
       <w:r>
-        <w:t xml:space="preserve">wind transducer inputs for </w:t>
-      </w:r>
-      <w:proofErr w:type="spellStart"/>
-      <w:r>
-        <w:t>analog</w:t>
-      </w:r>
-      <w:proofErr w:type="spellEnd"/>
-      <w:r>
-        <w:t xml:space="preserve"> wind angle and frequency-based wind speed.</w:t>
+        <w:t>wind transducer inputs for analog wind angle and frequency-based wind speed.</w:t>
       </w:r>
     </w:p>
     <w:p>
       <w:pPr>
         <w:pStyle w:val="Heading3"/>
       </w:pPr>
-      <w:bookmarkStart w:id="15" w:name="display-subsystem"/>
-      <w:bookmarkStart w:id="16" w:name="_Toc202948616"/>
-      <w:bookmarkEnd w:id="13"/>
+      <w:bookmarkStart w:id="15" w:name="_Toc202948616"/>
+      <w:bookmarkStart w:id="16" w:name="display-subsystem"/>
+      <w:bookmarkEnd w:id="14"/>
       <w:r>
         <w:t>USER INTERFACE SUBSYSTEM</w:t>
       </w:r>
+      <w:bookmarkEnd w:id="15"/>
+    </w:p>
+    <w:p>
+      <w:pPr>
+        <w:pStyle w:val="BodyText"/>
+      </w:pPr>
+      <w:r>
+        <w:t>A custom DWIN DMG48480F040_01WTC</w:t>
+      </w:r>
+      <w:r>
+        <w:rPr>
+          <w:vertAlign w:val="superscript"/>
+        </w:rPr>
+        <w:t>[15]</w:t>
+      </w:r>
+      <w:r>
+        <w:t xml:space="preserve"> capacitive touchscreen display is used as user interface. The 4” TFT LCD display has a resolution of 480×480 pixels and communicates with the ESP32-S3 over UART using the DGUS II protocol.</w:t>
+      </w:r>
+    </w:p>
+    <w:p>
+      <w:pPr>
+        <w:pStyle w:val="Heading3"/>
+      </w:pPr>
+      <w:bookmarkStart w:id="17" w:name="_Toc202948617"/>
+      <w:bookmarkStart w:id="18" w:name="processing"/>
+      <w:r>
+        <w:t>Processing</w:t>
+      </w:r>
+      <w:bookmarkEnd w:id="17"/>
+    </w:p>
+    <w:p>
+      <w:pPr>
+        <w:pStyle w:val="BodyText"/>
+      </w:pPr>
+      <w:r>
+        <w:t>An Espressif ESP32-S3 microcontroller module handles all system logic, sensing, and communication. It manages protocol parsing, sensor readings, and updates to the display. The module includes Bluetooth/BLE for configuration and firmware updates, with Wi-Fi reserved for future features.</w:t>
+      </w:r>
+    </w:p>
+    <w:bookmarkEnd w:id="18"/>
+    <w:p>
+      <w:pPr>
+        <w:pStyle w:val="BodyText"/>
+      </w:pPr>
+    </w:p>
+    <w:p>
+      <w:pPr>
+        <w:pStyle w:val="Heading1"/>
+      </w:pPr>
+      <w:bookmarkStart w:id="19" w:name="_Toc202948618"/>
+      <w:bookmarkStart w:id="20" w:name="power-supply-subsystem-1"/>
+      <w:bookmarkEnd w:id="0"/>
       <w:bookmarkEnd w:id="16"/>
-    </w:p>
-    <w:p>
-      <w:pPr>
-        <w:pStyle w:val="BodyText"/>
-      </w:pPr>
-      <w:r>
-        <w:t>A custom DWIN DMG48480F040_01WTC</w:t>
-      </w:r>
-      <w:r>
-        <w:rPr>
-          <w:vertAlign w:val="superscript"/>
-        </w:rPr>
-        <w:t>[15]</w:t>
-      </w:r>
-      <w:r>
-        <w:t xml:space="preserve"> capacitive touchscreen display is used as user interface. The 4” TFT LCD display has a resolution of 480×480 pixels and communicates with the ESP32-S3 over UART using the DGUS II protocol.</w:t>
-      </w:r>
-    </w:p>
-    <w:p>
-      <w:pPr>
-        <w:pStyle w:val="Heading3"/>
-      </w:pPr>
-      <w:bookmarkStart w:id="17" w:name="processing"/>
-      <w:bookmarkStart w:id="18" w:name="_Toc202948617"/>
-      <w:r>
-        <w:t>Processing</w:t>
-      </w:r>
-      <w:bookmarkEnd w:id="18"/>
-    </w:p>
-    <w:p>
-      <w:pPr>
-        <w:pStyle w:val="BodyText"/>
-      </w:pPr>
-      <w:r>
-        <w:t xml:space="preserve">An </w:t>
-      </w:r>
-      <w:proofErr w:type="spellStart"/>
-      <w:r>
-        <w:t>Espressif</w:t>
-      </w:r>
-      <w:proofErr w:type="spellEnd"/>
-      <w:r>
-        <w:t xml:space="preserve"> ESP32-S3 microcontroller module handles all system logic, sensing, and communication. It manages protocol parsing, sensor readings, and updates to the display. The module includes Bluetooth/BLE for configuration and firmware updates, with Wi-Fi reserved for future features.</w:t>
-      </w:r>
-    </w:p>
-    <w:bookmarkEnd w:id="17"/>
-    <w:p>
-      <w:pPr>
-        <w:pStyle w:val="BodyText"/>
-      </w:pPr>
-    </w:p>
-    <w:p>
-      <w:pPr>
-        <w:pStyle w:val="Heading1"/>
-      </w:pPr>
-      <w:bookmarkStart w:id="19" w:name="power-supply-subsystem-1"/>
-      <w:bookmarkStart w:id="20" w:name="_Toc202948618"/>
-      <w:bookmarkEnd w:id="0"/>
-      <w:bookmarkEnd w:id="15"/>
       <w:r>
         <w:lastRenderedPageBreak/>
         <w:t>Power Supply Subsystem</w:t>
       </w:r>
-      <w:bookmarkEnd w:id="20"/>
+      <w:bookmarkEnd w:id="19"/>
     </w:p>
     <w:p>
       <w:pPr>
         <w:pStyle w:val="Heading2"/>
       </w:pPr>
-      <w:bookmarkStart w:id="21" w:name="input-protection-and-filtering"/>
-      <w:bookmarkStart w:id="22" w:name="_Toc202948619"/>
+      <w:bookmarkStart w:id="21" w:name="_Toc202948619"/>
+      <w:bookmarkStart w:id="22" w:name="input-protection-and-filtering"/>
       <w:r>
         <w:t>Power Supply Protection and Filtering</w:t>
       </w:r>
-      <w:bookmarkEnd w:id="22"/>
+      <w:bookmarkEnd w:id="21"/>
     </w:p>
     <w:p>
       <w:pPr>
@@ -9398,15 +9288,7 @@
         <w:pStyle w:val="BodyText"/>
       </w:pPr>
       <w:r>
-        <w:t xml:space="preserve">The electrical environment aboard small vessels shares many characteristics with automotive systems, but with greater variation and typically less standardisation. Marine electrical systems may incorporate multiple battery banks — often with separate cranking and house systems — and are increasingly adopting lithium chemistries such as </w:t>
-      </w:r>
-      <w:proofErr w:type="spellStart"/>
-      <w:r>
-        <w:t>LiFePO</w:t>
-      </w:r>
-      <w:proofErr w:type="spellEnd"/>
-      <w:r>
-        <w:t>₄. It is not uncommon for vessels to include 24</w:t>
+        <w:t>The electrical environment aboard small vessels shares many characteristics with automotive systems, but with greater variation and typically less standardisation. Marine electrical systems may incorporate multiple battery banks — often with separate cranking and house systems — and are increasingly adopting lithium chemistries such as LiFePO₄. It is not uncommon for vessels to include 24</w:t>
       </w:r>
       <w:r>
         <w:rPr>
@@ -9441,15 +9323,7 @@
         <w:t> </w:t>
       </w:r>
       <w:r>
-        <w:t xml:space="preserve">V supplies. The NMEA 2000 backbone, as well as legacy protocols such as </w:t>
-      </w:r>
-      <w:proofErr w:type="spellStart"/>
-      <w:r>
-        <w:t>SeaTalk</w:t>
-      </w:r>
-      <w:proofErr w:type="spellEnd"/>
-      <w:r>
-        <w:t xml:space="preserve"> and NMEA 0183, are all 12</w:t>
+        <w:t>V supplies. The NMEA 2000 backbone, as well as legacy protocols such as SeaTalk and NMEA 0183, are all 12</w:t>
       </w:r>
       <w:r>
         <w:rPr>
@@ -10484,13 +10358,8 @@
         </w:rPr>
         <w:t> </w:t>
       </w:r>
-      <w:proofErr w:type="spellStart"/>
-      <w:r>
-        <w:t>ms</w:t>
-      </w:r>
-      <w:proofErr w:type="spellEnd"/>
-      <w:r>
-        <w:t xml:space="preserve"> </w:t>
+      <w:r>
+        <w:t xml:space="preserve">ms </w:t>
       </w:r>
       <w:r>
         <w:rPr>
@@ -10776,15 +10645,7 @@
         <w:t xml:space="preserve"> </w:t>
       </w:r>
       <w:r>
-        <w:t xml:space="preserve">a </w:t>
-      </w:r>
-      <w:proofErr w:type="spellStart"/>
-      <w:r>
-        <w:t>Vce</w:t>
-      </w:r>
-      <w:proofErr w:type="spellEnd"/>
-      <w:r>
-        <w:t xml:space="preserve"> of </w:t>
+        <w:t xml:space="preserve">a Vce of </w:t>
       </w:r>
       <w:r>
         <w:t>150V and</w:t>
@@ -10808,15 +10669,7 @@
         <w:t> </w:t>
       </w:r>
       <w:r>
-        <w:t xml:space="preserve">mA, improving reliability under high </w:t>
-      </w:r>
-      <w:proofErr w:type="spellStart"/>
-      <w:r>
-        <w:t>dV</w:t>
-      </w:r>
-      <w:proofErr w:type="spellEnd"/>
-      <w:r>
-        <w:t>/dt switching conditions and providing a faster turn-off transition for the MOSFET. This ensures that both over-voltage and over-current protections activate swiftly and effectively.</w:t>
+        <w:t>mA, improving reliability under high dV/dt switching conditions and providing a faster turn-off transition for the MOSFET. This ensures that both over-voltage and over-current protections activate swiftly and effectively.</w:t>
       </w:r>
     </w:p>
     <w:p>
@@ -10908,13 +10761,8 @@
         </w:rPr>
         <w:t> </w:t>
       </w:r>
-      <w:proofErr w:type="spellStart"/>
-      <w:r>
-        <w:t>ms</w:t>
-      </w:r>
-      <w:proofErr w:type="spellEnd"/>
-      <w:r>
-        <w:t xml:space="preserve"> decay) was applied to the input. When the input exceeds the 18.5</w:t>
+      <w:r>
+        <w:t>ms decay) was applied to the input. When the input exceeds the 18.5</w:t>
       </w:r>
       <w:r>
         <w:rPr>
@@ -10946,13 +10794,8 @@
         </w:rPr>
         <w:t> </w:t>
       </w:r>
-      <w:proofErr w:type="spellStart"/>
-      <w:r>
-        <w:t>nF</w:t>
-      </w:r>
-      <w:proofErr w:type="spellEnd"/>
-      <w:r>
-        <w:t xml:space="preserve"> equivalent capacitance. Once the gate voltage crosses the MOSFET</w:t>
+      <w:r>
+        <w:t>nF equivalent capacitance. Once the gate voltage crosses the MOSFET</w:t>
       </w:r>
       <w:r>
         <w:rPr>
@@ -10961,15 +10804,7 @@
         <w:t>’</w:t>
       </w:r>
       <w:r>
-        <w:t xml:space="preserve">s </w:t>
-      </w:r>
-      <w:proofErr w:type="spellStart"/>
-      <w:r>
-        <w:t>Vgs</w:t>
-      </w:r>
-      <w:proofErr w:type="spellEnd"/>
-      <w:r>
-        <w:t xml:space="preserve">(off) threshold (approximately </w:t>
+        <w:t xml:space="preserve">s Vgs(off) threshold (approximately </w:t>
       </w:r>
       <w:r>
         <w:rPr>
@@ -11116,13 +10951,8 @@
         </w:rPr>
         <w:t> </w:t>
       </w:r>
-      <w:proofErr w:type="spellStart"/>
-      <w:r>
-        <w:t>ms</w:t>
-      </w:r>
-      <w:proofErr w:type="spellEnd"/>
-      <w:r>
-        <w:t>. In reverse polarity scenarios, the diode blocks current flow with minimal leakage (~0.5</w:t>
+      <w:r>
+        <w:t>ms. In reverse polarity scenarios, the diode blocks current flow with minimal leakage (~0.5</w:t>
       </w:r>
       <w:r>
         <w:rPr>
@@ -11201,13 +11031,8 @@
         </w:rPr>
         <w:t> </w:t>
       </w:r>
-      <w:proofErr w:type="spellStart"/>
-      <w:r>
-        <w:t>ms</w:t>
-      </w:r>
-      <w:proofErr w:type="spellEnd"/>
-      <w:r>
-        <w:t>. To verify its suitability for transient load dump conditions, a time-series simulation was performed using the worst-case ISO 7637-2 Pulse 5b profile.</w:t>
+      <w:r>
+        <w:t>ms. To verify its suitability for transient load dump conditions, a time-series simulation was performed using the worst-case ISO 7637-2 Pulse 5b profile.</w:t>
       </w:r>
     </w:p>
     <w:p>
@@ -11232,13 +11057,8 @@
         </w:rPr>
         <w:t> </w:t>
       </w:r>
-      <w:proofErr w:type="spellStart"/>
-      <w:r>
-        <w:t>ms</w:t>
-      </w:r>
-      <w:proofErr w:type="spellEnd"/>
-      <w:r>
-        <w:t>. The simulated energy dissipation was approximately 2.66</w:t>
+      <w:r>
+        <w:t>ms. The simulated energy dissipation was approximately 2.66</w:t>
       </w:r>
       <w:r>
         <w:rPr>
@@ -11391,13 +11211,8 @@
         </w:rPr>
         <w:t> </w:t>
       </w:r>
-      <w:proofErr w:type="spellStart"/>
-      <w:r>
-        <w:t>ms</w:t>
-      </w:r>
-      <w:proofErr w:type="spellEnd"/>
-      <w:r>
-        <w:t xml:space="preserve"> exponential decay) using time-series integration shows the diode absorbs approximately 19.3</w:t>
+      <w:r>
+        <w:t>ms exponential decay) using time-series integration shows the diode absorbs approximately 19.3</w:t>
       </w:r>
       <w:r>
         <w:rPr>
@@ -11619,13 +11434,8 @@
         </w:rPr>
         <w:t> </w:t>
       </w:r>
-      <w:proofErr w:type="spellStart"/>
-      <w:r>
-        <w:t>ms</w:t>
-      </w:r>
-      <w:proofErr w:type="spellEnd"/>
-      <w:r>
-        <w:t>, exceeding the SM8S36CA energy capacity;</w:t>
+      <w:r>
+        <w:t>ms, exceeding the SM8S36CA energy capacity;</w:t>
       </w:r>
     </w:p>
     <w:p>
@@ -11752,13 +11562,8 @@
         </w:rPr>
         <w:t> </w:t>
       </w:r>
-      <w:proofErr w:type="spellStart"/>
-      <w:r>
-        <w:t>ms</w:t>
-      </w:r>
-      <w:proofErr w:type="spellEnd"/>
-      <w:r>
-        <w:t>. Both the TVS (SM8S36CA) and the Schottky diode (SS34) were evaluated. While both were found to operate within their respective SOA at or below 175</w:t>
+      <w:r>
+        <w:t>ms. Both the TVS (SM8S36CA) and the Schottky diode (SS34) were evaluated. While both were found to operate within their respective SOA at or below 175</w:t>
       </w:r>
       <w:r>
         <w:rPr>
@@ -12087,13 +11892,8 @@
         </w:rPr>
         <w:t> </w:t>
       </w:r>
-      <w:proofErr w:type="spellStart"/>
-      <w:r>
-        <w:t>nF</w:t>
-      </w:r>
-      <w:proofErr w:type="spellEnd"/>
-      <w:r>
-        <w:t xml:space="preserve"> mid-filter capacitor, and additional 22</w:t>
+      <w:r>
+        <w:t>nF mid-filter capacitor, and additional 22</w:t>
       </w:r>
       <w:r>
         <w:rPr>
@@ -12261,15 +12061,7 @@
         <w:pStyle w:val="BodyText"/>
       </w:pPr>
       <w:r>
-        <w:t xml:space="preserve">Careful segregation of </w:t>
-      </w:r>
-      <w:proofErr w:type="spellStart"/>
-      <w:r>
-        <w:t>analog</w:t>
-      </w:r>
-      <w:proofErr w:type="spellEnd"/>
-      <w:r>
-        <w:t>, digital, and high-current switching grounds helps reduce loop areas and suppress radiated emissions. Key measures include:</w:t>
+        <w:t>Careful segregation of analog, digital, and high-current switching grounds helps reduce loop areas and suppress radiated emissions. Key measures include:</w:t>
       </w:r>
     </w:p>
     <w:p>
@@ -12545,15 +12337,7 @@
         <w:pStyle w:val="BodyText"/>
       </w:pPr>
       <w:r>
-        <w:t xml:space="preserve">The MDD400 incorporates the </w:t>
-      </w:r>
-      <w:proofErr w:type="spellStart"/>
-      <w:r>
-        <w:t>Espressif</w:t>
-      </w:r>
-      <w:proofErr w:type="spellEnd"/>
-      <w:r>
-        <w:t xml:space="preserve"> ESP32-S3 microcontroller, which includes integrated Wi-Fi and Bluetooth/BLE radios. The module carries CE and FCC modular certification, having been tested to comply with FCC Part 15 Subparts C and E, EN 300 328 and EN 301 489 under the Radio Equipment Directive (RED)</w:t>
+        <w:t>The MDD400 incorporates the Espressif ESP32-S3 microcontroller, which includes integrated Wi-Fi and Bluetooth/BLE radios. The module carries CE and FCC modular certification, having been tested to comply with FCC Part 15 Subparts C and E, EN 300 328 and EN 301 489 under the Radio Equipment Directive (RED)</w:t>
       </w:r>
       <w:r>
         <w:rPr>
@@ -12565,7 +12349,7 @@
         <w:t>. Provided the integration guidelines (antenna layout, decoupling, trace clearance) are followed — as they are in the MDD400 — no further radiated emissions testing is required at the system level.</w:t>
       </w:r>
       <w:bookmarkStart w:id="29" w:name="volt-supply"/>
-      <w:bookmarkEnd w:id="21"/>
+      <w:bookmarkEnd w:id="22"/>
     </w:p>
     <w:p>
       <w:pPr>
@@ -12685,15 +12469,7 @@
         <w:t> </w:t>
       </w:r>
       <w:r>
-        <w:t xml:space="preserve">V LDO: powers the optional </w:t>
-      </w:r>
-      <w:proofErr w:type="spellStart"/>
-      <w:r>
-        <w:t>analog</w:t>
-      </w:r>
-      <w:proofErr w:type="spellEnd"/>
-      <w:r>
-        <w:t xml:space="preserve"> wind transducer.</w:t>
+        <w:t>V LDO: powers the optional analog wind transducer.</w:t>
       </w:r>
     </w:p>
     <w:p>
@@ -12804,21 +12580,7 @@
         <w:rPr>
           <w:lang w:val="en-US"/>
         </w:rPr>
-        <w:t xml:space="preserve"> </w:t>
-      </w:r>
-      <w:proofErr w:type="spellStart"/>
-      <w:r>
-        <w:rPr>
-          <w:lang w:val="en-US"/>
-        </w:rPr>
-        <w:t>summarises</w:t>
-      </w:r>
-      <w:proofErr w:type="spellEnd"/>
-      <w:r>
-        <w:rPr>
-          <w:lang w:val="en-US"/>
-        </w:rPr>
-        <w:t xml:space="preserve"> the typical and peak 12</w:t>
+        <w:t xml:space="preserve"> summarises the typical and peak 12</w:t>
       </w:r>
       <w:r>
         <w:rPr>
@@ -13812,7 +13574,10 @@
         <w:t xml:space="preserve">Based on these estimates, the MDD400 </w:t>
       </w:r>
       <w:r>
-        <w:t>draws ~85</w:t>
+        <w:t>draws ~</w:t>
+      </w:r>
+      <w:r>
+        <w:t>208</w:t>
       </w:r>
       <w:r>
         <w:rPr>
@@ -14009,13 +13774,8 @@
         </w:rPr>
         <w:t> </w:t>
       </w:r>
-      <w:proofErr w:type="spellStart"/>
-      <w:r>
-        <w:t>MHz.</w:t>
-      </w:r>
-      <w:proofErr w:type="spellEnd"/>
-      <w:r>
-        <w:t xml:space="preserve"> The output is filtered using a 22</w:t>
+      <w:r>
+        <w:t>MHz. The output is filtered using a 22</w:t>
       </w:r>
       <w:r>
         <w:rPr>
@@ -14077,15 +13837,7 @@
         <w:pStyle w:val="BodyText"/>
       </w:pPr>
       <w:r>
-        <w:t xml:space="preserve">The SMPS layout closely follows Texas Instruments’ guidelines, with a compact switching loop, tight input/output capacitor placement, and careful separation of power and </w:t>
-      </w:r>
-      <w:proofErr w:type="spellStart"/>
-      <w:r>
-        <w:t>analog</w:t>
-      </w:r>
-      <w:proofErr w:type="spellEnd"/>
-      <w:r>
-        <w:t xml:space="preserve"> grounds. The SMPS section is isolated by local copper pours, connected to the global ground plane through a high-frequency ferrite.</w:t>
+        <w:t>The SMPS layout closely follows Texas Instruments’ guidelines, with a compact switching loop, tight input/output capacitor placement, and careful separation of power and analog grounds. The SMPS section is isolated by local copper pours, connected to the global ground plane through a high-frequency ferrite.</w:t>
       </w:r>
     </w:p>
     <w:p>
@@ -14124,14 +13876,14 @@
       <w:pPr>
         <w:pStyle w:val="Heading3"/>
       </w:pPr>
-      <w:bookmarkStart w:id="33" w:name="volt-digital-supply"/>
-      <w:bookmarkStart w:id="34" w:name="_Toc202948629"/>
+      <w:bookmarkStart w:id="33" w:name="_Toc202948629"/>
+      <w:bookmarkStart w:id="34" w:name="volt-digital-supply"/>
       <w:bookmarkEnd w:id="29"/>
       <w:r>
         <w:lastRenderedPageBreak/>
         <w:t>Digital Logic Domain (3.3 Volt)</w:t>
       </w:r>
-      <w:bookmarkEnd w:id="34"/>
+      <w:bookmarkEnd w:id="33"/>
     </w:p>
     <w:p>
       <w:pPr>
@@ -14165,15 +13917,7 @@
         <w:t>²</w:t>
       </w:r>
       <w:r>
-        <w:t xml:space="preserve">C sensors, and </w:t>
-      </w:r>
-      <w:proofErr w:type="spellStart"/>
-      <w:r>
-        <w:t>analog</w:t>
-      </w:r>
-      <w:proofErr w:type="spellEnd"/>
-      <w:r>
-        <w:t xml:space="preserve"> signal conditioning stages.</w:t>
+        <w:t>C sensors, and analog signal conditioning stages.</w:t>
       </w:r>
     </w:p>
     <w:p>
@@ -14220,13 +13964,8 @@
         </w:rPr>
         <w:t> </w:t>
       </w:r>
-      <w:proofErr w:type="spellStart"/>
-      <w:r>
-        <w:t>nF</w:t>
-      </w:r>
-      <w:proofErr w:type="spellEnd"/>
-      <w:r>
-        <w:t xml:space="preserve"> decoupling capacitors placed near all major loads;</w:t>
+      <w:r>
+        <w:t>nF decoupling capacitors placed near all major loads;</w:t>
       </w:r>
       <w:r>
         <w:t xml:space="preserve"> and</w:t>
@@ -14260,13 +13999,8 @@
         </w:rPr>
         <w:t> </w:t>
       </w:r>
-      <w:proofErr w:type="spellStart"/>
-      <w:r>
-        <w:t>nF</w:t>
-      </w:r>
-      <w:proofErr w:type="spellEnd"/>
-      <w:r>
-        <w:t xml:space="preserve"> RC pairs at the ESP32, CAN transceiver, and op-amp stages.</w:t>
+      <w:r>
+        <w:t>nF RC pairs at the ESP32, CAN transceiver, and op-amp stages.</w:t>
       </w:r>
     </w:p>
     <w:p>
@@ -14319,15 +14053,7 @@
         <w:pStyle w:val="BodyText"/>
       </w:pPr>
       <w:r>
-        <w:t xml:space="preserve">Thermal dissipation is mitigated through extensive copper pours on all four PCB layers, all tied to the LDO output pin (Pin 2 / Tab). A 3×3 via array connects the top and bottom layers, and a </w:t>
-      </w:r>
-      <w:proofErr w:type="spellStart"/>
-      <w:r>
-        <w:t>soldermask</w:t>
-      </w:r>
-      <w:proofErr w:type="spellEnd"/>
-      <w:r>
-        <w:t xml:space="preserve"> opening on the bottom layer improves convective cooling. This configuration ensures safe junction temperatures under all expected load conditions. Under peak load conditions of ~640</w:t>
+        <w:t>Thermal dissipation is mitigated through extensive copper pours on all four PCB layers, all tied to the LDO output pin (Pin 2 / Tab). A 3×3 via array connects the top and bottom layers, and a soldermask opening on the bottom layer improves convective cooling. This configuration ensures safe junction temperatures under all expected load conditions. Under peak load conditions of ~640</w:t>
       </w:r>
       <w:r>
         <w:rPr>
@@ -15240,17 +14966,9 @@
         <w:pStyle w:val="FootnoteText"/>
       </w:pPr>
       <w:bookmarkStart w:id="35" w:name="volt-wind-transducer-supply"/>
-      <w:bookmarkEnd w:id="33"/>
-      <w:r>
-        <w:t xml:space="preserve">*Peak current estimate reflects ESP32-S3 operation with active Wi-Fi transmission at high data rates, based on </w:t>
-      </w:r>
-      <w:proofErr w:type="spellStart"/>
-      <w:r>
-        <w:t>Espressif</w:t>
-      </w:r>
-      <w:proofErr w:type="spellEnd"/>
-      <w:r>
-        <w:t xml:space="preserve"> datasheet specifications.</w:t>
+      <w:bookmarkEnd w:id="34"/>
+      <w:r>
+        <w:t>*Peak current estimate reflects ESP32-S3 operation with active Wi-Fi transmission at high data rates, based on Espressif datasheet specifications.</w:t>
       </w:r>
     </w:p>
     <w:p>
@@ -15358,36 +15076,26 @@
         <w:t> </w:t>
       </w:r>
       <w:r>
-        <w:t xml:space="preserve">V </w:t>
-      </w:r>
-      <w:proofErr w:type="spellStart"/>
-      <w:r>
-        <w:t>analog</w:t>
-      </w:r>
-      <w:proofErr w:type="spellEnd"/>
-      <w:r>
-        <w:t xml:space="preserve"> rail is dedicated to powering legacy masthead wind transducers, including </w:t>
+        <w:t xml:space="preserve">V analog rail is dedicated to powering legacy masthead wind transducers, including </w:t>
       </w:r>
       <w:r>
         <w:t xml:space="preserve">popular transducers from </w:t>
       </w:r>
-      <w:proofErr w:type="spellStart"/>
       <w:r>
         <w:rPr>
           <w:rStyle w:val="Strong"/>
           <w:b w:val="0"/>
           <w:bCs w:val="0"/>
         </w:rPr>
-        <w:t>Raymarine</w:t>
-      </w:r>
-      <w:proofErr w:type="spellEnd"/>
+        <w:t xml:space="preserve">Raymarine </w:t>
+      </w:r>
       <w:r>
         <w:rPr>
           <w:rStyle w:val="Strong"/>
           <w:b w:val="0"/>
           <w:bCs w:val="0"/>
         </w:rPr>
-        <w:t xml:space="preserve"> </w:t>
+        <w:t xml:space="preserve">/Autohelm </w:t>
       </w:r>
       <w:r>
         <w:rPr>
@@ -15395,7 +15103,7 @@
           <w:b w:val="0"/>
           <w:bCs w:val="0"/>
         </w:rPr>
-        <w:t xml:space="preserve">/Autohelm </w:t>
+        <w:t>and Navico (B&amp;G</w:t>
       </w:r>
       <w:r>
         <w:rPr>
@@ -15403,25 +15111,23 @@
           <w:b w:val="0"/>
           <w:bCs w:val="0"/>
         </w:rPr>
-        <w:t xml:space="preserve">and </w:t>
-      </w:r>
-      <w:proofErr w:type="spellStart"/>
+        <w:t>, Simrad</w:t>
+      </w:r>
       <w:r>
         <w:rPr>
           <w:rStyle w:val="Strong"/>
           <w:b w:val="0"/>
           <w:bCs w:val="0"/>
         </w:rPr>
-        <w:t>Navico</w:t>
-      </w:r>
-      <w:proofErr w:type="spellEnd"/>
+        <w:t>)</w:t>
+      </w:r>
       <w:r>
         <w:rPr>
           <w:rStyle w:val="Strong"/>
           <w:b w:val="0"/>
           <w:bCs w:val="0"/>
         </w:rPr>
-        <w:t xml:space="preserve"> (B&amp;G</w:t>
+        <w:t xml:space="preserve">. </w:t>
       </w:r>
       <w:r>
         <w:rPr>
@@ -15429,25 +15135,23 @@
           <w:b w:val="0"/>
           <w:bCs w:val="0"/>
         </w:rPr>
-        <w:t xml:space="preserve">, </w:t>
-      </w:r>
-      <w:proofErr w:type="spellStart"/>
+        <w:t xml:space="preserve"> </w:t>
+      </w:r>
       <w:r>
         <w:rPr>
           <w:rStyle w:val="Strong"/>
           <w:b w:val="0"/>
           <w:bCs w:val="0"/>
         </w:rPr>
-        <w:t>Simrad</w:t>
-      </w:r>
-      <w:proofErr w:type="spellEnd"/>
+        <w:t>We studied several generations of these transducers</w:t>
+      </w:r>
       <w:r>
         <w:rPr>
           <w:rStyle w:val="Strong"/>
           <w:b w:val="0"/>
           <w:bCs w:val="0"/>
         </w:rPr>
-        <w:t>)</w:t>
+        <w:t xml:space="preserve"> and found them to </w:t>
       </w:r>
       <w:r>
         <w:rPr>
@@ -15455,7 +15159,7 @@
           <w:b w:val="0"/>
           <w:bCs w:val="0"/>
         </w:rPr>
-        <w:t xml:space="preserve">. </w:t>
+        <w:t xml:space="preserve">present very similar electrical loads. </w:t>
       </w:r>
       <w:r>
         <w:rPr>
@@ -15463,7 +15167,7 @@
           <w:b w:val="0"/>
           <w:bCs w:val="0"/>
         </w:rPr>
-        <w:t xml:space="preserve"> </w:t>
+        <w:t xml:space="preserve">We briefly discuss the Raymarine  </w:t>
       </w:r>
       <w:r>
         <w:rPr>
@@ -15471,7 +15175,7 @@
           <w:b w:val="0"/>
           <w:bCs w:val="0"/>
         </w:rPr>
-        <w:t>We studied several generations of these transducers</w:t>
+        <w:t>E22078</w:t>
       </w:r>
       <w:r>
         <w:rPr>
@@ -15479,7 +15183,7 @@
           <w:b w:val="0"/>
           <w:bCs w:val="0"/>
         </w:rPr>
-        <w:t xml:space="preserve"> and found them to </w:t>
+        <w:t xml:space="preserve">/9 and </w:t>
       </w:r>
       <w:r>
         <w:rPr>
@@ -15487,7 +15191,7 @@
           <w:b w:val="0"/>
           <w:bCs w:val="0"/>
         </w:rPr>
-        <w:t xml:space="preserve">present very similar electrical loads. </w:t>
+        <w:t>B&amp;G 213 transducers below as a typical example</w:t>
       </w:r>
       <w:r>
         <w:rPr>
@@ -15495,64 +15199,14 @@
           <w:b w:val="0"/>
           <w:bCs w:val="0"/>
         </w:rPr>
-        <w:t xml:space="preserve">We briefly discuss the </w:t>
-      </w:r>
-      <w:proofErr w:type="spellStart"/>
+        <w:t>s</w:t>
+      </w:r>
       <w:r>
         <w:rPr>
           <w:rStyle w:val="Strong"/>
           <w:b w:val="0"/>
           <w:bCs w:val="0"/>
         </w:rPr>
-        <w:t>Raymarine</w:t>
-      </w:r>
-      <w:proofErr w:type="spellEnd"/>
-      <w:r>
-        <w:rPr>
-          <w:rStyle w:val="Strong"/>
-          <w:b w:val="0"/>
-          <w:bCs w:val="0"/>
-        </w:rPr>
-        <w:t xml:space="preserve">  </w:t>
-      </w:r>
-      <w:r>
-        <w:rPr>
-          <w:rStyle w:val="Strong"/>
-          <w:b w:val="0"/>
-          <w:bCs w:val="0"/>
-        </w:rPr>
-        <w:t>E22078</w:t>
-      </w:r>
-      <w:r>
-        <w:rPr>
-          <w:rStyle w:val="Strong"/>
-          <w:b w:val="0"/>
-          <w:bCs w:val="0"/>
-        </w:rPr>
-        <w:t xml:space="preserve">/9 and </w:t>
-      </w:r>
-      <w:r>
-        <w:rPr>
-          <w:rStyle w:val="Strong"/>
-          <w:b w:val="0"/>
-          <w:bCs w:val="0"/>
-        </w:rPr>
-        <w:t>B&amp;G 213 transducers below as a typical example</w:t>
-      </w:r>
-      <w:r>
-        <w:rPr>
-          <w:rStyle w:val="Strong"/>
-          <w:b w:val="0"/>
-          <w:bCs w:val="0"/>
-        </w:rPr>
-        <w:t>s</w:t>
-      </w:r>
-      <w:r>
-        <w:rPr>
-          <w:rStyle w:val="Strong"/>
-          <w:b w:val="0"/>
-          <w:bCs w:val="0"/>
-        </w:rPr>
         <w:t>.</w:t>
       </w:r>
     </w:p>
@@ -15560,7 +15214,6 @@
       <w:pPr>
         <w:pStyle w:val="ListBullet"/>
       </w:pPr>
-      <w:proofErr w:type="spellStart"/>
       <w:r>
         <w:rPr>
           <w:rStyle w:val="Strong"/>
@@ -15569,9 +15222,69 @@
           <w:i/>
           <w:iCs/>
         </w:rPr>
-        <w:t>Raymarine</w:t>
-      </w:r>
-      <w:proofErr w:type="spellEnd"/>
+        <w:t>Raymarine  E22078/9</w:t>
+      </w:r>
+      <w:r>
+        <w:rPr>
+          <w:rStyle w:val="Strong"/>
+          <w:b w:val="0"/>
+          <w:bCs w:val="0"/>
+        </w:rPr>
+        <w:t xml:space="preserve"> - </w:t>
+      </w:r>
+      <w:r>
+        <w:t>The primary load for Raymarine sensors is a Melexis Sentron 2SA-10 dual-axis Hall-effect sensor, which draws a steady supply current of approximately 16</w:t>
+      </w:r>
+      <w:r>
+        <w:rPr>
+          <w:rFonts w:ascii="Arial" w:hAnsi="Arial" w:cs="Arial"/>
+        </w:rPr>
+        <w:t> </w:t>
+      </w:r>
+      <w:r>
+        <w:t xml:space="preserve">mA as per its datasheet </w:t>
+      </w:r>
+      <w:r>
+        <w:rPr>
+          <w:vertAlign w:val="superscript"/>
+        </w:rPr>
+        <w:t>[26]</w:t>
+      </w:r>
+      <w:r>
+        <w:t>. In addition, the transducer includes two TL914 dual op-amps that buffer the X/Y vane signals and provide local power conditioning for the sensor. While these op-amps and associated passive components contribute additional quiescent current, the total consumption of the wind transducer is estimated to remain below 25</w:t>
+      </w:r>
+      <w:r>
+        <w:rPr>
+          <w:rFonts w:ascii="Arial" w:hAnsi="Arial" w:cs="Arial"/>
+        </w:rPr>
+        <w:t> </w:t>
+      </w:r>
+      <w:r>
+        <w:t>mA in normal operation. The anemometer circuit, which uses an opto-interrupter with a series 560</w:t>
+      </w:r>
+      <w:r>
+        <w:rPr>
+          <w:rFonts w:ascii="Arial" w:hAnsi="Arial" w:cs="Arial"/>
+        </w:rPr>
+        <w:t> </w:t>
+      </w:r>
+      <w:r>
+        <w:t>Ω resistor, contributes transient pulses but negligible average current. Combined, the entire wind transducer system is well within the 100</w:t>
+      </w:r>
+      <w:r>
+        <w:rPr>
+          <w:rFonts w:ascii="Arial" w:hAnsi="Arial" w:cs="Arial"/>
+        </w:rPr>
+        <w:t> </w:t>
+      </w:r>
+      <w:r>
+        <w:t>mA output rating of the LP2951-50 LDO.</w:t>
+      </w:r>
+    </w:p>
+    <w:p>
+      <w:pPr>
+        <w:pStyle w:val="ListBullet"/>
+      </w:pPr>
       <w:r>
         <w:rPr>
           <w:rStyle w:val="Strong"/>
@@ -15580,7 +15293,7 @@
           <w:i/>
           <w:iCs/>
         </w:rPr>
-        <w:t xml:space="preserve">  E22078/9</w:t>
+        <w:t>B&amp;G 213 Masthead Unit</w:t>
       </w:r>
       <w:r>
         <w:rPr>
@@ -15588,101 +15301,6 @@
           <w:b w:val="0"/>
           <w:bCs w:val="0"/>
         </w:rPr>
-        <w:t xml:space="preserve"> - </w:t>
-      </w:r>
-      <w:r>
-        <w:t xml:space="preserve">The primary load for </w:t>
-      </w:r>
-      <w:proofErr w:type="spellStart"/>
-      <w:r>
-        <w:t>Raymarine</w:t>
-      </w:r>
-      <w:proofErr w:type="spellEnd"/>
-      <w:r>
-        <w:t xml:space="preserve"> sensors is a </w:t>
-      </w:r>
-      <w:proofErr w:type="spellStart"/>
-      <w:r>
-        <w:t>Melexis</w:t>
-      </w:r>
-      <w:proofErr w:type="spellEnd"/>
-      <w:r>
-        <w:t xml:space="preserve"> </w:t>
-      </w:r>
-      <w:proofErr w:type="spellStart"/>
-      <w:r>
-        <w:t>Sentron</w:t>
-      </w:r>
-      <w:proofErr w:type="spellEnd"/>
-      <w:r>
-        <w:t xml:space="preserve"> 2SA-10 dual-axis Hall-effect sensor, which draws a steady supply current of approximately 16</w:t>
-      </w:r>
-      <w:r>
-        <w:rPr>
-          <w:rFonts w:ascii="Arial" w:hAnsi="Arial" w:cs="Arial"/>
-        </w:rPr>
-        <w:t> </w:t>
-      </w:r>
-      <w:r>
-        <w:t xml:space="preserve">mA as per its datasheet </w:t>
-      </w:r>
-      <w:r>
-        <w:rPr>
-          <w:vertAlign w:val="superscript"/>
-        </w:rPr>
-        <w:t>[26]</w:t>
-      </w:r>
-      <w:r>
-        <w:t>. In addition, the transducer includes two TL914 dual op-amps that buffer the X/Y vane signals and provide local power conditioning for the sensor. While these op-amps and associated passive components contribute additional quiescent current, the total consumption of the wind transducer is estimated to remain below 25</w:t>
-      </w:r>
-      <w:r>
-        <w:rPr>
-          <w:rFonts w:ascii="Arial" w:hAnsi="Arial" w:cs="Arial"/>
-        </w:rPr>
-        <w:t> </w:t>
-      </w:r>
-      <w:r>
-        <w:t>mA in normal operation. The anemometer circuit, which uses an opto-interrupter with a series 560</w:t>
-      </w:r>
-      <w:r>
-        <w:rPr>
-          <w:rFonts w:ascii="Arial" w:hAnsi="Arial" w:cs="Arial"/>
-        </w:rPr>
-        <w:t> </w:t>
-      </w:r>
-      <w:r>
-        <w:t>Ω resistor, contributes transient pulses but negligible average current. Combined, the entire wind transducer system is well within the 100</w:t>
-      </w:r>
-      <w:r>
-        <w:rPr>
-          <w:rFonts w:ascii="Arial" w:hAnsi="Arial" w:cs="Arial"/>
-        </w:rPr>
-        <w:t> </w:t>
-      </w:r>
-      <w:r>
-        <w:t>mA output rating of the LP2951-50 LDO.</w:t>
-      </w:r>
-    </w:p>
-    <w:p>
-      <w:pPr>
-        <w:pStyle w:val="ListBullet"/>
-      </w:pPr>
-      <w:r>
-        <w:rPr>
-          <w:rStyle w:val="Strong"/>
-          <w:b w:val="0"/>
-          <w:bCs w:val="0"/>
-          <w:i/>
-          <w:iCs/>
-        </w:rPr>
-        <w:t>B&amp;G 213 Masthead Unit</w:t>
-      </w:r>
-      <w:r>
-        <w:rPr>
-          <w:rStyle w:val="Strong"/>
-          <w:b w:val="0"/>
-          <w:bCs w:val="0"/>
-        </w:rPr>
         <w:t xml:space="preserve"> – The B&amp;G 213 transducer</w:t>
       </w:r>
       <w:r>
@@ -15704,15 +15322,7 @@
         <w:t> </w:t>
       </w:r>
       <w:r>
-        <w:t xml:space="preserve">V. Diagnostic documentation indicates the use of </w:t>
-      </w:r>
-      <w:proofErr w:type="spellStart"/>
-      <w:r>
-        <w:t>analog</w:t>
-      </w:r>
-      <w:proofErr w:type="spellEnd"/>
-      <w:r>
-        <w:t xml:space="preserve"> vane signals with phase-shifted sinusoidal outputs (Red, Green, Blue) and a pulse-type wind speed output on the Violet line. Under normal operation, the B&amp;G 213 unit draws significantly less than 100</w:t>
+        <w:t>V. Diagnostic documentation indicates the use of analog vane signals with phase-shifted sinusoidal outputs (Red, Green, Blue) and a pulse-type wind speed output on the Violet line. Under normal operation, the B&amp;G 213 unit draws significantly less than 100</w:t>
       </w:r>
       <w:r>
         <w:rPr>
@@ -15730,15 +15340,7 @@
         <w:t> </w:t>
       </w:r>
       <w:r>
-        <w:t xml:space="preserve">mA, consistent with its </w:t>
-      </w:r>
-      <w:proofErr w:type="spellStart"/>
-      <w:r>
-        <w:t>analog</w:t>
-      </w:r>
-      <w:proofErr w:type="spellEnd"/>
-      <w:r>
-        <w:t xml:space="preserve"> signal architecture and passive sensing elements. Compatibility testing confirmed stable operation of the unit at 8.0</w:t>
+        <w:t>mA, consistent with its analog signal architecture and passive sensing elements. Compatibility testing confirmed stable operation of the unit at 8.0</w:t>
       </w:r>
       <w:r>
         <w:rPr>
@@ -15837,15 +15439,7 @@
         <w:pStyle w:val="BodyText"/>
       </w:pPr>
       <w:r>
-        <w:t xml:space="preserve">The output includes a low-leakage BAT54 Schottky diode (D1) to prevent reverse current flow, and an additional ferrite bead (FB1) to improve EMI suppression at the </w:t>
-      </w:r>
-      <w:proofErr w:type="spellStart"/>
-      <w:r>
-        <w:t>analog</w:t>
-      </w:r>
-      <w:proofErr w:type="spellEnd"/>
-      <w:r>
-        <w:t xml:space="preserve"> interface connector. Output filtering comprises a 10</w:t>
+        <w:t>The output includes a low-leakage BAT54 Schottky diode (D1) to prevent reverse current flow, and an additional ferrite bead (FB1) to improve EMI suppression at the analog interface connector. Output filtering comprises a 10</w:t>
       </w:r>
       <w:r>
         <w:rPr>
@@ -16126,7 +15720,6 @@
         </w:rPr>
         <w:t> </w:t>
       </w:r>
-      <w:proofErr w:type="spellStart"/>
       <w:r>
         <w:t>k</w:t>
       </w:r>
@@ -16136,17 +15729,8 @@
         </w:rPr>
         <w:t>Ω</w:t>
       </w:r>
-      <w:proofErr w:type="spellEnd"/>
-      <w:r>
-        <w:t xml:space="preserve"> resistor. As the gate voltage rises toward the source, the MOSFET's conduction decreases, causing it to enter its linear region and limit the current supplied to the load. This </w:t>
-      </w:r>
-      <w:proofErr w:type="spellStart"/>
-      <w:r>
-        <w:t>analog</w:t>
-      </w:r>
-      <w:proofErr w:type="spellEnd"/>
-      <w:r>
-        <w:t xml:space="preserve"> feedback loop maintains the output current near the limiting threshold until the fault is removed.</w:t>
+      <w:r>
+        <w:t xml:space="preserve"> resistor. As the gate voltage rises toward the source, the MOSFET's conduction decreases, causing it to enter its linear region and limit the current supplied to the load. This analog feedback loop maintains the output current near the limiting threshold until the fault is removed.</w:t>
       </w:r>
     </w:p>
     <w:p>
@@ -16234,7 +15818,6 @@
         </w:rPr>
         <w:t> </w:t>
       </w:r>
-      <w:proofErr w:type="spellStart"/>
       <w:r>
         <w:rPr>
           <w:lang w:val="en-US"/>
@@ -16248,7 +15831,6 @@
         </w:rPr>
         <w:t>Ω</w:t>
       </w:r>
-      <w:proofErr w:type="spellEnd"/>
       <w:r>
         <w:rPr>
           <w:lang w:val="en-US"/>
@@ -16262,19 +15844,11 @@
         </w:rPr>
         <w:t> </w:t>
       </w:r>
-      <w:proofErr w:type="spellStart"/>
-      <w:r>
-        <w:rPr>
-          <w:lang w:val="en-US"/>
-        </w:rPr>
-        <w:t>nF</w:t>
-      </w:r>
-      <w:proofErr w:type="spellEnd"/>
-      <w:r>
-        <w:rPr>
-          <w:lang w:val="en-US"/>
-        </w:rPr>
-        <w:t xml:space="preserve"> capacitor to ground. This configuration allows the inverting input to closely track the output voltage while rejecting high-frequency noise.</w:t>
+      <w:r>
+        <w:rPr>
+          <w:lang w:val="en-US"/>
+        </w:rPr>
+        <w:t>nF capacitor to ground. This configuration allows the inverting input to closely track the output voltage while rejecting high-frequency noise.</w:t>
       </w:r>
     </w:p>
     <w:p>
@@ -16310,7 +15884,6 @@
         </w:rPr>
         <w:t> </w:t>
       </w:r>
-      <w:proofErr w:type="spellStart"/>
       <w:r>
         <w:rPr>
           <w:lang w:val="en-US"/>
@@ -16324,7 +15897,6 @@
         </w:rPr>
         <w:t>Ω</w:t>
       </w:r>
-      <w:proofErr w:type="spellEnd"/>
       <w:r>
         <w:rPr>
           <w:lang w:val="en-US"/>
@@ -16338,7 +15910,6 @@
         </w:rPr>
         <w:t> </w:t>
       </w:r>
-      <w:proofErr w:type="spellStart"/>
       <w:r>
         <w:rPr>
           <w:lang w:val="en-US"/>
@@ -16352,7 +15923,6 @@
         </w:rPr>
         <w:t>Ω</w:t>
       </w:r>
-      <w:proofErr w:type="spellEnd"/>
       <w:r>
         <w:rPr>
           <w:lang w:val="en-US"/>
@@ -16465,7 +16035,6 @@
         </w:rPr>
         <w:t> </w:t>
       </w:r>
-      <w:proofErr w:type="spellStart"/>
       <w:r>
         <w:rPr>
           <w:lang w:val="en-US"/>
@@ -16479,7 +16048,6 @@
         </w:rPr>
         <w:t>Ω</w:t>
       </w:r>
-      <w:proofErr w:type="spellEnd"/>
       <w:r>
         <w:rPr>
           <w:lang w:val="en-US"/>
@@ -16512,9 +16080,9 @@
       <w:pPr>
         <w:pStyle w:val="Heading1"/>
       </w:pPr>
-      <w:bookmarkStart w:id="37" w:name="communications"/>
-      <w:bookmarkStart w:id="38" w:name="_Toc202948631"/>
-      <w:bookmarkEnd w:id="19"/>
+      <w:bookmarkStart w:id="37" w:name="_Toc202948631"/>
+      <w:bookmarkStart w:id="38" w:name="communications"/>
+      <w:bookmarkEnd w:id="20"/>
       <w:bookmarkEnd w:id="35"/>
       <w:r>
         <w:lastRenderedPageBreak/>
@@ -16523,33 +16091,25 @@
       <w:r>
         <w:t xml:space="preserve"> SUBSYSTEM</w:t>
       </w:r>
-      <w:bookmarkEnd w:id="38"/>
+      <w:bookmarkEnd w:id="37"/>
     </w:p>
     <w:p>
       <w:pPr>
         <w:pStyle w:val="Heading2"/>
       </w:pPr>
-      <w:bookmarkStart w:id="39" w:name="canbus-interface"/>
-      <w:bookmarkStart w:id="40" w:name="_Toc202948632"/>
+      <w:bookmarkStart w:id="39" w:name="_Toc202948632"/>
+      <w:bookmarkStart w:id="40" w:name="canbus-interface"/>
       <w:r>
         <w:t>CANBUS Interface</w:t>
       </w:r>
-      <w:bookmarkEnd w:id="40"/>
-    </w:p>
-    <w:p>
-      <w:pPr>
-        <w:pStyle w:val="BodyText"/>
-      </w:pPr>
-      <w:r>
-        <w:t xml:space="preserve">The MDD400 connects to the NMEA 2000 network via a standard 5-pin </w:t>
-      </w:r>
-      <w:proofErr w:type="spellStart"/>
-      <w:r>
-        <w:t>DeviceNet</w:t>
-      </w:r>
-      <w:proofErr w:type="spellEnd"/>
-      <w:r>
-        <w:t xml:space="preserve"> A-coded male connector. The CAN interface is isolated and filtered with ESD and surge protection devices to ensure compliance with marine EMC standards.</w:t>
+      <w:bookmarkEnd w:id="39"/>
+    </w:p>
+    <w:p>
+      <w:pPr>
+        <w:pStyle w:val="BodyText"/>
+      </w:pPr>
+      <w:r>
+        <w:t>The MDD400 connects to the NMEA 2000 network via a standard 5-pin DeviceNet A-coded male connector. The CAN interface is isolated and filtered with ESD and surge protection devices to ensure compliance with marine EMC standards.</w:t>
       </w:r>
       <w:r>
         <w:t xml:space="preserve"> </w:t>
@@ -16830,13 +16390,8 @@
         </w:rPr>
         <w:t> </w:t>
       </w:r>
-      <w:proofErr w:type="spellStart"/>
-      <w:r>
-        <w:t>nF</w:t>
-      </w:r>
-      <w:proofErr w:type="spellEnd"/>
-      <w:r>
-        <w:t xml:space="preserve"> ceramic capacitor is placed close to the VCC pin for general high-frequency bypassing; and</w:t>
+      <w:r>
+        <w:t>nF ceramic capacitor is placed close to the VCC pin for general high-frequency bypassing; and</w:t>
       </w:r>
     </w:p>
     <w:p>
@@ -16906,7 +16461,6 @@
         </w:rPr>
         <w:t> </w:t>
       </w:r>
-      <w:proofErr w:type="spellStart"/>
       <w:r>
         <w:t>k</w:t>
       </w:r>
@@ -16916,7 +16470,6 @@
         </w:rPr>
         <w:t>Ω</w:t>
       </w:r>
-      <w:proofErr w:type="spellEnd"/>
       <w:r>
         <w:t xml:space="preserve"> pull-up resistor (R26) is used to ensure a defined idle state and limit noise susceptibility.</w:t>
       </w:r>
@@ -17041,7 +16594,6 @@
         </w:rPr>
         <w:t> </w:t>
       </w:r>
-      <w:proofErr w:type="spellStart"/>
       <w:r>
         <w:t>k</w:t>
       </w:r>
@@ -17051,7 +16603,6 @@
         </w:rPr>
         <w:t>Ω</w:t>
       </w:r>
-      <w:proofErr w:type="spellEnd"/>
       <w:r>
         <w:t xml:space="preserve"> pull-down resistor (R27) is fitted</w:t>
       </w:r>
@@ -17152,7 +16703,6 @@
         </w:rPr>
         <w:t> </w:t>
       </w:r>
-      <w:proofErr w:type="spellStart"/>
       <w:r>
         <w:t>k</w:t>
       </w:r>
@@ -17162,25 +16712,15 @@
         </w:rPr>
         <w:t>Ω</w:t>
       </w:r>
-      <w:proofErr w:type="spellEnd"/>
-      <w:r>
-        <w:t xml:space="preserve"> pull-down offers a well-balanced trade-off: it substantially reduces high-frequency emissions (which scale with </w:t>
-      </w:r>
-      <w:proofErr w:type="spellStart"/>
-      <w:r>
-        <w:t>dV</w:t>
-      </w:r>
-      <w:proofErr w:type="spellEnd"/>
-      <w:r>
-        <w:t>/dt) while remaining compatible with the stub length and impedance environment of a typical NMEA 2000 network. It also aligns with guidance provided by Texas Instruments in [25], which highlights 10</w:t>
-      </w:r>
-      <w:r>
-        <w:rPr>
-          <w:rFonts w:ascii="Arial" w:hAnsi="Arial" w:cs="Arial"/>
-        </w:rPr>
-        <w:t> </w:t>
-      </w:r>
-      <w:proofErr w:type="spellStart"/>
+      <w:r>
+        <w:t xml:space="preserve"> pull-down offers a well-balanced trade-off: it substantially reduces high-frequency emissions (which scale with dV/dt) while remaining compatible with the stub length and impedance environment of a typical NMEA 2000 network. It also aligns with guidance provided by Texas Instruments in [25], which highlights 10</w:t>
+      </w:r>
+      <w:r>
+        <w:rPr>
+          <w:rFonts w:ascii="Arial" w:hAnsi="Arial" w:cs="Arial"/>
+        </w:rPr>
+        <w:t> </w:t>
+      </w:r>
       <w:r>
         <w:t>k</w:t>
       </w:r>
@@ -17190,7 +16730,6 @@
         </w:rPr>
         <w:t>Ω</w:t>
       </w:r>
-      <w:proofErr w:type="spellEnd"/>
       <w:r>
         <w:t xml:space="preserve"> as an effective value for slope control in industrial and automotive CAN installations. The use of a resistor instead of an Rs capacitor simplifies the PCB layout and guarantees stable performance over temperature and component tolerances.</w:t>
       </w:r>
@@ -17216,15 +16755,7 @@
         <w:t>, assuming that the</w:t>
       </w:r>
       <w:r>
-        <w:t xml:space="preserve"> MDD400 is intended to connect to the NMEA 2000 network using a standard 5-pin </w:t>
-      </w:r>
-      <w:proofErr w:type="spellStart"/>
-      <w:r>
-        <w:t>DeviceNet</w:t>
-      </w:r>
-      <w:proofErr w:type="spellEnd"/>
-      <w:r>
-        <w:t xml:space="preserve"> A-coded male connector, with power and CAN signals provided via a short (1</w:t>
+        <w:t xml:space="preserve"> MDD400 is intended to connect to the NMEA 2000 network using a standard 5-pin DeviceNet A-coded male connector, with power and CAN signals provided via a short (1</w:t>
       </w:r>
       <w:r>
         <w:rPr>
@@ -17287,13 +16818,13 @@
       <w:pPr>
         <w:pStyle w:val="Heading2"/>
       </w:pPr>
-      <w:bookmarkStart w:id="46" w:name="legacy-serial-interface"/>
-      <w:bookmarkStart w:id="47" w:name="_Toc202948638"/>
-      <w:bookmarkEnd w:id="39"/>
+      <w:bookmarkStart w:id="46" w:name="_Toc202948638"/>
+      <w:bookmarkStart w:id="47" w:name="legacy-serial-interface"/>
+      <w:bookmarkEnd w:id="40"/>
       <w:r>
         <w:t>Legacy Serial Interface</w:t>
       </w:r>
-      <w:bookmarkEnd w:id="47"/>
+      <w:bookmarkEnd w:id="46"/>
     </w:p>
     <w:p>
       <w:pPr>
@@ -17301,15 +16832,7 @@
       </w:pPr>
       <w:bookmarkStart w:id="48" w:name="transmitter-st_tx"/>
       <w:r>
-        <w:t xml:space="preserve">The MDD400 supports an optional legacy serial interface designed to receive and/or transmit data compatible with </w:t>
-      </w:r>
-      <w:proofErr w:type="spellStart"/>
-      <w:r>
-        <w:t>SeaTalk</w:t>
-      </w:r>
-      <w:proofErr w:type="spellEnd"/>
-      <w:r>
-        <w:t xml:space="preserve"> I (single-wire, 12 V open-drain) and NMEA 0183 (12 V single-ended, receive-only). Given the 12 V signaling levels and the lack of galvanic isolation in typical legacy marine installations, the </w:t>
+        <w:t xml:space="preserve">The MDD400 supports an optional legacy serial interface designed to receive and/or transmit data compatible with SeaTalk I (single-wire, 12 V open-drain) and NMEA 0183 (12 V single-ended, receive-only). Given the 12 V signaling levels and the lack of galvanic isolation in typical legacy marine installations, the </w:t>
       </w:r>
       <w:r>
         <w:lastRenderedPageBreak/>
@@ -17382,15 +16905,7 @@
         <w:pStyle w:val="BodyText"/>
       </w:pPr>
       <w:r>
-        <w:t xml:space="preserve">The legacy interface accepts a single bidirectional signal line (ST_SIG), which is filtered and protected before being interfaced with the internal logic domain. </w:t>
-      </w:r>
-      <w:proofErr w:type="spellStart"/>
-      <w:r>
-        <w:t>SeaTalk</w:t>
-      </w:r>
-      <w:proofErr w:type="spellEnd"/>
-      <w:r>
-        <w:t xml:space="preserve"> operation uses a half-duplex scheme, sharing the line for both transmission and reception. NMEA 0183 operation is receive-only.</w:t>
+        <w:t>The legacy interface accepts a single bidirectional signal line (ST_SIG), which is filtered and protected before being interfaced with the internal logic domain. SeaTalk operation uses a half-duplex scheme, sharing the line for both transmission and reception. NMEA 0183 operation is receive-only.</w:t>
       </w:r>
     </w:p>
     <w:p>
@@ -17504,21 +17019,7 @@
         <w:rPr>
           <w:lang w:val="en-US"/>
         </w:rPr>
-        <w:t xml:space="preserve">Internal signal buffering is provided by a two-stage transistor-based receiver. This stage isolates the MCU RX pin from the external signal domain and incorporates a voltage divider to safely shift the 12 V logic signal down to 3.3 V logic levels. The receiver is continuously active and handles both NMEA 0183 and </w:t>
-      </w:r>
-      <w:proofErr w:type="spellStart"/>
-      <w:r>
-        <w:rPr>
-          <w:lang w:val="en-US"/>
-        </w:rPr>
-        <w:t>SeaTalk</w:t>
-      </w:r>
-      <w:proofErr w:type="spellEnd"/>
-      <w:r>
-        <w:rPr>
-          <w:lang w:val="en-US"/>
-        </w:rPr>
-        <w:t xml:space="preserve"> receive functions.</w:t>
+        <w:t>Internal signal buffering is provided by a two-stage transistor-based receiver. This stage isolates the MCU RX pin from the external signal domain and incorporates a voltage divider to safely shift the 12 V logic signal down to 3.3 V logic levels. The receiver is continuously active and handles both NMEA 0183 and SeaTalk receive functions.</w:t>
       </w:r>
     </w:p>
     <w:p>
@@ -17533,35 +17034,7 @@
           <w:lang w:val="en-US"/>
         </w:rPr>
         <w:lastRenderedPageBreak/>
-        <w:t xml:space="preserve">Transmission is handled by a discrete open-collector driver controlled by the MCU TX pin and gated by a dedicated ST_EN signal. This stage mimics the behavior of legacy </w:t>
-      </w:r>
-      <w:proofErr w:type="spellStart"/>
-      <w:r>
-        <w:rPr>
-          <w:lang w:val="en-US"/>
-        </w:rPr>
-        <w:t>SeaTalk</w:t>
-      </w:r>
-      <w:proofErr w:type="spellEnd"/>
-      <w:r>
-        <w:rPr>
-          <w:lang w:val="en-US"/>
-        </w:rPr>
-        <w:t xml:space="preserve"> talkers by pulling the line low during a logic '0' and tri-stating otherwise. Series resistors and RC gate control limit EMI during transitions. An RC gate filter provides slew-rate limiting without affecting low-speed signaling (</w:t>
-      </w:r>
-      <w:proofErr w:type="spellStart"/>
-      <w:r>
-        <w:rPr>
-          <w:lang w:val="en-US"/>
-        </w:rPr>
-        <w:t>SeaTalk</w:t>
-      </w:r>
-      <w:proofErr w:type="spellEnd"/>
-      <w:r>
-        <w:rPr>
-          <w:lang w:val="en-US"/>
-        </w:rPr>
-        <w:t xml:space="preserve"> operates at 4800 bps).</w:t>
+        <w:t>Transmission is handled by a discrete open-collector driver controlled by the MCU TX pin and gated by a dedicated ST_EN signal. This stage mimics the behavior of legacy SeaTalk talkers by pulling the line low during a logic '0' and tri-stating otherwise. Series resistors and RC gate control limit EMI during transitions. An RC gate filter provides slew-rate limiting without affecting low-speed signaling (SeaTalk operates at 4800 bps).</w:t>
       </w:r>
     </w:p>
     <w:p>
@@ -17583,31 +17056,7 @@
         <w:pStyle w:val="BodyText"/>
       </w:pPr>
       <w:r>
-        <w:t xml:space="preserve">If pre-compliance EMC testing indicates the </w:t>
-      </w:r>
-      <w:proofErr w:type="spellStart"/>
-      <w:r>
-        <w:t>SeaTalk</w:t>
-      </w:r>
-      <w:proofErr w:type="spellEnd"/>
-      <w:r>
-        <w:t xml:space="preserve"> interface as a source of excessive emissions or susceptibility, an alternative implementation using opto-isolators may be considered. This would allow complete galvanic isolation between the </w:t>
-      </w:r>
-      <w:proofErr w:type="spellStart"/>
-      <w:r>
-        <w:t>SeaTalk</w:t>
-      </w:r>
-      <w:proofErr w:type="spellEnd"/>
-      <w:r>
-        <w:t xml:space="preserve"> signal and the MDD400 logic domain, simplifying signal reference handling and improving immunity to ground loops or cable-borne transients. This approach would require powering the opto-isolated input side from the </w:t>
-      </w:r>
-      <w:proofErr w:type="spellStart"/>
-      <w:r>
-        <w:t>SeaTalk</w:t>
-      </w:r>
-      <w:proofErr w:type="spellEnd"/>
-      <w:r>
-        <w:t xml:space="preserve"> 12</w:t>
+        <w:t>If pre-compliance EMC testing indicates the SeaTalk interface as a source of excessive emissions or susceptibility, an alternative implementation using opto-isolators may be considered. This would allow complete galvanic isolation between the SeaTalk signal and the MDD400 logic domain, simplifying signal reference handling and improving immunity to ground loops or cable-borne transients. This approach would require powering the opto-isolated input side from the SeaTalk 12</w:t>
       </w:r>
       <w:r>
         <w:rPr>
@@ -17727,21 +17176,7 @@
         <w:rPr>
           <w:lang w:val="en-US"/>
         </w:rPr>
-        <w:t xml:space="preserve">. This path is shared between NMEA 0183 and </w:t>
-      </w:r>
-      <w:proofErr w:type="spellStart"/>
-      <w:r>
-        <w:rPr>
-          <w:lang w:val="en-US"/>
-        </w:rPr>
-        <w:t>SeaTalk</w:t>
-      </w:r>
-      <w:proofErr w:type="spellEnd"/>
-      <w:r>
-        <w:rPr>
-          <w:lang w:val="en-US"/>
-        </w:rPr>
-        <w:t xml:space="preserve"> I operation. In both modes, the receiver operates continuously to capture serial input.</w:t>
+        <w:t>. This path is shared between NMEA 0183 and SeaTalk I operation. In both modes, the receiver operates continuously to capture serial input.</w:t>
       </w:r>
     </w:p>
     <w:p>
@@ -17769,21 +17204,7 @@
         <w:rPr>
           <w:lang w:val="en-US"/>
         </w:rPr>
-        <w:t xml:space="preserve">For </w:t>
-      </w:r>
-      <w:proofErr w:type="spellStart"/>
-      <w:r>
-        <w:rPr>
-          <w:lang w:val="en-US"/>
-        </w:rPr>
-        <w:t>SeaTalk</w:t>
-      </w:r>
-      <w:proofErr w:type="spellEnd"/>
-      <w:r>
-        <w:rPr>
-          <w:lang w:val="en-US"/>
-        </w:rPr>
-        <w:t xml:space="preserve"> I, which uses a single bidirectional wire, the MDD400 must also drive the ST_SIG line during transmission.</w:t>
+        <w:t>For SeaTalk I, which uses a single bidirectional wire, the MDD400 must also drive the ST_SIG line during transmission.</w:t>
       </w:r>
     </w:p>
     <w:p>
@@ -17880,19 +17301,11 @@
           <w:lang w:val="en-US"/>
         </w:rPr>
       </w:pPr>
-      <w:proofErr w:type="spellStart"/>
-      <w:r>
-        <w:rPr>
-          <w:lang w:val="en-US"/>
-        </w:rPr>
-        <w:t>SeaTalk</w:t>
-      </w:r>
-      <w:proofErr w:type="spellEnd"/>
-      <w:r>
-        <w:rPr>
-          <w:lang w:val="en-US"/>
-        </w:rPr>
-        <w:t xml:space="preserve"> I is a single-wire bus using 12 V signaling, where idle = 12 V, logic 0 = pulled to 0 V.</w:t>
+      <w:r>
+        <w:rPr>
+          <w:lang w:val="en-US"/>
+        </w:rPr>
+        <w:t>SeaTalk I is a single-wire bus using 12 V signaling, where idle = 12 V, logic 0 = pulled to 0 V.</w:t>
       </w:r>
       <w:r>
         <w:rPr>
@@ -18073,21 +17486,7 @@
         <w:rPr>
           <w:lang w:val="en-US"/>
         </w:rPr>
-        <w:t xml:space="preserve"> even on long or noisy </w:t>
-      </w:r>
-      <w:proofErr w:type="spellStart"/>
-      <w:r>
-        <w:rPr>
-          <w:lang w:val="en-US"/>
-        </w:rPr>
-        <w:t>SeaTalk</w:t>
-      </w:r>
-      <w:proofErr w:type="spellEnd"/>
-      <w:r>
-        <w:rPr>
-          <w:lang w:val="en-US"/>
-        </w:rPr>
-        <w:t xml:space="preserve"> I networks.</w:t>
+        <w:t xml:space="preserve"> even on long or noisy SeaTalk I networks.</w:t>
       </w:r>
     </w:p>
     <w:p>
@@ -18126,15 +17525,7 @@
         <w:t xml:space="preserve">. </w:t>
       </w:r>
       <w:r>
-        <w:t xml:space="preserve">Although the NMEA standard allows for differential </w:t>
-      </w:r>
-      <w:proofErr w:type="spellStart"/>
-      <w:r>
-        <w:t>signaling</w:t>
-      </w:r>
-      <w:proofErr w:type="spellEnd"/>
-      <w:r>
-        <w:t xml:space="preserve"> (RS-422), most talkers </w:t>
+        <w:t xml:space="preserve">Although the NMEA standard allows for differential signaling (RS-422), most talkers </w:t>
       </w:r>
       <w:r>
         <w:t xml:space="preserve">in the marine environment </w:t>
@@ -18270,15 +17661,7 @@
         <w:t>Pin 3 (YELLOW)</w:t>
       </w:r>
       <w:r>
-        <w:t>: SIG (</w:t>
-      </w:r>
-      <w:proofErr w:type="spellStart"/>
-      <w:r>
-        <w:t>SeaTalk</w:t>
-      </w:r>
-      <w:proofErr w:type="spellEnd"/>
-      <w:r>
-        <w:t xml:space="preserve"> I / NMEA 0183 signal line)</w:t>
+        <w:t>: SIG (SeaTalk I / NMEA 0183 signal line)</w:t>
       </w:r>
     </w:p>
     <w:p>
@@ -18294,19 +17677,11 @@
         </w:rPr>
         <w:t xml:space="preserve">This layout allows for simple three-wire connectivity using standard </w:t>
       </w:r>
-      <w:proofErr w:type="spellStart"/>
-      <w:r>
-        <w:rPr>
-          <w:lang w:val="en-US"/>
-        </w:rPr>
-        <w:t>SeaTalk</w:t>
-      </w:r>
-      <w:proofErr w:type="spellEnd"/>
-      <w:r>
-        <w:rPr>
-          <w:lang w:val="en-US"/>
-        </w:rPr>
-        <w:t xml:space="preserve"> I connector.</w:t>
+      <w:r>
+        <w:rPr>
+          <w:lang w:val="en-US"/>
+        </w:rPr>
+        <w:t>SeaTalk I connector.</w:t>
       </w:r>
     </w:p>
     <w:p>
@@ -18340,146 +17715,34 @@
         <w:rPr>
           <w:lang w:val="en-US"/>
         </w:rPr>
-        <w:t xml:space="preserve">In production, the </w:t>
-      </w:r>
-      <w:proofErr w:type="spellStart"/>
-      <w:r>
-        <w:rPr>
-          <w:lang w:val="en-US"/>
-        </w:rPr>
-        <w:t>SeaTalk</w:t>
-      </w:r>
-      <w:proofErr w:type="spellEnd"/>
-      <w:r>
-        <w:rPr>
-          <w:lang w:val="en-US"/>
-        </w:rPr>
-        <w:t xml:space="preserve"> +12</w:t>
-      </w:r>
-      <w:r>
-        <w:rPr>
-          <w:rFonts w:ascii="Arial" w:hAnsi="Arial" w:cs="Arial"/>
-          <w:lang w:val="en-US"/>
-        </w:rPr>
-        <w:t> </w:t>
-      </w:r>
-      <w:r>
-        <w:rPr>
-          <w:lang w:val="en-US"/>
-        </w:rPr>
-        <w:t xml:space="preserve">V pin is intentionally left unconnected to the MDD400 internal power supply. This avoids introducing a second power source and the associated risks of conflicting voltage domains or ground loops. As a result, the MDD400 must be powered exclusively from the NMEA 2000 backbone, and any </w:t>
-      </w:r>
-      <w:proofErr w:type="spellStart"/>
-      <w:r>
-        <w:rPr>
-          <w:lang w:val="en-US"/>
-        </w:rPr>
-        <w:t>SeaTalk</w:t>
-      </w:r>
-      <w:proofErr w:type="spellEnd"/>
-      <w:r>
-        <w:rPr>
-          <w:lang w:val="en-US"/>
-        </w:rPr>
-        <w:t xml:space="preserve"> devices must receive power independently from the </w:t>
-      </w:r>
-      <w:proofErr w:type="spellStart"/>
-      <w:r>
-        <w:rPr>
-          <w:lang w:val="en-US"/>
-        </w:rPr>
-        <w:t>SeaTalk</w:t>
-      </w:r>
-      <w:proofErr w:type="spellEnd"/>
-      <w:r>
-        <w:rPr>
-          <w:lang w:val="en-US"/>
-        </w:rPr>
-        <w:t xml:space="preserve"> bus.</w:t>
-      </w:r>
-    </w:p>
-    <w:p>
-      <w:pPr>
-        <w:pStyle w:val="BodyText"/>
-        <w:rPr>
-          <w:lang w:val="en-US"/>
-        </w:rPr>
-      </w:pPr>
-      <w:r>
-        <w:rPr>
-          <w:lang w:val="en-US"/>
-        </w:rPr>
-        <w:t xml:space="preserve">This isolation is implemented by omitting the polarity protection diode on the </w:t>
-      </w:r>
-      <w:proofErr w:type="spellStart"/>
-      <w:r>
-        <w:rPr>
-          <w:lang w:val="en-US"/>
-        </w:rPr>
-        <w:t>SeaTalk</w:t>
-      </w:r>
-      <w:proofErr w:type="spellEnd"/>
-      <w:r>
-        <w:rPr>
-          <w:lang w:val="en-US"/>
-        </w:rPr>
-        <w:t xml:space="preserve"> power input. For advanced configurations, populating this diode enables power input from the </w:t>
-      </w:r>
-      <w:proofErr w:type="spellStart"/>
-      <w:r>
-        <w:rPr>
-          <w:lang w:val="en-US"/>
-        </w:rPr>
-        <w:t>SeaTalk</w:t>
-      </w:r>
-      <w:proofErr w:type="spellEnd"/>
-      <w:r>
-        <w:rPr>
-          <w:lang w:val="en-US"/>
-        </w:rPr>
-        <w:t xml:space="preserve"> bus. Additionally, a normally open solder jumper labeled ST_12V is provided to allow bridging the </w:t>
-      </w:r>
-      <w:proofErr w:type="spellStart"/>
-      <w:r>
-        <w:rPr>
-          <w:lang w:val="en-US"/>
-        </w:rPr>
-        <w:t>SeaTalk</w:t>
-      </w:r>
-      <w:proofErr w:type="spellEnd"/>
-      <w:r>
-        <w:rPr>
-          <w:lang w:val="en-US"/>
-        </w:rPr>
-        <w:t xml:space="preserve"> and NMEA 2000 power rails. This option is intended for edge cases, such as powering a single connected </w:t>
-      </w:r>
-      <w:proofErr w:type="spellStart"/>
-      <w:r>
-        <w:rPr>
-          <w:lang w:val="en-US"/>
-        </w:rPr>
-        <w:t>SeaTalk</w:t>
-      </w:r>
-      <w:proofErr w:type="spellEnd"/>
-      <w:r>
-        <w:rPr>
-          <w:lang w:val="en-US"/>
-        </w:rPr>
-        <w:t xml:space="preserve"> device that is not attached to a live </w:t>
-      </w:r>
-      <w:proofErr w:type="spellStart"/>
-      <w:r>
-        <w:rPr>
-          <w:lang w:val="en-US"/>
-        </w:rPr>
-        <w:t>SeaTalk</w:t>
-      </w:r>
-      <w:proofErr w:type="spellEnd"/>
-      <w:r>
-        <w:rPr>
-          <w:lang w:val="en-US"/>
-        </w:rPr>
-        <w:t xml:space="preserve"> bus. Use of this jumper should be avoided in typical installations to maintain electrical isolation and CE-compliant power domain separation.</w:t>
+        <w:t>In production, the SeaTalk +12</w:t>
+      </w:r>
+      <w:r>
+        <w:rPr>
+          <w:rFonts w:ascii="Arial" w:hAnsi="Arial" w:cs="Arial"/>
+          <w:lang w:val="en-US"/>
+        </w:rPr>
+        <w:t> </w:t>
+      </w:r>
+      <w:r>
+        <w:rPr>
+          <w:lang w:val="en-US"/>
+        </w:rPr>
+        <w:t>V pin is intentionally left unconnected to the MDD400 internal power supply. This avoids introducing a second power source and the associated risks of conflicting voltage domains or ground loops. As a result, the MDD400 must be powered exclusively from the NMEA 2000 backbone, and any SeaTalk devices must receive power independently from the SeaTalk bus.</w:t>
+      </w:r>
+    </w:p>
+    <w:p>
+      <w:pPr>
+        <w:pStyle w:val="BodyText"/>
+        <w:rPr>
+          <w:lang w:val="en-US"/>
+        </w:rPr>
+      </w:pPr>
+      <w:r>
+        <w:rPr>
+          <w:lang w:val="en-US"/>
+        </w:rPr>
+        <w:t>This isolation is implemented by omitting the polarity protection diode on the SeaTalk power input. For advanced configurations, populating this diode enables power input from the SeaTalk bus. Additionally, a normally open solder jumper labeled ST_12V is provided to allow bridging the SeaTalk and NMEA 2000 power rails. This option is intended for edge cases, such as powering a single connected SeaTalk device that is not attached to a live SeaTalk bus. Use of this jumper should be avoided in typical installations to maintain electrical isolation and CE-compliant power domain separation.</w:t>
       </w:r>
     </w:p>
     <w:p>
@@ -18501,21 +17764,7 @@
         <w:rPr>
           <w:lang w:val="en-US"/>
         </w:rPr>
-        <w:t>The legacy port is exposed via a 3-pin header (12 V, GND, SIG). In this implementation, the +12 V line is left unconnected, and the interface is powered entirely from the internal 5 V rail. The GND pin (</w:t>
-      </w:r>
-      <w:proofErr w:type="spellStart"/>
-      <w:r>
-        <w:rPr>
-          <w:lang w:val="en-US"/>
-        </w:rPr>
-        <w:t>SeaTalk</w:t>
-      </w:r>
-      <w:proofErr w:type="spellEnd"/>
-      <w:r>
-        <w:rPr>
-          <w:lang w:val="en-US"/>
-        </w:rPr>
-        <w:t xml:space="preserve"> shield) is </w:t>
+        <w:t xml:space="preserve">The legacy port is exposed via a 3-pin header (12 V, GND, SIG). In this implementation, the +12 V line is left unconnected, and the interface is powered entirely from the internal 5 V rail. The GND pin (SeaTalk shield) is </w:t>
       </w:r>
       <w:r>
         <w:rPr>
@@ -18536,21 +17785,7 @@
         <w:rPr>
           <w:lang w:val="en-US"/>
         </w:rPr>
-        <w:t xml:space="preserve">Although the original </w:t>
-      </w:r>
-      <w:proofErr w:type="spellStart"/>
-      <w:r>
-        <w:rPr>
-          <w:lang w:val="en-US"/>
-        </w:rPr>
-        <w:t>SeaTalk</w:t>
-      </w:r>
-      <w:proofErr w:type="spellEnd"/>
-      <w:r>
-        <w:rPr>
-          <w:lang w:val="en-US"/>
-        </w:rPr>
-        <w:t xml:space="preserve"> protocol uses GND as a signal return and implicit shield, this arrangement preserves CE compliance by preventing direct coupling of noisy external grounds into the device ground plane. The use of a separate shield pin was considered, but real-world installations route signal returns through the GND wire, making this unnecessary.</w:t>
+        <w:t>Although the original SeaTalk protocol uses GND as a signal return and implicit shield, this arrangement preserves CE compliance by preventing direct coupling of noisy external grounds into the device ground plane. The use of a separate shield pin was considered, but real-world installations route signal returns through the GND wire, making this unnecessary.</w:t>
       </w:r>
     </w:p>
     <w:p>
@@ -19511,15 +18746,7 @@
         <w:t>no permanent damage</w:t>
       </w:r>
       <w:r>
-        <w:t xml:space="preserve"> will occur to the MDD400 or connected devices. This level of fault tolerance is particularly valuable for field installations and testing scenarios where connector orientation or </w:t>
-      </w:r>
-      <w:proofErr w:type="spellStart"/>
-      <w:r>
-        <w:t>labeling</w:t>
-      </w:r>
-      <w:proofErr w:type="spellEnd"/>
-      <w:r>
-        <w:t xml:space="preserve"> may not always be foolproof.</w:t>
+        <w:t xml:space="preserve"> will occur to the MDD400 or connected devices. This level of fault tolerance is particularly valuable for field installations and testing scenarios where connector orientation or labeling may not always be foolproof.</w:t>
       </w:r>
     </w:p>
     <w:p>
@@ -19539,397 +18766,383 @@
       <w:pPr>
         <w:pStyle w:val="Heading1"/>
       </w:pPr>
-      <w:bookmarkStart w:id="53" w:name="sensor-interfaces"/>
-      <w:bookmarkStart w:id="54" w:name="_Toc202948643"/>
-      <w:bookmarkEnd w:id="37"/>
-      <w:bookmarkEnd w:id="46"/>
+      <w:bookmarkStart w:id="53" w:name="_Toc202948643"/>
+      <w:bookmarkStart w:id="54" w:name="sensor-interfaces"/>
+      <w:bookmarkEnd w:id="38"/>
+      <w:bookmarkEnd w:id="47"/>
       <w:bookmarkEnd w:id="48"/>
       <w:r>
         <w:lastRenderedPageBreak/>
         <w:t>Sensors</w:t>
       </w:r>
-      <w:bookmarkEnd w:id="54"/>
+      <w:bookmarkEnd w:id="53"/>
     </w:p>
     <w:p>
       <w:pPr>
         <w:pStyle w:val="Heading2"/>
       </w:pPr>
-      <w:bookmarkStart w:id="55" w:name="power-sensor"/>
-      <w:bookmarkStart w:id="56" w:name="_Toc202948644"/>
+      <w:bookmarkStart w:id="55" w:name="_Toc202948644"/>
+      <w:bookmarkStart w:id="56" w:name="power-sensor"/>
       <w:r>
         <w:t>Power Sensor</w:t>
       </w:r>
+      <w:bookmarkEnd w:id="55"/>
+    </w:p>
+    <w:p>
+      <w:pPr>
+        <w:pStyle w:val="BodyText"/>
+      </w:pPr>
+      <w:r>
+        <w:t>The MDD400 continuously monitors its own supply voltage and current draw to provide diagnostic data, support fault detection, and enable intelligent power management. These measurements are digitized via the ESP32-S3’s internal ADCs and are sampled regularly by firmware. This section describes the hardware circuits used for voltage and current sensing.</w:t>
+      </w:r>
+    </w:p>
+    <w:p>
+      <w:pPr>
+        <w:pStyle w:val="Heading3"/>
+      </w:pPr>
+      <w:bookmarkStart w:id="57" w:name="_Toc202948645"/>
+      <w:r>
+        <w:t>Voltage Sensing</w:t>
+      </w:r>
+      <w:bookmarkEnd w:id="57"/>
+    </w:p>
+    <w:p>
+      <w:pPr>
+        <w:pStyle w:val="BodyText"/>
+      </w:pPr>
+      <w:r>
+        <w:t>The input voltage is sensed downstream of the active protection circuit, at the output of Q13 (labelled V_PROTECTED), and represents the voltage seen by all internal circuitry. A passive voltage divider consisting of R52 (22</w:t>
+      </w:r>
+      <w:r>
+        <w:rPr>
+          <w:rFonts w:ascii="Arial" w:hAnsi="Arial" w:cs="Arial"/>
+        </w:rPr>
+        <w:t> </w:t>
+      </w:r>
+      <w:r>
+        <w:t>k</w:t>
+      </w:r>
+      <w:r>
+        <w:rPr>
+          <w:rFonts w:ascii="Aptos" w:hAnsi="Aptos" w:cs="Aptos"/>
+        </w:rPr>
+        <w:t>Ω</w:t>
+      </w:r>
+      <w:r>
+        <w:t>) and R57 (4.7</w:t>
+      </w:r>
+      <w:r>
+        <w:rPr>
+          <w:rFonts w:ascii="Arial" w:hAnsi="Arial" w:cs="Arial"/>
+        </w:rPr>
+        <w:t> </w:t>
+      </w:r>
+      <w:r>
+        <w:t>k</w:t>
+      </w:r>
+      <w:r>
+        <w:rPr>
+          <w:rFonts w:ascii="Aptos" w:hAnsi="Aptos" w:cs="Aptos"/>
+        </w:rPr>
+        <w:t>Ω</w:t>
+      </w:r>
+      <w:r>
+        <w:t>) scales the protected voltage to within the 0</w:t>
+      </w:r>
+      <w:r>
+        <w:rPr>
+          <w:rFonts w:ascii="Aptos" w:hAnsi="Aptos" w:cs="Aptos"/>
+        </w:rPr>
+        <w:t>–</w:t>
+      </w:r>
+      <w:r>
+        <w:t>3.3</w:t>
+      </w:r>
+      <w:r>
+        <w:rPr>
+          <w:rFonts w:ascii="Arial" w:hAnsi="Arial" w:cs="Arial"/>
+        </w:rPr>
+        <w:t> </w:t>
+      </w:r>
+      <w:r>
+        <w:t>V input range of the ESP32-S3 ADC. This scaled voltage is then buffered by an op-amp (U8A), configured as a unity-gain follower using a TLV9002IDR. The buffer ensures a low-impedance, noise-free signal suitable for accurate ADC conversion and is connected to</w:t>
+      </w:r>
+      <w:r>
+        <w:t xml:space="preserve"> [V</w:t>
+      </w:r>
+      <w:r>
+        <w:t>SS</w:t>
+      </w:r>
+      <w:r>
+        <w:t>_ADC]</w:t>
+      </w:r>
+      <w:r>
+        <w:t>, which is configured as an ADC input.</w:t>
+      </w:r>
+    </w:p>
+    <w:p>
+      <w:pPr>
+        <w:pStyle w:val="BodyText"/>
+      </w:pPr>
+      <w:r>
+        <w:t>The voltage divider ratio is</w:t>
+      </w:r>
+      <w:r>
+        <w:rPr>
+          <w:rFonts w:ascii="Arial" w:hAnsi="Arial" w:cs="Arial"/>
+        </w:rPr>
+        <w:t xml:space="preserve"> ​</w:t>
+      </w:r>
+      <w:r>
+        <w:t>≈0.176</w:t>
+      </w:r>
+      <w:r>
+        <w:t>. Gi</w:t>
+      </w:r>
+      <w:r>
+        <w:t>ve</w:t>
+      </w:r>
+      <w:r>
+        <w:t>n a 3.3</w:t>
+      </w:r>
+      <w:r>
+        <w:rPr>
+          <w:rFonts w:ascii="Arial" w:hAnsi="Arial" w:cs="Arial"/>
+        </w:rPr>
+        <w:t> </w:t>
+      </w:r>
+      <w:r>
+        <w:t>V ADC input range, the corresponding maximum measurable input voltage is</w:t>
+      </w:r>
+      <w:r>
+        <w:t xml:space="preserve"> </w:t>
+      </w:r>
+      <w:r>
+        <w:rPr>
+          <w:rFonts w:ascii="Arial" w:hAnsi="Arial" w:cs="Arial"/>
+        </w:rPr>
+        <w:t>​</w:t>
+      </w:r>
+      <w:r>
+        <w:t>≈18.75</w:t>
+      </w:r>
+      <w:r>
+        <w:rPr>
+          <w:rFonts w:ascii="Arial" w:hAnsi="Arial" w:cs="Arial"/>
+        </w:rPr>
+        <w:t> </w:t>
+      </w:r>
+      <w:r>
+        <w:t>V</w:t>
+      </w:r>
+      <w:r>
+        <w:t>.</w:t>
+      </w:r>
+    </w:p>
+    <w:p>
+      <w:pPr>
+        <w:pStyle w:val="BodyText"/>
+      </w:pPr>
+      <w:r>
+        <w:t xml:space="preserve">With a 12-bit ADC resolution, the </w:t>
+      </w:r>
+      <w:r>
+        <w:t>measured voltage can be calculated by multiplying the ADC reading by a factor of 0.00458.</w:t>
+      </w:r>
+    </w:p>
+    <w:p>
+      <w:pPr>
+        <w:pStyle w:val="Heading3"/>
+      </w:pPr>
+      <w:bookmarkStart w:id="58" w:name="_Toc202948646"/>
+      <w:r>
+        <w:t>Current Sensing</w:t>
+      </w:r>
+      <w:bookmarkEnd w:id="58"/>
+    </w:p>
+    <w:p>
+      <w:pPr>
+        <w:pStyle w:val="BodyText"/>
+      </w:pPr>
+      <w:r>
+        <w:t>The input current is measured using a low-side 100</w:t>
+      </w:r>
+      <w:r>
+        <w:rPr>
+          <w:rFonts w:ascii="Arial" w:hAnsi="Arial" w:cs="Arial"/>
+        </w:rPr>
+        <w:t> </w:t>
+      </w:r>
+      <w:r>
+        <w:t>m</w:t>
+      </w:r>
+      <w:r>
+        <w:rPr>
+          <w:rFonts w:ascii="Aptos" w:hAnsi="Aptos" w:cs="Aptos"/>
+        </w:rPr>
+        <w:t>Ω</w:t>
+      </w:r>
+      <w:r>
+        <w:t xml:space="preserve"> shunt resistor placed in the return path of the main input filter stage. The voltage developed across this resistor is proportional to the load current and is used as the input to a non-inverting amplifier built around a TLV9002IDR op-amp (U8B).</w:t>
+      </w:r>
+    </w:p>
+    <w:p>
+      <w:pPr>
+        <w:pStyle w:val="BodyText"/>
+        <w:rPr>
+          <w:lang w:val="en-US"/>
+        </w:rPr>
+      </w:pPr>
+      <w:r>
+        <w:t>The amplifier uses a 10</w:t>
+      </w:r>
+      <w:r>
+        <w:rPr>
+          <w:rFonts w:ascii="Arial" w:hAnsi="Arial" w:cs="Arial"/>
+        </w:rPr>
+        <w:t> </w:t>
+      </w:r>
+      <w:r>
+        <w:t>k</w:t>
+      </w:r>
+      <w:r>
+        <w:rPr>
+          <w:rFonts w:ascii="Aptos" w:hAnsi="Aptos" w:cs="Aptos"/>
+        </w:rPr>
+        <w:t>Ω</w:t>
+      </w:r>
+      <w:r>
+        <w:t xml:space="preserve"> input resistor (R56), a 150</w:t>
+      </w:r>
+      <w:r>
+        <w:rPr>
+          <w:rFonts w:ascii="Arial" w:hAnsi="Arial" w:cs="Arial"/>
+        </w:rPr>
+        <w:t> </w:t>
+      </w:r>
+      <w:r>
+        <w:t>k</w:t>
+      </w:r>
+      <w:r>
+        <w:rPr>
+          <w:rFonts w:ascii="Aptos" w:hAnsi="Aptos" w:cs="Aptos"/>
+        </w:rPr>
+        <w:t>Ω</w:t>
+      </w:r>
+      <w:r>
+        <w:t xml:space="preserve"> feedback resistor (R54), and a 3.3</w:t>
+      </w:r>
+      <w:r>
+        <w:rPr>
+          <w:rFonts w:ascii="Arial" w:hAnsi="Arial" w:cs="Arial"/>
+        </w:rPr>
+        <w:t> </w:t>
+      </w:r>
+      <w:r>
+        <w:t>k</w:t>
+      </w:r>
+      <w:r>
+        <w:rPr>
+          <w:rFonts w:ascii="Aptos" w:hAnsi="Aptos" w:cs="Aptos"/>
+        </w:rPr>
+        <w:t>Ω</w:t>
+      </w:r>
+      <w:r>
+        <w:t xml:space="preserve"> resistor to ground (R58), producing a gain of approximately 47.</w:t>
+      </w:r>
+      <w:r>
+        <w:t xml:space="preserve"> With the 100</w:t>
+      </w:r>
+      <w:r>
+        <w:rPr>
+          <w:rFonts w:ascii="Arial" w:hAnsi="Arial" w:cs="Arial"/>
+        </w:rPr>
+        <w:t> </w:t>
+      </w:r>
+      <w:r>
+        <w:t>m</w:t>
+      </w:r>
+      <w:r>
+        <w:rPr>
+          <w:rFonts w:ascii="Aptos" w:hAnsi="Aptos" w:cs="Aptos"/>
+        </w:rPr>
+        <w:t>Ω</w:t>
+      </w:r>
+      <w:r>
+        <w:t xml:space="preserve"> shunt resistor the </w:t>
+      </w:r>
+      <w:r>
+        <w:t>current measurement range is 0 – 715mA: double the normal operating peak current of the MDD400, but below t</w:t>
+      </w:r>
+      <w:r>
+        <w:rPr>
+          <w:lang w:val="en-US"/>
+        </w:rPr>
+        <w:t>he upper limit of the protection circuit. This ensures that any overcurrent condition results in a distinct and easily detectable ADC output, simplifying firmware-based fault detection.</w:t>
+      </w:r>
+    </w:p>
+    <w:p>
+      <w:pPr>
+        <w:pStyle w:val="BodyText"/>
+        <w:rPr>
+          <w:lang w:val="en-US"/>
+        </w:rPr>
+      </w:pPr>
+      <w:r>
+        <w:rPr>
+          <w:lang w:val="en-US"/>
+        </w:rPr>
+        <w:t>The amplified signal is routed to (CURRENT_ADC) for sampling by the ESP32-S3’s ADC.</w:t>
+      </w:r>
+    </w:p>
+    <w:p>
+      <w:pPr>
+        <w:pStyle w:val="BodyText"/>
+      </w:pPr>
+      <w:r>
+        <w:t>This design allows accurate current measurement without introducing significant voltage drop or power loss in the ground return path. The amplified signal is suitable for monitoring both steady-state load and transient inrush currents</w:t>
+      </w:r>
+      <w:r>
+        <w:t>.</w:t>
+      </w:r>
+    </w:p>
+    <w:p>
+      <w:pPr>
+        <w:pStyle w:val="BodyText"/>
+      </w:pPr>
+      <w:r>
+        <w:t xml:space="preserve">With a 12-bit ADC resolution, the measured </w:t>
+      </w:r>
+      <w:r>
+        <w:t>current</w:t>
+      </w:r>
+      <w:r>
+        <w:t xml:space="preserve"> can be calculated by multiplying the ADC reading by a factor of 0.00</w:t>
+      </w:r>
+      <w:r>
+        <w:t>01734</w:t>
+      </w:r>
+      <w:r>
+        <w:t>.</w:t>
+      </w:r>
+    </w:p>
+    <w:p>
+      <w:pPr>
+        <w:pStyle w:val="BodyText"/>
+      </w:pPr>
+    </w:p>
+    <w:p>
+      <w:pPr>
+        <w:pStyle w:val="Heading2"/>
+      </w:pPr>
+      <w:bookmarkStart w:id="59" w:name="_Toc202948647"/>
+      <w:bookmarkStart w:id="60" w:name="temperature-sensor"/>
       <w:bookmarkEnd w:id="56"/>
-    </w:p>
-    <w:p>
-      <w:pPr>
-        <w:pStyle w:val="BodyText"/>
-      </w:pPr>
-      <w:r>
-        <w:t>The MDD400 continuously monitors its own supply voltage and current draw to provide diagnostic data, support fault detection, and enable intelligent power management. These measurements are digitized via the ESP32-S3’s internal ADCs and are sampled regularly by firmware. This section describes the hardware circuits used for voltage and current sensing.</w:t>
-      </w:r>
-    </w:p>
-    <w:p>
-      <w:pPr>
-        <w:pStyle w:val="Heading3"/>
-      </w:pPr>
-      <w:bookmarkStart w:id="57" w:name="_Toc202948645"/>
-      <w:r>
-        <w:t>Voltage Sensing</w:t>
-      </w:r>
-      <w:bookmarkEnd w:id="57"/>
-    </w:p>
-    <w:p>
-      <w:pPr>
-        <w:pStyle w:val="BodyText"/>
-      </w:pPr>
-      <w:r>
-        <w:t>The input voltage is sensed downstream of the active protection circuit, at the output of Q13 (labelled V_PROTECTED), and represents the voltage seen by all internal circuitry. A passive voltage divider consisting of R52 (22</w:t>
-      </w:r>
-      <w:r>
-        <w:rPr>
-          <w:rFonts w:ascii="Arial" w:hAnsi="Arial" w:cs="Arial"/>
-        </w:rPr>
-        <w:t> </w:t>
-      </w:r>
-      <w:proofErr w:type="spellStart"/>
-      <w:r>
-        <w:t>k</w:t>
-      </w:r>
-      <w:r>
-        <w:rPr>
-          <w:rFonts w:ascii="Aptos" w:hAnsi="Aptos" w:cs="Aptos"/>
-        </w:rPr>
-        <w:t>Ω</w:t>
-      </w:r>
-      <w:proofErr w:type="spellEnd"/>
-      <w:r>
-        <w:t>) and R57 (4.7</w:t>
-      </w:r>
-      <w:r>
-        <w:rPr>
-          <w:rFonts w:ascii="Arial" w:hAnsi="Arial" w:cs="Arial"/>
-        </w:rPr>
-        <w:t> </w:t>
-      </w:r>
-      <w:proofErr w:type="spellStart"/>
-      <w:r>
-        <w:t>k</w:t>
-      </w:r>
-      <w:r>
-        <w:rPr>
-          <w:rFonts w:ascii="Aptos" w:hAnsi="Aptos" w:cs="Aptos"/>
-        </w:rPr>
-        <w:t>Ω</w:t>
-      </w:r>
-      <w:proofErr w:type="spellEnd"/>
-      <w:r>
-        <w:t>) scales the protected voltage to within the 0</w:t>
-      </w:r>
-      <w:r>
-        <w:rPr>
-          <w:rFonts w:ascii="Aptos" w:hAnsi="Aptos" w:cs="Aptos"/>
-        </w:rPr>
-        <w:t>–</w:t>
-      </w:r>
-      <w:r>
-        <w:t>3.3</w:t>
-      </w:r>
-      <w:r>
-        <w:rPr>
-          <w:rFonts w:ascii="Arial" w:hAnsi="Arial" w:cs="Arial"/>
-        </w:rPr>
-        <w:t> </w:t>
-      </w:r>
-      <w:r>
-        <w:t>V input range of the ESP32-S3 ADC. This scaled voltage is then buffered by an op-amp (U8A), configured as a unity-gain follower using a TLV9002IDR. The buffer ensures a low-impedance, noise-free signal suitable for accurate ADC conversion and is connected to</w:t>
-      </w:r>
-      <w:r>
-        <w:t xml:space="preserve"> [V</w:t>
-      </w:r>
-      <w:r>
-        <w:t>SS</w:t>
-      </w:r>
-      <w:r>
-        <w:t>_ADC]</w:t>
-      </w:r>
-      <w:r>
-        <w:t>, which is configured as an ADC input.</w:t>
-      </w:r>
-    </w:p>
-    <w:p>
-      <w:pPr>
-        <w:pStyle w:val="BodyText"/>
-      </w:pPr>
-      <w:r>
-        <w:t>The voltage divider ratio is</w:t>
-      </w:r>
-      <w:r>
-        <w:rPr>
-          <w:rFonts w:ascii="Arial" w:hAnsi="Arial" w:cs="Arial"/>
-        </w:rPr>
-        <w:t xml:space="preserve"> ​</w:t>
-      </w:r>
-      <w:r>
-        <w:t>≈0.176</w:t>
-      </w:r>
-      <w:r>
-        <w:t>. Gi</w:t>
-      </w:r>
-      <w:r>
-        <w:t>ve</w:t>
-      </w:r>
-      <w:r>
-        <w:t>n a 3.3</w:t>
-      </w:r>
-      <w:r>
-        <w:rPr>
-          <w:rFonts w:ascii="Arial" w:hAnsi="Arial" w:cs="Arial"/>
-        </w:rPr>
-        <w:t> </w:t>
-      </w:r>
-      <w:r>
-        <w:t>V ADC input range, the corresponding maximum measurable input voltage is</w:t>
-      </w:r>
-      <w:r>
-        <w:t xml:space="preserve"> </w:t>
-      </w:r>
-      <w:r>
-        <w:rPr>
-          <w:rFonts w:ascii="Arial" w:hAnsi="Arial" w:cs="Arial"/>
-        </w:rPr>
-        <w:t>​</w:t>
-      </w:r>
-      <w:r>
-        <w:t>≈18.75</w:t>
-      </w:r>
-      <w:r>
-        <w:rPr>
-          <w:rFonts w:ascii="Arial" w:hAnsi="Arial" w:cs="Arial"/>
-        </w:rPr>
-        <w:t> </w:t>
-      </w:r>
-      <w:r>
-        <w:t>V</w:t>
-      </w:r>
-      <w:r>
-        <w:t>.</w:t>
-      </w:r>
-    </w:p>
-    <w:p>
-      <w:pPr>
-        <w:pStyle w:val="BodyText"/>
-      </w:pPr>
-      <w:r>
-        <w:t xml:space="preserve">With a 12-bit ADC resolution, the </w:t>
-      </w:r>
-      <w:r>
-        <w:t>measured voltage can be calculated by multiplying the ADC reading by a factor of 0.00458.</w:t>
-      </w:r>
-    </w:p>
-    <w:p>
-      <w:pPr>
-        <w:pStyle w:val="Heading3"/>
-      </w:pPr>
-      <w:bookmarkStart w:id="58" w:name="_Toc202948646"/>
-      <w:r>
-        <w:t>Current Sensing</w:t>
-      </w:r>
-      <w:bookmarkEnd w:id="58"/>
-    </w:p>
-    <w:p>
-      <w:pPr>
-        <w:pStyle w:val="BodyText"/>
-      </w:pPr>
-      <w:r>
-        <w:t>The input current is measured using a low-side 100</w:t>
-      </w:r>
-      <w:r>
-        <w:rPr>
-          <w:rFonts w:ascii="Arial" w:hAnsi="Arial" w:cs="Arial"/>
-        </w:rPr>
-        <w:t> </w:t>
-      </w:r>
-      <w:proofErr w:type="spellStart"/>
-      <w:r>
-        <w:t>m</w:t>
-      </w:r>
-      <w:r>
-        <w:rPr>
-          <w:rFonts w:ascii="Aptos" w:hAnsi="Aptos" w:cs="Aptos"/>
-        </w:rPr>
-        <w:t>Ω</w:t>
-      </w:r>
-      <w:proofErr w:type="spellEnd"/>
-      <w:r>
-        <w:t xml:space="preserve"> shunt resistor placed in the return path of the main input filter stage. The voltage developed across this resistor is proportional to the load current and is used as the input to a non-inverting amplifier built around a TLV9002IDR op-amp (U8B).</w:t>
-      </w:r>
-    </w:p>
-    <w:p>
-      <w:pPr>
-        <w:pStyle w:val="BodyText"/>
-        <w:rPr>
-          <w:lang w:val="en-US"/>
-        </w:rPr>
-      </w:pPr>
-      <w:r>
-        <w:t>The amplifier uses a 10</w:t>
-      </w:r>
-      <w:r>
-        <w:rPr>
-          <w:rFonts w:ascii="Arial" w:hAnsi="Arial" w:cs="Arial"/>
-        </w:rPr>
-        <w:t> </w:t>
-      </w:r>
-      <w:proofErr w:type="spellStart"/>
-      <w:r>
-        <w:t>k</w:t>
-      </w:r>
-      <w:r>
-        <w:rPr>
-          <w:rFonts w:ascii="Aptos" w:hAnsi="Aptos" w:cs="Aptos"/>
-        </w:rPr>
-        <w:t>Ω</w:t>
-      </w:r>
-      <w:proofErr w:type="spellEnd"/>
-      <w:r>
-        <w:t xml:space="preserve"> input resistor (R56), a 150</w:t>
-      </w:r>
-      <w:r>
-        <w:rPr>
-          <w:rFonts w:ascii="Arial" w:hAnsi="Arial" w:cs="Arial"/>
-        </w:rPr>
-        <w:t> </w:t>
-      </w:r>
-      <w:proofErr w:type="spellStart"/>
-      <w:r>
-        <w:t>k</w:t>
-      </w:r>
-      <w:r>
-        <w:rPr>
-          <w:rFonts w:ascii="Aptos" w:hAnsi="Aptos" w:cs="Aptos"/>
-        </w:rPr>
-        <w:t>Ω</w:t>
-      </w:r>
-      <w:proofErr w:type="spellEnd"/>
-      <w:r>
-        <w:t xml:space="preserve"> feedback resistor (R54), and a 3.3</w:t>
-      </w:r>
-      <w:r>
-        <w:rPr>
-          <w:rFonts w:ascii="Arial" w:hAnsi="Arial" w:cs="Arial"/>
-        </w:rPr>
-        <w:t> </w:t>
-      </w:r>
-      <w:proofErr w:type="spellStart"/>
-      <w:r>
-        <w:t>k</w:t>
-      </w:r>
-      <w:r>
-        <w:rPr>
-          <w:rFonts w:ascii="Aptos" w:hAnsi="Aptos" w:cs="Aptos"/>
-        </w:rPr>
-        <w:t>Ω</w:t>
-      </w:r>
-      <w:proofErr w:type="spellEnd"/>
-      <w:r>
-        <w:t xml:space="preserve"> resistor to ground (R58), producing a gain of approximately 47.</w:t>
-      </w:r>
-      <w:r>
-        <w:t xml:space="preserve"> With the 100</w:t>
-      </w:r>
-      <w:r>
-        <w:rPr>
-          <w:rFonts w:ascii="Arial" w:hAnsi="Arial" w:cs="Arial"/>
-        </w:rPr>
-        <w:t> </w:t>
-      </w:r>
-      <w:proofErr w:type="spellStart"/>
-      <w:r>
-        <w:t>m</w:t>
-      </w:r>
-      <w:r>
-        <w:rPr>
-          <w:rFonts w:ascii="Aptos" w:hAnsi="Aptos" w:cs="Aptos"/>
-        </w:rPr>
-        <w:t>Ω</w:t>
-      </w:r>
-      <w:proofErr w:type="spellEnd"/>
-      <w:r>
-        <w:t xml:space="preserve"> shunt resistor the </w:t>
-      </w:r>
-      <w:r>
-        <w:t>current measurement range is 0 – 715mA: double the normal operating peak current of the MDD400, but below t</w:t>
-      </w:r>
-      <w:r>
-        <w:rPr>
-          <w:lang w:val="en-US"/>
-        </w:rPr>
-        <w:t>he upper limit of the protection circuit. This ensures that any overcurrent condition results in a distinct and easily detectable ADC output, simplifying firmware-based fault detection.</w:t>
-      </w:r>
-    </w:p>
-    <w:p>
-      <w:pPr>
-        <w:pStyle w:val="BodyText"/>
-        <w:rPr>
-          <w:lang w:val="en-US"/>
-        </w:rPr>
-      </w:pPr>
-      <w:r>
-        <w:rPr>
-          <w:lang w:val="en-US"/>
-        </w:rPr>
-        <w:t>The amplified signal is routed to (CURRENT_ADC) for sampling by the ESP32-S3’s ADC.</w:t>
-      </w:r>
-    </w:p>
-    <w:p>
-      <w:pPr>
-        <w:pStyle w:val="BodyText"/>
-      </w:pPr>
-      <w:r>
-        <w:t>This design allows accurate current measurement without introducing significant voltage drop or power loss in the ground return path. The amplified signal is suitable for monitoring both steady-state load and transient inrush currents</w:t>
-      </w:r>
-      <w:r>
-        <w:t>.</w:t>
-      </w:r>
-    </w:p>
-    <w:p>
-      <w:pPr>
-        <w:pStyle w:val="BodyText"/>
-      </w:pPr>
-      <w:r>
-        <w:t xml:space="preserve">With a 12-bit ADC resolution, the measured </w:t>
-      </w:r>
-      <w:r>
-        <w:t>current</w:t>
-      </w:r>
-      <w:r>
-        <w:t xml:space="preserve"> can be calculated by multiplying the ADC reading by a factor of 0.00</w:t>
-      </w:r>
-      <w:r>
-        <w:t>01734</w:t>
-      </w:r>
-      <w:r>
-        <w:t>.</w:t>
-      </w:r>
-    </w:p>
-    <w:p>
-      <w:pPr>
-        <w:pStyle w:val="BodyText"/>
-      </w:pPr>
-    </w:p>
-    <w:p>
-      <w:pPr>
-        <w:pStyle w:val="Heading2"/>
-      </w:pPr>
-      <w:bookmarkStart w:id="59" w:name="temperature-sensor"/>
-      <w:bookmarkStart w:id="60" w:name="_Toc202948647"/>
-      <w:bookmarkEnd w:id="55"/>
       <w:r>
         <w:lastRenderedPageBreak/>
         <w:t>Temperature Sensor</w:t>
       </w:r>
-      <w:bookmarkEnd w:id="60"/>
+      <w:bookmarkEnd w:id="59"/>
     </w:p>
     <w:p>
       <w:pPr>
@@ -20224,7 +19437,6 @@
         </w:rPr>
         <w:t> </w:t>
       </w:r>
-      <w:proofErr w:type="spellStart"/>
       <w:r>
         <w:t>k</w:t>
       </w:r>
@@ -20234,7 +19446,6 @@
         </w:rPr>
         <w:t>Ω</w:t>
       </w:r>
-      <w:proofErr w:type="spellEnd"/>
       <w:r>
         <w:t xml:space="preserve"> pull-up resistor (R38) is fitted on the ALERT line, allowing firmware to configure an interrupt for temperature threshold crossing if needed.</w:t>
       </w:r>
@@ -20275,13 +19486,13 @@
       <w:pPr>
         <w:pStyle w:val="Heading2"/>
       </w:pPr>
-      <w:bookmarkStart w:id="63" w:name="ambient-light-sensor"/>
-      <w:bookmarkStart w:id="64" w:name="_Toc202948650"/>
-      <w:bookmarkEnd w:id="59"/>
+      <w:bookmarkStart w:id="63" w:name="_Toc202948650"/>
+      <w:bookmarkStart w:id="64" w:name="ambient-light-sensor"/>
+      <w:bookmarkEnd w:id="60"/>
       <w:r>
         <w:t>Ambient Light Sensor</w:t>
       </w:r>
-      <w:bookmarkEnd w:id="64"/>
+      <w:bookmarkEnd w:id="63"/>
     </w:p>
     <w:p>
       <w:pPr>
@@ -20489,7 +19700,6 @@
         </w:rPr>
         <w:t> </w:t>
       </w:r>
-      <w:proofErr w:type="spellStart"/>
       <w:r>
         <w:t>k</w:t>
       </w:r>
@@ -20499,7 +19709,6 @@
         </w:rPr>
         <w:t>Ω</w:t>
       </w:r>
-      <w:proofErr w:type="spellEnd"/>
       <w:r>
         <w:t xml:space="preserve"> pull-up resistor (R9) is used on the I</w:t>
       </w:r>
@@ -20536,44 +19745,28 @@
         <w:pStyle w:val="BodyText"/>
       </w:pPr>
       <w:r>
-        <w:t xml:space="preserve">In low-light conditions, the firmware reduces the backlight intensity to minimize power consumption and glare. In bright conditions, full brightness is applied to maintain readability. The ambient light value is also recorded in system diagnostics and may be used to correlate with temperature trends or display </w:t>
-      </w:r>
-      <w:proofErr w:type="spellStart"/>
-      <w:r>
-        <w:t>behavior</w:t>
-      </w:r>
-      <w:proofErr w:type="spellEnd"/>
-      <w:r>
-        <w:t>.</w:t>
-      </w:r>
-    </w:p>
-    <w:p>
-      <w:pPr>
-        <w:pStyle w:val="BodyText"/>
-      </w:pPr>
-      <w:r>
-        <w:t xml:space="preserve">The use of a dedicated ambient light sensor improves user experience and provides adaptive </w:t>
-      </w:r>
-      <w:proofErr w:type="spellStart"/>
-      <w:r>
-        <w:t>behavior</w:t>
-      </w:r>
-      <w:proofErr w:type="spellEnd"/>
-      <w:r>
-        <w:t xml:space="preserve"> in real-world conditions where lighting varies significantly throughout the day.</w:t>
+        <w:t>In low-light conditions, the firmware reduces the backlight intensity to minimize power consumption and glare. In bright conditions, full brightness is applied to maintain readability. The ambient light value is also recorded in system diagnostics and may be used to correlate with temperature trends or display behavior.</w:t>
+      </w:r>
+    </w:p>
+    <w:p>
+      <w:pPr>
+        <w:pStyle w:val="BodyText"/>
+      </w:pPr>
+      <w:r>
+        <w:t>The use of a dedicated ambient light sensor improves user experience and provides adaptive behavior in real-world conditions where lighting varies significantly throughout the day.</w:t>
       </w:r>
     </w:p>
     <w:p>
       <w:pPr>
         <w:pStyle w:val="Heading2"/>
       </w:pPr>
-      <w:bookmarkStart w:id="67" w:name="wind-transducer-interface"/>
-      <w:bookmarkStart w:id="68" w:name="_Toc202948653"/>
-      <w:bookmarkEnd w:id="63"/>
+      <w:bookmarkStart w:id="67" w:name="_Toc202948653"/>
+      <w:bookmarkStart w:id="68" w:name="wind-transducer-interface"/>
+      <w:bookmarkEnd w:id="64"/>
       <w:r>
         <w:t>Wind Transducer Interface</w:t>
       </w:r>
-      <w:bookmarkEnd w:id="68"/>
+      <w:bookmarkEnd w:id="67"/>
     </w:p>
     <w:p>
       <w:pPr>
@@ -20799,40 +19992,24 @@
         </w:rPr>
         <w:t> </w:t>
       </w:r>
-      <w:proofErr w:type="spellStart"/>
-      <w:r>
-        <w:rPr>
-          <w:lang w:val="en-US"/>
-        </w:rPr>
-        <w:t>nF</w:t>
-      </w:r>
-      <w:proofErr w:type="spellEnd"/>
-      <w:r>
-        <w:rPr>
-          <w:lang w:val="en-US"/>
-        </w:rPr>
-        <w:t xml:space="preserve"> or 100</w:t>
-      </w:r>
-      <w:r>
-        <w:rPr>
-          <w:rFonts w:ascii="Arial" w:hAnsi="Arial" w:cs="Arial"/>
-          <w:lang w:val="en-US"/>
-        </w:rPr>
-        <w:t> </w:t>
-      </w:r>
-      <w:proofErr w:type="spellStart"/>
-      <w:r>
-        <w:rPr>
-          <w:lang w:val="en-US"/>
-        </w:rPr>
-        <w:t>nF</w:t>
-      </w:r>
-      <w:proofErr w:type="spellEnd"/>
-      <w:r>
-        <w:rPr>
-          <w:lang w:val="en-US"/>
-        </w:rPr>
-        <w:t xml:space="preserve"> capacitors) to attenuate RF interference, with particular care given to the high-impedance analog X/Y signals. Analog ground routing and component layout were optimized to minimize loop area and ensure stability under variable load conditions on the 8</w:t>
+      <w:r>
+        <w:rPr>
+          <w:lang w:val="en-US"/>
+        </w:rPr>
+        <w:t>nF or 100</w:t>
+      </w:r>
+      <w:r>
+        <w:rPr>
+          <w:rFonts w:ascii="Arial" w:hAnsi="Arial" w:cs="Arial"/>
+          <w:lang w:val="en-US"/>
+        </w:rPr>
+        <w:t> </w:t>
+      </w:r>
+      <w:r>
+        <w:rPr>
+          <w:lang w:val="en-US"/>
+        </w:rPr>
+        <w:t>nF capacitors) to attenuate RF interference, with particular care given to the high-impedance analog X/Y signals. Analog ground routing and component layout were optimized to minimize loop area and ensure stability under variable load conditions on the 8</w:t>
       </w:r>
       <w:r>
         <w:rPr>
@@ -21016,13 +20193,7 @@
         <w:rPr>
           <w:lang w:val="en-US"/>
         </w:rPr>
-        <w:t>]</w:t>
-      </w:r>
-      <w:r>
-        <w:rPr>
-          <w:lang w:val="en-US"/>
-        </w:rPr>
-        <w:t xml:space="preserve">. </w:t>
+        <w:t xml:space="preserve">]. </w:t>
       </w:r>
       <w:r>
         <w:rPr>
@@ -21260,21 +20431,7 @@
         <w:rPr>
           <w:lang w:val="en-US"/>
         </w:rPr>
-        <w:t xml:space="preserve">This circuit is designed to work reliably with both </w:t>
-      </w:r>
-      <w:proofErr w:type="spellStart"/>
-      <w:r>
-        <w:rPr>
-          <w:lang w:val="en-US"/>
-        </w:rPr>
-        <w:t>Raymarine</w:t>
-      </w:r>
-      <w:proofErr w:type="spellEnd"/>
-      <w:r>
-        <w:rPr>
-          <w:lang w:val="en-US"/>
-        </w:rPr>
-        <w:t xml:space="preserve"> and B&amp;G anemometers, as both use fundamentally similar open-collector pulse generation mechanisms.</w:t>
+        <w:t>This circuit is designed to work reliably with both Raymarine and B&amp;G anemometers, as both use fundamentally similar open-collector pulse generation mechanisms.</w:t>
       </w:r>
     </w:p>
     <w:p>
@@ -21322,23 +20479,21 @@
       <w:r>
         <w:t xml:space="preserve"> transducers from </w:t>
       </w:r>
-      <w:proofErr w:type="spellStart"/>
       <w:r>
         <w:rPr>
           <w:rStyle w:val="Strong"/>
           <w:b w:val="0"/>
           <w:bCs w:val="0"/>
         </w:rPr>
-        <w:t>Raymarine</w:t>
-      </w:r>
-      <w:proofErr w:type="spellEnd"/>
+        <w:t xml:space="preserve">Raymarine </w:t>
+      </w:r>
       <w:r>
         <w:rPr>
           <w:rStyle w:val="Strong"/>
           <w:b w:val="0"/>
           <w:bCs w:val="0"/>
         </w:rPr>
-        <w:t xml:space="preserve"> </w:t>
+        <w:t>/Autohelm and Navico (B&amp;G, Simrad)</w:t>
       </w:r>
       <w:r>
         <w:rPr>
@@ -21346,62 +20501,10 @@
           <w:b w:val="0"/>
           <w:bCs w:val="0"/>
         </w:rPr>
-        <w:t xml:space="preserve">/Autohelm and </w:t>
-      </w:r>
-      <w:proofErr w:type="spellStart"/>
-      <w:r>
-        <w:rPr>
-          <w:rStyle w:val="Strong"/>
-          <w:b w:val="0"/>
-          <w:bCs w:val="0"/>
-        </w:rPr>
-        <w:t>Navico</w:t>
-      </w:r>
-      <w:proofErr w:type="spellEnd"/>
-      <w:r>
-        <w:rPr>
-          <w:rStyle w:val="Strong"/>
-          <w:b w:val="0"/>
-          <w:bCs w:val="0"/>
-        </w:rPr>
-        <w:t xml:space="preserve"> (B&amp;G, </w:t>
-      </w:r>
-      <w:proofErr w:type="spellStart"/>
-      <w:r>
-        <w:rPr>
-          <w:rStyle w:val="Strong"/>
-          <w:b w:val="0"/>
-          <w:bCs w:val="0"/>
-        </w:rPr>
-        <w:t>Simrad</w:t>
-      </w:r>
-      <w:proofErr w:type="spellEnd"/>
-      <w:r>
-        <w:rPr>
-          <w:rStyle w:val="Strong"/>
-          <w:b w:val="0"/>
-          <w:bCs w:val="0"/>
-        </w:rPr>
-        <w:t>)</w:t>
-      </w:r>
-      <w:r>
-        <w:rPr>
-          <w:rStyle w:val="Strong"/>
-          <w:b w:val="0"/>
-          <w:bCs w:val="0"/>
-        </w:rPr>
         <w:t xml:space="preserve"> </w:t>
       </w:r>
       <w:r>
-        <w:t xml:space="preserve">that output </w:t>
-      </w:r>
-      <w:proofErr w:type="spellStart"/>
-      <w:r>
-        <w:t>analog</w:t>
-      </w:r>
-      <w:proofErr w:type="spellEnd"/>
-      <w:r>
-        <w:t xml:space="preserve"> wind direction and pulse-based wind speed signals</w:t>
+        <w:t>that output analog wind direction and pulse-based wind speed signals</w:t>
       </w:r>
       <w:r>
         <w:t xml:space="preserve">. </w:t>
@@ -21469,9 +20572,297 @@
           <w:iCs/>
           <w:u w:val="single"/>
         </w:rPr>
-        <w:t xml:space="preserve">The interface circuit is NOT compatible with </w:t>
-      </w:r>
-      <w:proofErr w:type="spellStart"/>
+        <w:t>The interface circuit is NOT compatible with Raymarine RotaVecta™ transducers</w:t>
+      </w:r>
+      <w:r>
+        <w:rPr>
+          <w:rStyle w:val="Strong"/>
+          <w:b w:val="0"/>
+          <w:bCs w:val="0"/>
+          <w:u w:val="single"/>
+        </w:rPr>
+        <w:t>.</w:t>
+      </w:r>
+    </w:p>
+    <w:p>
+      <w:pPr>
+        <w:pStyle w:val="Heading4"/>
+        <w:rPr>
+          <w:rStyle w:val="Strong"/>
+          <w:b w:val="0"/>
+          <w:bCs w:val="0"/>
+        </w:rPr>
+      </w:pPr>
+      <w:r>
+        <w:rPr>
+          <w:rStyle w:val="Strong"/>
+          <w:b w:val="0"/>
+          <w:bCs w:val="0"/>
+        </w:rPr>
+        <w:t xml:space="preserve">Raymarine </w:t>
+      </w:r>
+      <w:r>
+        <w:rPr>
+          <w:rStyle w:val="Strong"/>
+          <w:b w:val="0"/>
+          <w:bCs w:val="0"/>
+        </w:rPr>
+        <w:t xml:space="preserve">ST60-style </w:t>
+      </w:r>
+      <w:r>
+        <w:rPr>
+          <w:rStyle w:val="Strong"/>
+          <w:b w:val="0"/>
+          <w:bCs w:val="0"/>
+        </w:rPr>
+        <w:t>Masthead Wind Transducer</w:t>
+      </w:r>
+    </w:p>
+    <w:p>
+      <w:pPr>
+        <w:pStyle w:val="BodyText"/>
+      </w:pPr>
+      <w:r>
+        <w:rPr>
+          <w:lang w:val="en-US"/>
+        </w:rPr>
+        <w:t>For wind speed, the</w:t>
+      </w:r>
+      <w:r>
+        <w:rPr>
+          <w:lang w:val="en-US"/>
+        </w:rPr>
+        <w:t xml:space="preserve"> Raymarine</w:t>
+      </w:r>
+      <w:r>
+        <w:rPr>
+          <w:lang w:val="en-US"/>
+        </w:rPr>
+        <w:t xml:space="preserve"> transducer provides a pulse signal (Yellow wire) generated by an opto-interrupter. This open-collector signal is fully compatible with the WIND_SPEED comparator circuit, requiring no modification.</w:t>
+      </w:r>
+    </w:p>
+    <w:p>
+      <w:pPr>
+        <w:pStyle w:val="BodyText"/>
+      </w:pPr>
+      <w:r>
+        <w:rPr>
+          <w:lang w:val="en-US"/>
+        </w:rPr>
+        <w:t>For wind angle, t</w:t>
+      </w:r>
+      <w:r>
+        <w:rPr>
+          <w:lang w:val="en-US"/>
+        </w:rPr>
+        <w:t xml:space="preserve">he Raymarine transducer outputs analog </w:t>
+      </w:r>
+      <w:r>
+        <w:t xml:space="preserve">sine and cosine signals representing wind angle. </w:t>
+      </w:r>
+      <w:r>
+        <w:rPr>
+          <w:lang w:val="en-US"/>
+        </w:rPr>
+        <w:t xml:space="preserve">These form a </w:t>
+      </w:r>
+      <w:r>
+        <w:rPr>
+          <w:lang w:val="en-US"/>
+        </w:rPr>
+        <w:t>resolver</w:t>
+      </w:r>
+      <w:r>
+        <w:rPr>
+          <w:lang w:val="en-US"/>
+        </w:rPr>
+        <w:t>-like system</w:t>
+      </w:r>
+      <w:r>
+        <w:rPr>
+          <w:lang w:val="en-US"/>
+        </w:rPr>
+        <w:t>.</w:t>
+      </w:r>
+      <w:r>
+        <w:t xml:space="preserve"> </w:t>
+      </w:r>
+      <w:r>
+        <w:t>The two channels (Blue and Green wires) vary in voltage as the vane rotates and are biased around half the transducer’s supply voltage (~4</w:t>
+      </w:r>
+      <w:r>
+        <w:rPr>
+          <w:rFonts w:ascii="Arial" w:hAnsi="Arial" w:cs="Arial"/>
+        </w:rPr>
+        <w:t> </w:t>
+      </w:r>
+      <w:r>
+        <w:t>V on an 8</w:t>
+      </w:r>
+      <w:r>
+        <w:rPr>
+          <w:rFonts w:ascii="Arial" w:hAnsi="Arial" w:cs="Arial"/>
+        </w:rPr>
+        <w:t> </w:t>
+      </w:r>
+      <w:r>
+        <w:t>V rail). The signals are processed through the shared analog conditioning circuit and sampled by the ESP32-S3.</w:t>
+      </w:r>
+      <w:r>
+        <w:t xml:space="preserve"> </w:t>
+      </w:r>
+    </w:p>
+    <w:p>
+      <w:pPr>
+        <w:pStyle w:val="BodyText"/>
+        <w:keepNext/>
+        <w:rPr>
+          <w:lang w:val="en-US"/>
+        </w:rPr>
+      </w:pPr>
+      <w:r>
+        <w:rPr>
+          <w:lang w:val="en-US"/>
+        </w:rPr>
+        <w:t>In firmware, wind angle is derived using:</w:t>
+      </w:r>
+    </w:p>
+    <w:p>
+      <w:pPr>
+        <w:pStyle w:val="BodyText"/>
+        <w:keepNext/>
+        <w:ind w:left="1440"/>
+        <w:rPr>
+          <w:lang w:val="en-US"/>
+        </w:rPr>
+      </w:pPr>
+      <w:r>
+        <w:rPr>
+          <w:i/>
+          <w:iCs/>
+          <w:lang w:val="en-US"/>
+        </w:rPr>
+        <w:t>θ=atan2(Y,X</w:t>
+      </w:r>
+      <w:r>
+        <w:rPr>
+          <w:i/>
+          <w:iCs/>
+          <w:lang w:val="en-US"/>
+        </w:rPr>
+        <w:t>)</w:t>
+      </w:r>
+      <w:r>
+        <w:rPr>
+          <w:i/>
+          <w:iCs/>
+          <w:lang w:val="en-US"/>
+        </w:rPr>
+        <w:t xml:space="preserve"> </w:t>
+      </w:r>
+    </w:p>
+    <w:p>
+      <w:pPr>
+        <w:pStyle w:val="BodyText"/>
+        <w:rPr>
+          <w:rStyle w:val="Strong"/>
+          <w:b w:val="0"/>
+          <w:bCs w:val="0"/>
+        </w:rPr>
+      </w:pPr>
+      <w:r>
+        <w:rPr>
+          <w:rStyle w:val="Strong"/>
+          <w:b w:val="0"/>
+          <w:bCs w:val="0"/>
+        </w:rPr>
+        <w:t>We briefly discuss the</w:t>
+      </w:r>
+      <w:r>
+        <w:rPr>
+          <w:rStyle w:val="Strong"/>
+          <w:b w:val="0"/>
+          <w:bCs w:val="0"/>
+        </w:rPr>
+        <w:t xml:space="preserve"> circuit design of the later</w:t>
+      </w:r>
+      <w:r>
+        <w:rPr>
+          <w:rStyle w:val="Strong"/>
+          <w:b w:val="0"/>
+          <w:bCs w:val="0"/>
+        </w:rPr>
+        <w:t xml:space="preserve"> Raymarine </w:t>
+      </w:r>
+      <w:r>
+        <w:rPr>
+          <w:rStyle w:val="Strong"/>
+          <w:b w:val="0"/>
+          <w:bCs w:val="0"/>
+        </w:rPr>
+        <w:t>E22078</w:t>
+      </w:r>
+      <w:r>
+        <w:rPr>
+          <w:rStyle w:val="Strong"/>
+          <w:b w:val="0"/>
+          <w:bCs w:val="0"/>
+        </w:rPr>
+        <w:t>/E22079, noting that the earlier</w:t>
+      </w:r>
+      <w:r>
+        <w:rPr>
+          <w:rStyle w:val="Strong"/>
+          <w:b w:val="0"/>
+          <w:bCs w:val="0"/>
+        </w:rPr>
+        <w:t xml:space="preserve"> ST60/50 and Autohelm tran</w:t>
+      </w:r>
+      <w:r>
+        <w:rPr>
+          <w:rStyle w:val="Strong"/>
+          <w:b w:val="0"/>
+          <w:bCs w:val="0"/>
+        </w:rPr>
+        <w:t>s</w:t>
+      </w:r>
+      <w:r>
+        <w:rPr>
+          <w:rStyle w:val="Strong"/>
+          <w:b w:val="0"/>
+          <w:bCs w:val="0"/>
+        </w:rPr>
+        <w:t xml:space="preserve">ducers are electrically </w:t>
+      </w:r>
+      <w:r>
+        <w:rPr>
+          <w:rStyle w:val="Strong"/>
+          <w:b w:val="0"/>
+          <w:bCs w:val="0"/>
+        </w:rPr>
+        <w:t>and pin compatible.</w:t>
+      </w:r>
+      <w:r>
+        <w:rPr>
+          <w:rStyle w:val="Strong"/>
+          <w:b w:val="0"/>
+          <w:bCs w:val="0"/>
+        </w:rPr>
+        <w:t xml:space="preserve"> </w:t>
+      </w:r>
+    </w:p>
+    <w:p>
+      <w:pPr>
+        <w:pStyle w:val="BodyText"/>
+      </w:pPr>
+      <w:r>
+        <w:rPr>
+          <w:rStyle w:val="Strong"/>
+          <w:b w:val="0"/>
+          <w:bCs w:val="0"/>
+        </w:rPr>
+        <w:t xml:space="preserve">The </w:t>
+      </w:r>
       <w:r>
         <w:rPr>
           <w:rStyle w:val="Strong"/>
@@ -21479,82 +20870,123 @@
           <w:bCs w:val="0"/>
           <w:i/>
           <w:iCs/>
-          <w:u w:val="single"/>
-        </w:rPr>
-        <w:t>Raymarine</w:t>
-      </w:r>
-      <w:proofErr w:type="spellEnd"/>
+        </w:rPr>
+        <w:t>Raymarine  E22078/9</w:t>
+      </w:r>
       <w:r>
         <w:rPr>
           <w:rStyle w:val="Strong"/>
           <w:b w:val="0"/>
           <w:bCs w:val="0"/>
-          <w:i/>
-          <w:iCs/>
-          <w:u w:val="single"/>
-        </w:rPr>
-        <w:t xml:space="preserve"> </w:t>
-      </w:r>
-      <w:proofErr w:type="spellStart"/>
+        </w:rPr>
+        <w:t xml:space="preserve">  uses a</w:t>
+      </w:r>
+      <w:r>
+        <w:t xml:space="preserve"> Melexis Sentron 2SA-10 dual-axis Hall-effect sensor, which draws a steady supply current of approximately 16</w:t>
+      </w:r>
+      <w:r>
+        <w:rPr>
+          <w:rFonts w:ascii="Arial" w:hAnsi="Arial" w:cs="Arial"/>
+        </w:rPr>
+        <w:t> </w:t>
+      </w:r>
+      <w:r>
+        <w:t xml:space="preserve">mA as per its datasheet </w:t>
+      </w:r>
+      <w:r>
+        <w:rPr>
+          <w:vertAlign w:val="superscript"/>
+        </w:rPr>
+        <w:t>[26]</w:t>
+      </w:r>
+      <w:r>
+        <w:t>. In addition, the transducer includes two TL914 dual op-amps that buffer the X/Y vane signals and provide local power conditioning for the sensor. While these op-amps and associated passive components contribute additional quiescent current, the total consumption of the wind transducer is estimated to remain below 25</w:t>
+      </w:r>
+      <w:r>
+        <w:rPr>
+          <w:rFonts w:ascii="Arial" w:hAnsi="Arial" w:cs="Arial"/>
+        </w:rPr>
+        <w:t> </w:t>
+      </w:r>
+      <w:r>
+        <w:t>mA in normal operation. The anemometer circuit, which uses an opto-interrupter with a series 560</w:t>
+      </w:r>
+      <w:r>
+        <w:rPr>
+          <w:rFonts w:ascii="Arial" w:hAnsi="Arial" w:cs="Arial"/>
+        </w:rPr>
+        <w:t> </w:t>
+      </w:r>
+      <w:r>
+        <w:t>Ω resistor, contributes transient pulses but negligible average current. Combined, the entire wind transducer system is well within the 100</w:t>
+      </w:r>
+      <w:r>
+        <w:rPr>
+          <w:rFonts w:ascii="Arial" w:hAnsi="Arial" w:cs="Arial"/>
+        </w:rPr>
+        <w:t> </w:t>
+      </w:r>
+      <w:r>
+        <w:t xml:space="preserve">mA output rating of the </w:t>
+      </w:r>
+      <w:r>
+        <w:t>8 V regulated power supply</w:t>
+      </w:r>
+      <w:r>
+        <w:t>.</w:t>
+      </w:r>
+    </w:p>
+    <w:p>
+      <w:pPr>
+        <w:pStyle w:val="BodyText"/>
+      </w:pPr>
       <w:r>
         <w:rPr>
           <w:rStyle w:val="Strong"/>
           <w:b w:val="0"/>
           <w:bCs w:val="0"/>
-          <w:i/>
-          <w:iCs/>
-          <w:u w:val="single"/>
-        </w:rPr>
-        <w:t>RotaVecta</w:t>
-      </w:r>
-      <w:proofErr w:type="spellEnd"/>
+        </w:rPr>
+        <w:t>Earlier ST60/50 and Autohelm transducers are electrically and pin compatible with the later E22078</w:t>
+      </w:r>
       <w:r>
         <w:rPr>
           <w:rStyle w:val="Strong"/>
           <w:b w:val="0"/>
           <w:bCs w:val="0"/>
-          <w:i/>
-          <w:iCs/>
-          <w:u w:val="single"/>
-        </w:rPr>
-        <w:t>™ transducers</w:t>
+        </w:rPr>
+        <w:t>/9. They are much simpler devices, employing Hall-effect sensors from Honeywell</w:t>
       </w:r>
       <w:r>
         <w:rPr>
           <w:rStyle w:val="Strong"/>
           <w:b w:val="0"/>
           <w:bCs w:val="0"/>
-          <w:u w:val="single"/>
-        </w:rPr>
-        <w:t>.</w:t>
-      </w:r>
-    </w:p>
-    <w:p>
-      <w:pPr>
-        <w:pStyle w:val="Heading4"/>
+        </w:rPr>
+        <w:t xml:space="preserve"> for both the sine/cosine and speed sensors. These </w:t>
+      </w:r>
+      <w:r>
         <w:rPr>
           <w:rStyle w:val="Strong"/>
           <w:b w:val="0"/>
           <w:bCs w:val="0"/>
         </w:rPr>
-      </w:pPr>
-      <w:proofErr w:type="spellStart"/>
+        <w:t>early transducers</w:t>
+      </w:r>
       <w:r>
         <w:rPr>
           <w:rStyle w:val="Strong"/>
           <w:b w:val="0"/>
           <w:bCs w:val="0"/>
         </w:rPr>
-        <w:t>Raymarine</w:t>
-      </w:r>
-      <w:proofErr w:type="spellEnd"/>
+        <w:t xml:space="preserve"> </w:t>
+      </w:r>
       <w:r>
         <w:rPr>
           <w:rStyle w:val="Strong"/>
           <w:b w:val="0"/>
           <w:bCs w:val="0"/>
         </w:rPr>
-        <w:t xml:space="preserve"> </w:t>
+        <w:t>draw less power than the E22</w:t>
       </w:r>
       <w:r>
         <w:rPr>
@@ -21562,819 +20994,326 @@
           <w:b w:val="0"/>
           <w:bCs w:val="0"/>
         </w:rPr>
-        <w:t xml:space="preserve">ST60-style </w:t>
-      </w:r>
+        <w:t>078/E22079 models.</w:t>
+      </w:r>
+    </w:p>
+    <w:p>
+      <w:pPr>
+        <w:pStyle w:val="Heading4"/>
+        <w:rPr>
+          <w:lang w:val="en-US"/>
+        </w:rPr>
+      </w:pPr>
+      <w:r>
+        <w:rPr>
+          <w:lang w:val="en-US"/>
+        </w:rPr>
+        <w:t xml:space="preserve">B&amp;G </w:t>
+      </w:r>
+      <w:r>
+        <w:rPr>
+          <w:lang w:val="en-US"/>
+        </w:rPr>
+        <w:t>Wind Transducers</w:t>
+      </w:r>
+    </w:p>
+    <w:p>
+      <w:pPr>
+        <w:pStyle w:val="BodyText"/>
+        <w:rPr>
+          <w:lang w:val="en-US"/>
+        </w:rPr>
+      </w:pPr>
+      <w:r>
+        <w:rPr>
+          <w:lang w:val="en-US"/>
+        </w:rPr>
+        <w:t>The B&amp;G masthead transducer uses three phase-shifted analog outputs (Red, Green, Blue), spaced 120° apart. These form a synchro-like system. The MDD400 requires only two of these</w:t>
+      </w:r>
+      <w:r>
+        <w:rPr>
+          <w:lang w:val="en-US"/>
+        </w:rPr>
+        <w:t xml:space="preserve"> signals</w:t>
+      </w:r>
+      <w:r>
+        <w:rPr>
+          <w:lang w:val="en-US"/>
+        </w:rPr>
+        <w:t xml:space="preserve"> to compute angle and typically uses the Red and Blue wires, connected to the WIND_X and WIND_Y channels. These pass through the same analog signal chain as described above.</w:t>
+      </w:r>
+    </w:p>
+    <w:p>
+      <w:pPr>
+        <w:pStyle w:val="BodyText"/>
+        <w:rPr>
+          <w:lang w:val="en-US"/>
+        </w:rPr>
+      </w:pPr>
+      <w:r>
+        <w:rPr>
+          <w:lang w:val="en-US"/>
+        </w:rPr>
+        <w:t>In firmware, a modified trigonometric transform is used to calculate wind direction:</w:t>
+      </w:r>
+    </w:p>
+    <w:p>
+      <w:pPr>
+        <w:pStyle w:val="BodyText"/>
+        <w:ind w:left="1440"/>
+        <w:rPr>
+          <w:i/>
+          <w:iCs/>
+          <w:lang w:val="en-US"/>
+        </w:rPr>
+      </w:pPr>
+      <w:r>
+        <w:rPr>
+          <w:i/>
+          <w:iCs/>
+          <w:lang w:val="en-US"/>
+        </w:rPr>
+        <w:lastRenderedPageBreak/>
+        <w:t>θ=atan2(V</w:t>
+      </w:r>
+      <w:r>
+        <w:rPr>
+          <w:i/>
+          <w:iCs/>
+          <w:lang w:val="en-US"/>
+        </w:rPr>
+        <w:t>B</w:t>
+      </w:r>
+      <w:r>
+        <w:rPr>
+          <w:i/>
+          <w:iCs/>
+          <w:lang w:val="en-US"/>
+        </w:rPr>
+        <w:t>,V</w:t>
+      </w:r>
+      <w:r>
+        <w:rPr>
+          <w:i/>
+          <w:iCs/>
+          <w:lang w:val="en-US"/>
+        </w:rPr>
+        <w:t>G</w:t>
+      </w:r>
+      <w:r>
+        <w:rPr>
+          <w:i/>
+          <w:iCs/>
+          <w:lang w:val="en-US"/>
+        </w:rPr>
+        <w:t xml:space="preserve">)+offset </w:t>
+      </w:r>
+    </w:p>
+    <w:p>
+      <w:pPr>
+        <w:pStyle w:val="BodyText"/>
+        <w:rPr>
+          <w:lang w:val="en-US"/>
+        </w:rPr>
+      </w:pPr>
+      <w:r>
+        <w:rPr>
+          <w:lang w:val="en-US"/>
+        </w:rPr>
+        <w:t>Where V</w:t>
+      </w:r>
+      <w:r>
+        <w:rPr>
+          <w:lang w:val="en-US"/>
+        </w:rPr>
+        <w:t>B</w:t>
+      </w:r>
+      <w:r>
+        <w:rPr>
+          <w:rFonts w:ascii="Arial" w:hAnsi="Arial" w:cs="Arial"/>
+          <w:lang w:val="en-US"/>
+        </w:rPr>
+        <w:t>​</w:t>
+      </w:r>
+      <w:r>
+        <w:rPr>
+          <w:lang w:val="en-US"/>
+        </w:rPr>
+        <w:t xml:space="preserve"> and V</w:t>
+      </w:r>
+      <w:r>
+        <w:rPr>
+          <w:lang w:val="en-US"/>
+        </w:rPr>
+        <w:t>G</w:t>
+      </w:r>
+      <w:r>
+        <w:rPr>
+          <w:rFonts w:ascii="Arial" w:hAnsi="Arial" w:cs="Arial"/>
+          <w:lang w:val="en-US"/>
+        </w:rPr>
+        <w:t>​</w:t>
+      </w:r>
+      <w:r>
+        <w:rPr>
+          <w:lang w:val="en-US"/>
+        </w:rPr>
+        <w:t xml:space="preserve"> are the voltages sampled from the </w:t>
+      </w:r>
+      <w:r>
+        <w:rPr>
+          <w:lang w:val="en-US"/>
+        </w:rPr>
+        <w:t>Blue</w:t>
+      </w:r>
+      <w:r>
+        <w:rPr>
+          <w:lang w:val="en-US"/>
+        </w:rPr>
+        <w:t xml:space="preserve"> and </w:t>
+      </w:r>
+      <w:r>
+        <w:rPr>
+          <w:lang w:val="en-US"/>
+        </w:rPr>
+        <w:t>Green</w:t>
+      </w:r>
+      <w:r>
+        <w:rPr>
+          <w:lang w:val="en-US"/>
+        </w:rPr>
+        <w:t xml:space="preserve"> channels respectively, and the offset compensates for phase alignment.</w:t>
+      </w:r>
+    </w:p>
+    <w:p>
+      <w:pPr>
+        <w:pStyle w:val="BodyText"/>
+      </w:pPr>
+      <w:r>
+        <w:rPr>
+          <w:lang w:val="en-US"/>
+        </w:rPr>
+        <w:t xml:space="preserve">The B&amp;G anemometer uses a similar </w:t>
+      </w:r>
+      <w:r>
+        <w:rPr>
+          <w:lang w:val="en-US"/>
+        </w:rPr>
+        <w:t xml:space="preserve">open-collector </w:t>
+      </w:r>
+      <w:r>
+        <w:rPr>
+          <w:lang w:val="en-US"/>
+        </w:rPr>
+        <w:t>switching circuit</w:t>
+      </w:r>
+      <w:r>
+        <w:rPr>
+          <w:lang w:val="en-US"/>
+        </w:rPr>
+        <w:t xml:space="preserve"> to Raymarine for wind speed, producing a 2-pulse-per-rotation open-collector output. This signal is fully compatible with the comparator-based speed sensing circuit and requires no additional conditioning.</w:t>
+      </w:r>
+    </w:p>
+    <w:p>
+      <w:pPr>
+        <w:pStyle w:val="BodyText"/>
+      </w:pPr>
       <w:r>
         <w:rPr>
           <w:rStyle w:val="Strong"/>
           <w:b w:val="0"/>
           <w:bCs w:val="0"/>
         </w:rPr>
-        <w:t>Masthead Wind Transducer</w:t>
-      </w:r>
-    </w:p>
-    <w:p>
-      <w:pPr>
-        <w:pStyle w:val="BodyText"/>
-      </w:pPr>
-      <w:r>
-        <w:rPr>
-          <w:lang w:val="en-US"/>
-        </w:rPr>
-        <w:t>For wind speed, the</w:t>
-      </w:r>
-      <w:r>
-        <w:rPr>
-          <w:lang w:val="en-US"/>
-        </w:rPr>
-        <w:t xml:space="preserve"> </w:t>
-      </w:r>
-      <w:proofErr w:type="spellStart"/>
-      <w:r>
-        <w:rPr>
-          <w:lang w:val="en-US"/>
-        </w:rPr>
-        <w:t>Raymarine</w:t>
-      </w:r>
-      <w:proofErr w:type="spellEnd"/>
-      <w:r>
-        <w:rPr>
-          <w:lang w:val="en-US"/>
-        </w:rPr>
-        <w:t xml:space="preserve"> transducer provides a pulse signal (Yellow wire) generated by an opto-interrupter. This open-collector signal is fully compatible with the WIND_SPEED comparator circuit, requiring no modification.</w:t>
-      </w:r>
-    </w:p>
-    <w:p>
-      <w:pPr>
-        <w:pStyle w:val="BodyText"/>
-      </w:pPr>
-      <w:r>
-        <w:rPr>
-          <w:lang w:val="en-US"/>
-        </w:rPr>
-        <w:t>For wind angle, t</w:t>
-      </w:r>
-      <w:r>
-        <w:rPr>
-          <w:lang w:val="en-US"/>
-        </w:rPr>
-        <w:t xml:space="preserve">he </w:t>
-      </w:r>
-      <w:proofErr w:type="spellStart"/>
-      <w:r>
-        <w:rPr>
-          <w:lang w:val="en-US"/>
-        </w:rPr>
-        <w:t>Raymarine</w:t>
-      </w:r>
-      <w:proofErr w:type="spellEnd"/>
-      <w:r>
-        <w:rPr>
-          <w:lang w:val="en-US"/>
-        </w:rPr>
-        <w:t xml:space="preserve"> transducer outputs analog </w:t>
-      </w:r>
-      <w:r>
-        <w:t xml:space="preserve">sine and cosine signals representing wind angle. </w:t>
-      </w:r>
-      <w:r>
-        <w:rPr>
-          <w:lang w:val="en-US"/>
-        </w:rPr>
-        <w:t xml:space="preserve">These form a </w:t>
-      </w:r>
-      <w:r>
-        <w:rPr>
-          <w:lang w:val="en-US"/>
-        </w:rPr>
-        <w:t>resolver</w:t>
-      </w:r>
-      <w:r>
-        <w:rPr>
-          <w:lang w:val="en-US"/>
-        </w:rPr>
-        <w:t>-like system</w:t>
-      </w:r>
-      <w:r>
-        <w:rPr>
-          <w:lang w:val="en-US"/>
-        </w:rPr>
-        <w:t>.</w:t>
-      </w:r>
-      <w:r>
-        <w:t xml:space="preserve"> </w:t>
-      </w:r>
-      <w:r>
-        <w:t>The two channels (Blue and Green wires) vary in voltage as the vane rotates and are biased around half the transducer’s supply voltage (~4</w:t>
-      </w:r>
-      <w:r>
-        <w:rPr>
-          <w:rFonts w:ascii="Arial" w:hAnsi="Arial" w:cs="Arial"/>
-        </w:rPr>
-        <w:t> </w:t>
-      </w:r>
-      <w:r>
-        <w:t>V on an 8</w:t>
-      </w:r>
-      <w:r>
-        <w:rPr>
-          <w:rFonts w:ascii="Arial" w:hAnsi="Arial" w:cs="Arial"/>
-        </w:rPr>
-        <w:t> </w:t>
-      </w:r>
-      <w:r>
-        <w:t xml:space="preserve">V rail). The signals are processed through the shared </w:t>
-      </w:r>
-      <w:proofErr w:type="spellStart"/>
-      <w:r>
-        <w:t>analog</w:t>
-      </w:r>
-      <w:proofErr w:type="spellEnd"/>
-      <w:r>
-        <w:t xml:space="preserve"> conditioning circuit and sampled by the ESP32-S3.</w:t>
-      </w:r>
-      <w:r>
-        <w:t xml:space="preserve"> </w:t>
-      </w:r>
-    </w:p>
-    <w:p>
-      <w:pPr>
-        <w:pStyle w:val="BodyText"/>
-        <w:keepNext/>
-        <w:rPr>
-          <w:lang w:val="en-US"/>
-        </w:rPr>
-      </w:pPr>
-      <w:r>
-        <w:rPr>
-          <w:lang w:val="en-US"/>
-        </w:rPr>
-        <w:t>In firmware, wind angle is derived using:</w:t>
-      </w:r>
-    </w:p>
-    <w:p>
-      <w:pPr>
-        <w:pStyle w:val="BodyText"/>
-        <w:keepNext/>
-        <w:ind w:left="1440"/>
-        <w:rPr>
-          <w:lang w:val="en-US"/>
-        </w:rPr>
-      </w:pPr>
-      <w:r>
-        <w:rPr>
-          <w:i/>
-          <w:iCs/>
-          <w:lang w:val="en-US"/>
-        </w:rPr>
-        <w:t>θ=atan2(Y,X</w:t>
-      </w:r>
-      <w:r>
-        <w:rPr>
-          <w:i/>
-          <w:iCs/>
-          <w:lang w:val="en-US"/>
-        </w:rPr>
-        <w:t>)</w:t>
-      </w:r>
-      <w:r>
-        <w:rPr>
-          <w:i/>
-          <w:iCs/>
-          <w:lang w:val="en-US"/>
-        </w:rPr>
-        <w:t xml:space="preserve"> </w:t>
-      </w:r>
-    </w:p>
-    <w:p>
-      <w:pPr>
-        <w:pStyle w:val="BodyText"/>
+        <w:t xml:space="preserve">The </w:t>
+      </w:r>
+      <w:r>
         <w:rPr>
           <w:rStyle w:val="Strong"/>
           <w:b w:val="0"/>
           <w:bCs w:val="0"/>
         </w:rPr>
-      </w:pPr>
-      <w:r>
-        <w:rPr>
-          <w:rStyle w:val="Strong"/>
-          <w:b w:val="0"/>
-          <w:bCs w:val="0"/>
-        </w:rPr>
-        <w:t>We briefly discuss the</w:t>
-      </w:r>
-      <w:r>
-        <w:rPr>
-          <w:rStyle w:val="Strong"/>
-          <w:b w:val="0"/>
-          <w:bCs w:val="0"/>
-        </w:rPr>
-        <w:t xml:space="preserve"> circuit design of the later</w:t>
-      </w:r>
-      <w:r>
-        <w:rPr>
-          <w:rStyle w:val="Strong"/>
-          <w:b w:val="0"/>
-          <w:bCs w:val="0"/>
-        </w:rPr>
+        <w:t>B&amp;G 213 transducer</w:t>
+      </w:r>
+      <w:r>
+        <w:t xml:space="preserve"> operates nominally at 6.5</w:t>
+      </w:r>
+      <w:r>
+        <w:rPr>
+          <w:rFonts w:ascii="Arial" w:hAnsi="Arial" w:cs="Arial"/>
+        </w:rPr>
+        <w:t> </w:t>
+      </w:r>
+      <w:r>
+        <w:t>V and has been verified to tolerate input voltages up to 8</w:t>
+      </w:r>
+      <w:r>
+        <w:rPr>
+          <w:rFonts w:ascii="Arial" w:hAnsi="Arial" w:cs="Arial"/>
+        </w:rPr>
+        <w:t> </w:t>
+      </w:r>
+      <w:r>
+        <w:t xml:space="preserve">V. Diagnostic documentation indicates the use of analog vane signals with phase-shifted sinusoidal outputs (Red, Green, Blue) and a pulse-type wind speed output on the Violet line. </w:t>
+      </w:r>
+      <w:r>
+        <w:t xml:space="preserve">The </w:t>
+      </w:r>
+      <w:r>
+        <w:t>angle transducers employ magnetic coupling of the wind vane s</w:t>
+      </w:r>
+      <w:r>
+        <w:t xml:space="preserve">haft to an inductive antenna. </w:t>
+      </w:r>
+    </w:p>
+    <w:p>
+      <w:pPr>
+        <w:pStyle w:val="BodyText"/>
+      </w:pPr>
+      <w:r>
+        <w:t xml:space="preserve">Under normal operation, the B&amp;G 213 unit draws </w:t>
+      </w:r>
+      <w:r>
+        <w:t>an</w:t>
+      </w:r>
+      <w:r>
+        <w:t xml:space="preserve"> estimated </w:t>
+      </w:r>
+      <w:r>
+        <w:t xml:space="preserve">total current </w:t>
+      </w:r>
+      <w:r>
+        <w:t xml:space="preserve">of </w:t>
+      </w:r>
+      <w:r>
+        <w:t>25</w:t>
+      </w:r>
+      <w:r>
+        <w:t xml:space="preserve"> to </w:t>
+      </w:r>
+      <w:r>
+        <w:t>30</w:t>
+      </w:r>
+      <w:r>
+        <w:rPr>
+          <w:rFonts w:ascii="Arial" w:hAnsi="Arial" w:cs="Arial"/>
+        </w:rPr>
+        <w:t> </w:t>
+      </w:r>
+      <w:r>
+        <w:t>mA, consistent with its analog signal architecture and passive sensing elements. Compatibility testing confirmed stable operation of the unit at 8.0</w:t>
+      </w:r>
+      <w:r>
+        <w:rPr>
+          <w:rFonts w:ascii="Arial" w:hAnsi="Arial" w:cs="Arial"/>
+        </w:rPr>
+        <w:t> </w:t>
+      </w:r>
+      <w:r>
+        <w:t>V, with no signal distortion or thermal issues observed.</w:t>
+      </w:r>
+      <w:r>
         <w:t xml:space="preserve"> </w:t>
       </w:r>
-      <w:proofErr w:type="spellStart"/>
-      <w:r>
-        <w:rPr>
-          <w:rStyle w:val="Strong"/>
-          <w:b w:val="0"/>
-          <w:bCs w:val="0"/>
-        </w:rPr>
-        <w:t>Raymarine</w:t>
-      </w:r>
-      <w:proofErr w:type="spellEnd"/>
-      <w:r>
-        <w:rPr>
-          <w:rStyle w:val="Strong"/>
-          <w:b w:val="0"/>
-          <w:bCs w:val="0"/>
-        </w:rPr>
-        <w:t xml:space="preserve"> </w:t>
-      </w:r>
-      <w:r>
-        <w:rPr>
-          <w:rStyle w:val="Strong"/>
-          <w:b w:val="0"/>
-          <w:bCs w:val="0"/>
-        </w:rPr>
-        <w:t>E22078</w:t>
-      </w:r>
-      <w:r>
-        <w:rPr>
-          <w:rStyle w:val="Strong"/>
-          <w:b w:val="0"/>
-          <w:bCs w:val="0"/>
-        </w:rPr>
-        <w:t>/E22079, noting that the earlier</w:t>
-      </w:r>
-      <w:r>
-        <w:rPr>
-          <w:rStyle w:val="Strong"/>
-          <w:b w:val="0"/>
-          <w:bCs w:val="0"/>
-        </w:rPr>
-        <w:t xml:space="preserve"> ST60/50 and Autohelm tran</w:t>
-      </w:r>
-      <w:r>
-        <w:rPr>
-          <w:rStyle w:val="Strong"/>
-          <w:b w:val="0"/>
-          <w:bCs w:val="0"/>
-        </w:rPr>
-        <w:t>s</w:t>
-      </w:r>
-      <w:r>
-        <w:rPr>
-          <w:rStyle w:val="Strong"/>
-          <w:b w:val="0"/>
-          <w:bCs w:val="0"/>
-        </w:rPr>
-        <w:t xml:space="preserve">ducers are electrically </w:t>
-      </w:r>
-      <w:r>
-        <w:rPr>
-          <w:rStyle w:val="Strong"/>
-          <w:b w:val="0"/>
-          <w:bCs w:val="0"/>
-        </w:rPr>
-        <w:t>and pin compatible.</w:t>
-      </w:r>
-      <w:r>
-        <w:rPr>
-          <w:rStyle w:val="Strong"/>
-          <w:b w:val="0"/>
-          <w:bCs w:val="0"/>
-        </w:rPr>
-        <w:t xml:space="preserve"> </w:t>
-      </w:r>
-    </w:p>
-    <w:p>
-      <w:pPr>
-        <w:pStyle w:val="BodyText"/>
-      </w:pPr>
-      <w:r>
-        <w:rPr>
-          <w:rStyle w:val="Strong"/>
-          <w:b w:val="0"/>
-          <w:bCs w:val="0"/>
-        </w:rPr>
-        <w:t xml:space="preserve">The </w:t>
-      </w:r>
-      <w:proofErr w:type="spellStart"/>
-      <w:r>
-        <w:rPr>
-          <w:rStyle w:val="Strong"/>
-          <w:b w:val="0"/>
-          <w:bCs w:val="0"/>
-          <w:i/>
-          <w:iCs/>
-        </w:rPr>
-        <w:t>Raymarine</w:t>
-      </w:r>
-      <w:proofErr w:type="spellEnd"/>
-      <w:r>
-        <w:rPr>
-          <w:rStyle w:val="Strong"/>
-          <w:b w:val="0"/>
-          <w:bCs w:val="0"/>
-          <w:i/>
-          <w:iCs/>
-        </w:rPr>
-        <w:t xml:space="preserve">  E22078/9</w:t>
-      </w:r>
-      <w:r>
-        <w:rPr>
-          <w:rStyle w:val="Strong"/>
-          <w:b w:val="0"/>
-          <w:bCs w:val="0"/>
-        </w:rPr>
-        <w:t xml:space="preserve">  uses a</w:t>
-      </w:r>
-      <w:r>
-        <w:t xml:space="preserve"> </w:t>
-      </w:r>
-      <w:proofErr w:type="spellStart"/>
-      <w:r>
-        <w:t>Melexis</w:t>
-      </w:r>
-      <w:proofErr w:type="spellEnd"/>
-      <w:r>
-        <w:t xml:space="preserve"> </w:t>
-      </w:r>
-      <w:proofErr w:type="spellStart"/>
-      <w:r>
-        <w:t>Sentron</w:t>
-      </w:r>
-      <w:proofErr w:type="spellEnd"/>
-      <w:r>
-        <w:t xml:space="preserve"> 2SA-10 dual-axis Hall-effect sensor, which draws a steady supply current of approximately 16</w:t>
-      </w:r>
-      <w:r>
-        <w:rPr>
-          <w:rFonts w:ascii="Arial" w:hAnsi="Arial" w:cs="Arial"/>
-        </w:rPr>
-        <w:t> </w:t>
-      </w:r>
-      <w:r>
-        <w:t xml:space="preserve">mA as per its datasheet </w:t>
-      </w:r>
-      <w:r>
-        <w:rPr>
-          <w:vertAlign w:val="superscript"/>
-        </w:rPr>
-        <w:t>[26]</w:t>
-      </w:r>
-      <w:r>
-        <w:t>. In addition, the transducer includes two TL914 dual op-amps that buffer the X/Y vane signals and provide local power conditioning for the sensor. While these op-amps and associated passive components contribute additional quiescent current, the total consumption of the wind transducer is estimated to remain below 25</w:t>
-      </w:r>
-      <w:r>
-        <w:rPr>
-          <w:rFonts w:ascii="Arial" w:hAnsi="Arial" w:cs="Arial"/>
-        </w:rPr>
-        <w:t> </w:t>
-      </w:r>
-      <w:r>
-        <w:t>mA in normal operation. The anemometer circuit, which uses an opto-interrupter with a series 560</w:t>
-      </w:r>
-      <w:r>
-        <w:rPr>
-          <w:rFonts w:ascii="Arial" w:hAnsi="Arial" w:cs="Arial"/>
-        </w:rPr>
-        <w:t> </w:t>
-      </w:r>
-      <w:r>
-        <w:t>Ω resistor, contributes transient pulses but negligible average current. Combined, the entire wind transducer system is well within the 100</w:t>
-      </w:r>
-      <w:r>
-        <w:rPr>
-          <w:rFonts w:ascii="Arial" w:hAnsi="Arial" w:cs="Arial"/>
-        </w:rPr>
-        <w:t> </w:t>
-      </w:r>
-      <w:r>
-        <w:t xml:space="preserve">mA output rating of the </w:t>
-      </w:r>
-      <w:r>
-        <w:t>8 V regulated power supply</w:t>
-      </w:r>
-      <w:r>
-        <w:t>.</w:t>
-      </w:r>
-    </w:p>
-    <w:p>
-      <w:pPr>
-        <w:pStyle w:val="BodyText"/>
-      </w:pPr>
-      <w:r>
-        <w:rPr>
-          <w:rStyle w:val="Strong"/>
-          <w:b w:val="0"/>
-          <w:bCs w:val="0"/>
-        </w:rPr>
-        <w:t>Earlier ST60/50 and Autohelm transducers are electrically and pin compatible with the later E22078</w:t>
-      </w:r>
-      <w:r>
-        <w:rPr>
-          <w:rStyle w:val="Strong"/>
-          <w:b w:val="0"/>
-          <w:bCs w:val="0"/>
-        </w:rPr>
-        <w:t>/9. They are much simpler devices, employing Hall-effect sensors from Honeywell</w:t>
-      </w:r>
-      <w:r>
-        <w:rPr>
-          <w:rStyle w:val="Strong"/>
-          <w:b w:val="0"/>
-          <w:bCs w:val="0"/>
-        </w:rPr>
-        <w:t xml:space="preserve"> for both the sine/cosine and speed sensors. These </w:t>
-      </w:r>
-      <w:r>
-        <w:rPr>
-          <w:rStyle w:val="Strong"/>
-          <w:b w:val="0"/>
-          <w:bCs w:val="0"/>
-        </w:rPr>
-        <w:t>early transducers</w:t>
-      </w:r>
-      <w:r>
-        <w:rPr>
-          <w:rStyle w:val="Strong"/>
-          <w:b w:val="0"/>
-          <w:bCs w:val="0"/>
-        </w:rPr>
-        <w:t xml:space="preserve"> </w:t>
-      </w:r>
-      <w:r>
-        <w:rPr>
-          <w:rStyle w:val="Strong"/>
-          <w:b w:val="0"/>
-          <w:bCs w:val="0"/>
-        </w:rPr>
-        <w:t>draw less power than the E22</w:t>
-      </w:r>
-      <w:r>
-        <w:rPr>
-          <w:rStyle w:val="Strong"/>
-          <w:b w:val="0"/>
-          <w:bCs w:val="0"/>
-        </w:rPr>
-        <w:t>078/E22079 models.</w:t>
-      </w:r>
-    </w:p>
-    <w:p>
-      <w:pPr>
-        <w:pStyle w:val="Heading4"/>
-        <w:rPr>
-          <w:lang w:val="en-US"/>
-        </w:rPr>
-      </w:pPr>
-      <w:r>
-        <w:rPr>
-          <w:lang w:val="en-US"/>
-        </w:rPr>
-        <w:t xml:space="preserve">B&amp;G </w:t>
-      </w:r>
-      <w:r>
-        <w:rPr>
-          <w:lang w:val="en-US"/>
-        </w:rPr>
-        <w:t>Wind Transducers</w:t>
-      </w:r>
-    </w:p>
-    <w:p>
-      <w:pPr>
-        <w:pStyle w:val="BodyText"/>
-        <w:rPr>
-          <w:lang w:val="en-US"/>
-        </w:rPr>
-      </w:pPr>
-      <w:r>
-        <w:rPr>
-          <w:lang w:val="en-US"/>
-        </w:rPr>
-        <w:t>The B&amp;G masthead transducer uses three phase-shifted analog outputs (Red, Green, Blue), spaced 120° apart. These form a synchro-like system. The MDD400 requires only two of these</w:t>
-      </w:r>
-      <w:r>
-        <w:rPr>
-          <w:lang w:val="en-US"/>
-        </w:rPr>
-        <w:t xml:space="preserve"> signals</w:t>
-      </w:r>
-      <w:r>
-        <w:rPr>
-          <w:lang w:val="en-US"/>
-        </w:rPr>
-        <w:t xml:space="preserve"> to compute angle and typically uses the Red and Blue wires, connected to the WIND_X and WIND_Y channels. These pass through the same analog signal chain as described above.</w:t>
-      </w:r>
-    </w:p>
-    <w:p>
-      <w:pPr>
-        <w:pStyle w:val="BodyText"/>
-        <w:rPr>
-          <w:lang w:val="en-US"/>
-        </w:rPr>
-      </w:pPr>
-      <w:r>
-        <w:rPr>
-          <w:lang w:val="en-US"/>
-        </w:rPr>
-        <w:t>In firmware, a modified trigonometric transform is used to calculate wind direction:</w:t>
-      </w:r>
-    </w:p>
-    <w:p>
-      <w:pPr>
-        <w:pStyle w:val="BodyText"/>
-        <w:ind w:left="1440"/>
-        <w:rPr>
-          <w:i/>
-          <w:iCs/>
-          <w:lang w:val="en-US"/>
-        </w:rPr>
-      </w:pPr>
-      <w:r>
-        <w:rPr>
-          <w:i/>
-          <w:iCs/>
-          <w:lang w:val="en-US"/>
-        </w:rPr>
-        <w:lastRenderedPageBreak/>
-        <w:t>θ=atan2(V</w:t>
-      </w:r>
-      <w:r>
-        <w:rPr>
-          <w:i/>
-          <w:iCs/>
-          <w:lang w:val="en-US"/>
-        </w:rPr>
-        <w:t>B</w:t>
-      </w:r>
-      <w:r>
-        <w:rPr>
-          <w:i/>
-          <w:iCs/>
-          <w:lang w:val="en-US"/>
-        </w:rPr>
-        <w:t>,V</w:t>
-      </w:r>
-      <w:r>
-        <w:rPr>
-          <w:i/>
-          <w:iCs/>
-          <w:lang w:val="en-US"/>
-        </w:rPr>
-        <w:t>G</w:t>
-      </w:r>
-      <w:r>
-        <w:rPr>
-          <w:i/>
-          <w:iCs/>
-          <w:lang w:val="en-US"/>
-        </w:rPr>
-        <w:t xml:space="preserve">)+offset </w:t>
-      </w:r>
-    </w:p>
-    <w:p>
-      <w:pPr>
-        <w:pStyle w:val="BodyText"/>
-        <w:rPr>
-          <w:lang w:val="en-US"/>
-        </w:rPr>
-      </w:pPr>
-      <w:r>
-        <w:rPr>
-          <w:lang w:val="en-US"/>
-        </w:rPr>
-        <w:t>Where V</w:t>
-      </w:r>
-      <w:r>
-        <w:rPr>
-          <w:lang w:val="en-US"/>
-        </w:rPr>
-        <w:t>B</w:t>
-      </w:r>
-      <w:r>
-        <w:rPr>
-          <w:rFonts w:ascii="Arial" w:hAnsi="Arial" w:cs="Arial"/>
-          <w:lang w:val="en-US"/>
-        </w:rPr>
-        <w:t>​</w:t>
-      </w:r>
-      <w:r>
-        <w:rPr>
-          <w:lang w:val="en-US"/>
-        </w:rPr>
-        <w:t xml:space="preserve"> and V</w:t>
-      </w:r>
-      <w:r>
-        <w:rPr>
-          <w:lang w:val="en-US"/>
-        </w:rPr>
-        <w:t>G</w:t>
-      </w:r>
-      <w:r>
-        <w:rPr>
-          <w:rFonts w:ascii="Arial" w:hAnsi="Arial" w:cs="Arial"/>
-          <w:lang w:val="en-US"/>
-        </w:rPr>
-        <w:t>​</w:t>
-      </w:r>
-      <w:r>
-        <w:rPr>
-          <w:lang w:val="en-US"/>
-        </w:rPr>
-        <w:t xml:space="preserve"> are the voltages sampled from the </w:t>
-      </w:r>
-      <w:r>
-        <w:rPr>
-          <w:lang w:val="en-US"/>
-        </w:rPr>
-        <w:t>Blue</w:t>
-      </w:r>
-      <w:r>
-        <w:rPr>
-          <w:lang w:val="en-US"/>
-        </w:rPr>
-        <w:t xml:space="preserve"> and </w:t>
-      </w:r>
-      <w:r>
-        <w:rPr>
-          <w:lang w:val="en-US"/>
-        </w:rPr>
-        <w:t>Green</w:t>
-      </w:r>
-      <w:r>
-        <w:rPr>
-          <w:lang w:val="en-US"/>
-        </w:rPr>
-        <w:t xml:space="preserve"> channels respectively, and the offset compensates for phase alignment.</w:t>
-      </w:r>
-    </w:p>
-    <w:p>
-      <w:pPr>
-        <w:pStyle w:val="BodyText"/>
-      </w:pPr>
-      <w:r>
-        <w:rPr>
-          <w:lang w:val="en-US"/>
-        </w:rPr>
-        <w:t xml:space="preserve">The B&amp;G anemometer uses a similar </w:t>
-      </w:r>
-      <w:r>
-        <w:rPr>
-          <w:lang w:val="en-US"/>
-        </w:rPr>
-        <w:t xml:space="preserve">open-collector </w:t>
-      </w:r>
-      <w:r>
-        <w:rPr>
-          <w:lang w:val="en-US"/>
-        </w:rPr>
-        <w:t>switching circuit</w:t>
-      </w:r>
-      <w:r>
-        <w:rPr>
-          <w:lang w:val="en-US"/>
-        </w:rPr>
-        <w:t xml:space="preserve"> to </w:t>
-      </w:r>
-      <w:proofErr w:type="spellStart"/>
-      <w:r>
-        <w:rPr>
-          <w:lang w:val="en-US"/>
-        </w:rPr>
-        <w:t>Raymarine</w:t>
-      </w:r>
-      <w:proofErr w:type="spellEnd"/>
-      <w:r>
-        <w:rPr>
-          <w:lang w:val="en-US"/>
-        </w:rPr>
-        <w:t xml:space="preserve"> for wind speed, producing a 2-pulse-per-rotation open-collector output. This signal is fully compatible with the comparator-based speed sensing circuit and requires no additional conditioning.</w:t>
-      </w:r>
-    </w:p>
-    <w:p>
-      <w:pPr>
-        <w:pStyle w:val="BodyText"/>
-      </w:pPr>
-      <w:r>
-        <w:rPr>
-          <w:rStyle w:val="Strong"/>
-          <w:b w:val="0"/>
-          <w:bCs w:val="0"/>
-        </w:rPr>
-        <w:t xml:space="preserve">The </w:t>
-      </w:r>
-      <w:r>
-        <w:rPr>
-          <w:rStyle w:val="Strong"/>
-          <w:b w:val="0"/>
-          <w:bCs w:val="0"/>
-        </w:rPr>
-        <w:t>B&amp;G 213 transducer</w:t>
-      </w:r>
-      <w:r>
-        <w:t xml:space="preserve"> operates nominally at 6.5</w:t>
-      </w:r>
-      <w:r>
-        <w:rPr>
-          <w:rFonts w:ascii="Arial" w:hAnsi="Arial" w:cs="Arial"/>
-        </w:rPr>
-        <w:t> </w:t>
-      </w:r>
-      <w:r>
-        <w:t>V and has been verified to tolerate input voltages up to 8</w:t>
-      </w:r>
-      <w:r>
-        <w:rPr>
-          <w:rFonts w:ascii="Arial" w:hAnsi="Arial" w:cs="Arial"/>
-        </w:rPr>
-        <w:t> </w:t>
-      </w:r>
-      <w:r>
-        <w:t xml:space="preserve">V. Diagnostic documentation indicates the use of </w:t>
-      </w:r>
-      <w:proofErr w:type="spellStart"/>
-      <w:r>
-        <w:t>analog</w:t>
-      </w:r>
-      <w:proofErr w:type="spellEnd"/>
-      <w:r>
-        <w:t xml:space="preserve"> vane signals with phase-shifted sinusoidal outputs (Red, Green, Blue) and a pulse-type wind speed output on the Violet line. </w:t>
-      </w:r>
-      <w:r>
-        <w:t xml:space="preserve">The </w:t>
-      </w:r>
-      <w:r>
-        <w:t>angle transducers employ magnetic coupling of the wind vane s</w:t>
-      </w:r>
-      <w:r>
-        <w:t xml:space="preserve">haft to an inductive antenna. </w:t>
-      </w:r>
-    </w:p>
-    <w:p>
-      <w:pPr>
-        <w:pStyle w:val="BodyText"/>
-      </w:pPr>
-      <w:r>
-        <w:t xml:space="preserve">Under normal operation, the B&amp;G 213 unit draws </w:t>
-      </w:r>
-      <w:r>
-        <w:t>an</w:t>
-      </w:r>
-      <w:r>
-        <w:t xml:space="preserve"> estimated </w:t>
-      </w:r>
-      <w:r>
-        <w:t xml:space="preserve">total current </w:t>
-      </w:r>
-      <w:r>
-        <w:t xml:space="preserve">of </w:t>
-      </w:r>
-      <w:r>
-        <w:t>25</w:t>
-      </w:r>
-      <w:r>
-        <w:t xml:space="preserve"> to </w:t>
-      </w:r>
-      <w:r>
-        <w:t>30</w:t>
-      </w:r>
-      <w:r>
-        <w:rPr>
-          <w:rFonts w:ascii="Arial" w:hAnsi="Arial" w:cs="Arial"/>
-        </w:rPr>
-        <w:t> </w:t>
-      </w:r>
-      <w:r>
-        <w:t xml:space="preserve">mA, consistent with its </w:t>
-      </w:r>
-      <w:proofErr w:type="spellStart"/>
-      <w:r>
-        <w:t>analog</w:t>
-      </w:r>
-      <w:proofErr w:type="spellEnd"/>
-      <w:r>
-        <w:t xml:space="preserve"> signal architecture and passive sensing elements. Compatibility testing confirmed stable operation of the unit at 8.0</w:t>
-      </w:r>
-      <w:r>
-        <w:rPr>
-          <w:rFonts w:ascii="Arial" w:hAnsi="Arial" w:cs="Arial"/>
-        </w:rPr>
-        <w:t> </w:t>
-      </w:r>
-      <w:r>
-        <w:t>V, with no signal distortion or thermal issues observed.</w:t>
-      </w:r>
-      <w:r>
-        <w:t xml:space="preserve"> </w:t>
-      </w:r>
       <w:r>
         <w:rPr>
           <w:lang w:val="en-US"/>
@@ -22387,29 +21326,13 @@
         <w:pStyle w:val="BodyText"/>
       </w:pPr>
       <w:r>
-        <w:t xml:space="preserve">Since the MDD400 uses a </w:t>
-      </w:r>
-      <w:proofErr w:type="spellStart"/>
-      <w:r>
-        <w:t>Raymarine</w:t>
-      </w:r>
-      <w:proofErr w:type="spellEnd"/>
-      <w:r>
-        <w:t>-compatible input layout</w:t>
+        <w:t>Since the MDD400 uses a Raymarine-compatible input layout</w:t>
       </w:r>
       <w:r>
         <w:t>,</w:t>
       </w:r>
       <w:r>
-        <w:t xml:space="preserve"> wiring B&amp;G transducers requires matching B&amp;G </w:t>
-      </w:r>
-      <w:proofErr w:type="spellStart"/>
-      <w:r>
-        <w:t>colors</w:t>
-      </w:r>
-      <w:proofErr w:type="spellEnd"/>
-      <w:r>
-        <w:t xml:space="preserve"> to expected X/Y/Speed inputs. Only two of the three angle phase outputs (typically </w:t>
+        <w:t xml:space="preserve"> wiring B&amp;G transducers requires matching B&amp;G colors to expected X/Y/Speed inputs. Only two of the three angle phase outputs (typically </w:t>
       </w:r>
       <w:r>
         <w:t>GREEN</w:t>
@@ -23398,15 +22321,7 @@
         <w:pStyle w:val="BodyText"/>
       </w:pPr>
       <w:r>
-        <w:t xml:space="preserve">Only two of the three angle outputs are required. </w:t>
-      </w:r>
-      <w:proofErr w:type="spellStart"/>
-      <w:r>
-        <w:t>Raymarine</w:t>
-      </w:r>
-      <w:proofErr w:type="spellEnd"/>
-      <w:r>
-        <w:t xml:space="preserve">-compatible wiring expects </w:t>
+        <w:t xml:space="preserve">Only two of the three angle outputs are required. Raymarine-compatible wiring expects </w:t>
       </w:r>
       <w:r>
         <w:t>BLUE</w:t>
@@ -23550,15 +22465,7 @@
         <w:pStyle w:val="ListBullet"/>
       </w:pPr>
       <w:r>
-        <w:t xml:space="preserve">Ensure polarity is observed when connecting legacy B&amp;G cables to the MDD400 breakout — especially for older installations with undocumented </w:t>
-      </w:r>
-      <w:proofErr w:type="spellStart"/>
-      <w:r>
-        <w:t>color</w:t>
-      </w:r>
-      <w:proofErr w:type="spellEnd"/>
-      <w:r>
-        <w:t xml:space="preserve"> assignments.</w:t>
+        <w:t>Ensure polarity is observed when connecting legacy B&amp;G cables to the MDD400 breakout — especially for older installations with undocumented color assignments.</w:t>
       </w:r>
     </w:p>
     <w:p>
@@ -23622,10 +22529,10 @@
       <w:pPr>
         <w:pStyle w:val="Heading1"/>
       </w:pPr>
-      <w:bookmarkStart w:id="71" w:name="touchscreen-display"/>
-      <w:bookmarkStart w:id="72" w:name="_Toc202948656"/>
-      <w:bookmarkEnd w:id="53"/>
-      <w:bookmarkEnd w:id="67"/>
+      <w:bookmarkStart w:id="71" w:name="_Toc202948656"/>
+      <w:bookmarkStart w:id="72" w:name="touchscreen-display"/>
+      <w:bookmarkEnd w:id="54"/>
+      <w:bookmarkEnd w:id="68"/>
       <w:r>
         <w:lastRenderedPageBreak/>
         <w:t xml:space="preserve">USER </w:t>
@@ -23633,7 +22540,7 @@
       <w:r>
         <w:t>Interface</w:t>
       </w:r>
-      <w:bookmarkEnd w:id="72"/>
+      <w:bookmarkEnd w:id="71"/>
     </w:p>
     <w:p>
       <w:pPr>
@@ -23930,15 +22837,7 @@
         <w:pStyle w:val="ListBullet"/>
       </w:pPr>
       <w:r>
-        <w:t xml:space="preserve">Panel type: 4.0" IPS TFT with 262K </w:t>
-      </w:r>
-      <w:proofErr w:type="spellStart"/>
-      <w:r>
-        <w:t>colors</w:t>
-      </w:r>
-      <w:proofErr w:type="spellEnd"/>
-      <w:r>
-        <w:t xml:space="preserve"> and 480×480 resolution.</w:t>
+        <w:t>Panel type: 4.0" IPS TFT with 262K colors and 480×480 resolution.</w:t>
       </w:r>
     </w:p>
     <w:p>
@@ -24488,15 +23387,7 @@
         </w:rPr>
       </w:pPr>
       <w:r>
-        <w:t xml:space="preserve">These tests will guide design guidelines for future installation scenarios and ensure consistent </w:t>
-      </w:r>
-      <w:proofErr w:type="spellStart"/>
-      <w:r>
-        <w:t>behavior</w:t>
-      </w:r>
-      <w:proofErr w:type="spellEnd"/>
-      <w:r>
-        <w:t xml:space="preserve"> across vessel types.</w:t>
+        <w:t>These tests will guide design guidelines for future installation scenarios and ensure consistent behavior across vessel types.</w:t>
       </w:r>
     </w:p>
     <w:p>
@@ -25006,15 +23897,7 @@
         <w:t xml:space="preserve"> and no protection is provided to ensure the maximum utility</w:t>
       </w:r>
       <w:r>
-        <w:t xml:space="preserve">. The [SDA], [SCL], [EN] and [BOOT] pins are pulled up to </w:t>
-      </w:r>
-      <w:proofErr w:type="spellStart"/>
-      <w:r>
-        <w:t>Vcc</w:t>
-      </w:r>
-      <w:proofErr w:type="spellEnd"/>
-      <w:r>
-        <w:t xml:space="preserve"> by 10k</w:t>
+        <w:t>. The [SDA], [SCL], [EN] and [BOOT] pins are pulled up to Vcc by 10k</w:t>
       </w:r>
       <w:r>
         <w:rPr>
@@ -25042,23 +23925,7 @@
           <w:rFonts w:ascii="Aptos" w:hAnsi="Aptos" w:cs="Aptos"/>
           <w:lang w:val="en-US"/>
         </w:rPr>
-        <w:t xml:space="preserve"> are not pulled up or down to </w:t>
-      </w:r>
-      <w:proofErr w:type="spellStart"/>
-      <w:r>
-        <w:rPr>
-          <w:rFonts w:ascii="Aptos" w:hAnsi="Aptos" w:cs="Aptos"/>
-          <w:lang w:val="en-US"/>
-        </w:rPr>
-        <w:t>maximise</w:t>
-      </w:r>
-      <w:proofErr w:type="spellEnd"/>
-      <w:r>
-        <w:rPr>
-          <w:rFonts w:ascii="Aptos" w:hAnsi="Aptos" w:cs="Aptos"/>
-          <w:lang w:val="en-US"/>
-        </w:rPr>
-        <w:t xml:space="preserve"> utility.</w:t>
+        <w:t xml:space="preserve"> are not pulled up or down to maximise utility.</w:t>
       </w:r>
     </w:p>
     <w:p>
@@ -25175,13 +24042,7 @@
         <w:t>3.3v can also be provided</w:t>
       </w:r>
       <w:r>
-        <w:t xml:space="preserve"> (</w:t>
-      </w:r>
-      <w:r>
-        <w:t>on pin 10 of the connector</w:t>
-      </w:r>
-      <w:r>
-        <w:t>)</w:t>
+        <w:t xml:space="preserve"> (on pin 10 of the connector)</w:t>
       </w:r>
       <w:r>
         <w:t xml:space="preserve"> by closing the adjacent </w:t>
@@ -25242,13 +24103,7 @@
         <w:t>The [1-WIRE] pin, GND and 5V is connected to this 3-pin</w:t>
       </w:r>
       <w:r>
-        <w:t xml:space="preserve">, 2.54mm pitch male header </w:t>
-      </w:r>
-      <w:r>
-        <w:t>compatible with DuPont cable/connectors</w:t>
-      </w:r>
-      <w:r>
-        <w:t xml:space="preserve">. Provides an interface for industry standard </w:t>
+        <w:t xml:space="preserve">, 2.54mm pitch male header compatible with DuPont cable/connectors. Provides an interface for industry standard </w:t>
       </w:r>
       <w:r>
         <w:t>DS18B20</w:t>
@@ -25283,13 +24138,13 @@
       <w:pPr>
         <w:pStyle w:val="Heading2"/>
       </w:pPr>
-      <w:bookmarkStart w:id="91" w:name="pcb-layout-and-thermal-design"/>
-      <w:bookmarkStart w:id="92" w:name="_Toc202948675"/>
-      <w:bookmarkEnd w:id="71"/>
+      <w:bookmarkStart w:id="91" w:name="_Toc202948675"/>
+      <w:bookmarkStart w:id="92" w:name="pcb-layout-and-thermal-design"/>
+      <w:bookmarkEnd w:id="72"/>
       <w:r>
         <w:t>Description</w:t>
       </w:r>
-      <w:bookmarkEnd w:id="92"/>
+      <w:bookmarkEnd w:id="91"/>
     </w:p>
     <w:p>
       <w:pPr>
@@ -25492,35 +24347,35 @@
       <w:pPr>
         <w:pStyle w:val="Heading1"/>
       </w:pPr>
-      <w:bookmarkStart w:id="107" w:name="validation-and-test-plan"/>
-      <w:bookmarkStart w:id="108" w:name="_Toc202948690"/>
-      <w:bookmarkEnd w:id="91"/>
+      <w:bookmarkStart w:id="107" w:name="_Toc202948690"/>
+      <w:bookmarkStart w:id="108" w:name="validation-and-test-plan"/>
+      <w:bookmarkEnd w:id="92"/>
       <w:r>
         <w:lastRenderedPageBreak/>
         <w:t>7. Validation and Test Plan</w:t>
       </w:r>
+      <w:bookmarkEnd w:id="107"/>
+    </w:p>
+    <w:p>
+      <w:pPr>
+        <w:pStyle w:val="BodyText"/>
+      </w:pPr>
+      <w:r>
+        <w:t>appendix with the full compliance matrix or EMC test plan in the next sections.</w:t>
+      </w:r>
+    </w:p>
+    <w:p>
+      <w:pPr>
+        <w:pStyle w:val="Heading1"/>
+      </w:pPr>
+      <w:bookmarkStart w:id="109" w:name="_Toc202948691"/>
+      <w:bookmarkStart w:id="110" w:name="bill-of-materials-summary"/>
       <w:bookmarkEnd w:id="108"/>
-    </w:p>
-    <w:p>
-      <w:pPr>
-        <w:pStyle w:val="BodyText"/>
-      </w:pPr>
-      <w:r>
-        <w:t>appendix with the full compliance matrix or EMC test plan in the next sections.</w:t>
-      </w:r>
-    </w:p>
-    <w:p>
-      <w:pPr>
-        <w:pStyle w:val="Heading1"/>
-      </w:pPr>
-      <w:bookmarkStart w:id="109" w:name="bill-of-materials-summary"/>
-      <w:bookmarkStart w:id="110" w:name="_Toc202948691"/>
-      <w:bookmarkEnd w:id="107"/>
       <w:r>
         <w:lastRenderedPageBreak/>
         <w:t>8. Bill of Materials Summary</w:t>
       </w:r>
-      <w:bookmarkEnd w:id="110"/>
+      <w:bookmarkEnd w:id="109"/>
     </w:p>
     <w:p>
       <w:pPr>
@@ -25528,7 +24383,7 @@
       </w:pPr>
       <w:bookmarkStart w:id="111" w:name="conclusion-and-future-work"/>
       <w:bookmarkStart w:id="112" w:name="_Toc202948692"/>
-      <w:bookmarkEnd w:id="109"/>
+      <w:bookmarkEnd w:id="110"/>
       <w:r>
         <w:lastRenderedPageBreak/>
         <w:t>9. Conclusion and Future Work</w:t>
@@ -25889,15 +24744,7 @@
         <w:pStyle w:val="BodyText"/>
       </w:pPr>
       <w:r>
-        <w:t xml:space="preserve">[17] </w:t>
-      </w:r>
-      <w:proofErr w:type="spellStart"/>
-      <w:r>
-        <w:t>Espressif</w:t>
-      </w:r>
-      <w:proofErr w:type="spellEnd"/>
-      <w:r>
-        <w:t xml:space="preserve"> Systems, </w:t>
+        <w:t xml:space="preserve">[17] Espressif Systems, </w:t>
       </w:r>
       <w:r>
         <w:rPr>
@@ -26063,23 +24910,7 @@
         <w:t>6</w:t>
       </w:r>
       <w:r>
-        <w:t xml:space="preserve">] </w:t>
-      </w:r>
-      <w:proofErr w:type="spellStart"/>
-      <w:r>
-        <w:t>Melexis</w:t>
-      </w:r>
-      <w:proofErr w:type="spellEnd"/>
-      <w:r>
-        <w:t xml:space="preserve"> Technologies NV, Dual-Axis Magnetic Sensor IC - 2SA-10, Rev. 2.4, </w:t>
-      </w:r>
-      <w:proofErr w:type="spellStart"/>
-      <w:r>
-        <w:t>Melexis</w:t>
-      </w:r>
-      <w:proofErr w:type="spellEnd"/>
-      <w:r>
-        <w:t xml:space="preserve">, Apr. 2010. [Online]. Available: </w:t>
+        <w:t xml:space="preserve">] Melexis Technologies NV, Dual-Axis Magnetic Sensor IC - 2SA-10, Rev. 2.4, Melexis, Apr. 2010. [Online]. Available: </w:t>
       </w:r>
       <w:hyperlink r:id="rId29" w:history="1">
         <w:r>
@@ -29399,6 +28230,7 @@
   <w:style w:type="character" w:default="1" w:styleId="DefaultParagraphFont">
     <w:name w:val="Default Paragraph Font"/>
     <w:uiPriority w:val="1"/>
+    <w:semiHidden/>
     <w:unhideWhenUsed/>
   </w:style>
   <w:style w:type="table" w:default="1" w:styleId="TableNormal">
